--- a/guess-what/unit-8-at-the-beach/worksheets/worksheet-A.docx
+++ b/guess-what/unit-8-at-the-beach/worksheets/worksheet-A.docx
@@ -182,7 +182,7 @@
                 <w:i w:val="0"/>
                 <w:sz w:val="22"/>
               </w:rPr>
-              <w:t>chips</w:t>
+              <w:t>fries</w:t>
             </w:r>
             <w:r>
               <w:rPr>
@@ -218,7 +218,7 @@
                 <w:i w:val="0"/>
                 <w:sz w:val="22"/>
               </w:rPr>
-              <w:t>sea</w:t>
+              <w:t>ocean</w:t>
             </w:r>
             <w:r>
               <w:rPr>
@@ -1067,7 +1067,7 @@
                 <w:i w:val="0"/>
                 <w:sz w:val="21"/>
               </w:rPr>
-              <w:t xml:space="preserve">  sea   ____</w:t>
+              <w:t xml:space="preserve">  ocean   ____</w:t>
             </w:r>
           </w:p>
         </w:tc>
@@ -1101,7 +1101,7 @@
                 <w:i w:val="0"/>
                 <w:sz w:val="21"/>
               </w:rPr>
-              <w:t xml:space="preserve">  dengiz</w:t>
+              <w:t xml:space="preserve">  okean</w:t>
             </w:r>
           </w:p>
         </w:tc>
@@ -1864,7 +1864,7 @@
                 <w:i w:val="0"/>
                 <w:sz w:val="21"/>
               </w:rPr>
-              <w:t xml:space="preserve">  ch_ps</w:t>
+              <w:t xml:space="preserve">  fr__s</w:t>
             </w:r>
             <w:r>
               <w:br/>
@@ -1974,7 +1974,7 @@
                 <w:i w:val="0"/>
                 <w:sz w:val="22"/>
               </w:rPr>
-              <w:t>CHIPS</w:t>
+              <w:t>FRIES</w:t>
             </w:r>
             <w:r>
               <w:rPr>
@@ -2082,7 +2082,7 @@
                 <w:i w:val="0"/>
                 <w:sz w:val="22"/>
               </w:rPr>
-              <w:t>SEA</w:t>
+              <w:t>OCEAN</w:t>
             </w:r>
             <w:r>
               <w:rPr>
@@ -2132,6 +2132,957 @@
         <w:gridCol w:w="841"/>
         <w:gridCol w:w="841"/>
       </w:tblGrid>
+      <w:tr>
+        <w:trPr>
+          <w:trHeight w:val="488"/>
+        </w:trPr>
+        <w:tc>
+          <w:tcPr>
+            <w:tcW w:type="dxa" w:w="488"/>
+            <w:tcBorders>
+              <w:top w:val="single" w:sz="4" w:color="9FB3C8"/>
+              <w:left w:val="single" w:sz="4" w:color="9FB3C8"/>
+              <w:bottom w:val="single" w:sz="4" w:color="9FB3C8"/>
+              <w:right w:val="single" w:sz="4" w:color="9FB3C8"/>
+            </w:tcBorders>
+          </w:tcPr>
+          <w:p>
+            <w:pPr>
+              <w:spacing w:after="20"/>
+              <w:jc w:val="center"/>
+            </w:pPr>
+            <w:r>
+              <w:rPr>
+                <w:rFonts w:ascii="Arial" w:hAnsi="Arial" w:eastAsia="Arial"/>
+                <w:b/>
+                <w:i w:val="0"/>
+                <w:sz w:val="26"/>
+              </w:rPr>
+              <w:t>N</w:t>
+            </w:r>
+          </w:p>
+        </w:tc>
+        <w:tc>
+          <w:tcPr>
+            <w:tcW w:type="dxa" w:w="488"/>
+            <w:tcBorders>
+              <w:top w:val="single" w:sz="4" w:color="9FB3C8"/>
+              <w:left w:val="single" w:sz="4" w:color="9FB3C8"/>
+              <w:bottom w:val="single" w:sz="4" w:color="9FB3C8"/>
+              <w:right w:val="single" w:sz="4" w:color="9FB3C8"/>
+            </w:tcBorders>
+          </w:tcPr>
+          <w:p>
+            <w:pPr>
+              <w:spacing w:after="20"/>
+              <w:jc w:val="center"/>
+            </w:pPr>
+            <w:r>
+              <w:rPr>
+                <w:rFonts w:ascii="Arial" w:hAnsi="Arial" w:eastAsia="Arial"/>
+                <w:b/>
+                <w:i w:val="0"/>
+                <w:sz w:val="26"/>
+              </w:rPr>
+              <w:t>C</w:t>
+            </w:r>
+          </w:p>
+        </w:tc>
+        <w:tc>
+          <w:tcPr>
+            <w:tcW w:type="dxa" w:w="488"/>
+            <w:tcBorders>
+              <w:top w:val="single" w:sz="4" w:color="9FB3C8"/>
+              <w:left w:val="single" w:sz="4" w:color="9FB3C8"/>
+              <w:bottom w:val="single" w:sz="4" w:color="9FB3C8"/>
+              <w:right w:val="single" w:sz="4" w:color="9FB3C8"/>
+            </w:tcBorders>
+          </w:tcPr>
+          <w:p>
+            <w:pPr>
+              <w:spacing w:after="20"/>
+              <w:jc w:val="center"/>
+            </w:pPr>
+            <w:r>
+              <w:rPr>
+                <w:rFonts w:ascii="Arial" w:hAnsi="Arial" w:eastAsia="Arial"/>
+                <w:b/>
+                <w:i w:val="0"/>
+                <w:sz w:val="26"/>
+              </w:rPr>
+              <w:t>G</w:t>
+            </w:r>
+          </w:p>
+        </w:tc>
+        <w:tc>
+          <w:tcPr>
+            <w:tcW w:type="dxa" w:w="488"/>
+            <w:tcBorders>
+              <w:top w:val="single" w:sz="4" w:color="9FB3C8"/>
+              <w:left w:val="single" w:sz="4" w:color="9FB3C8"/>
+              <w:bottom w:val="single" w:sz="4" w:color="9FB3C8"/>
+              <w:right w:val="single" w:sz="4" w:color="9FB3C8"/>
+            </w:tcBorders>
+          </w:tcPr>
+          <w:p>
+            <w:pPr>
+              <w:spacing w:after="20"/>
+              <w:jc w:val="center"/>
+            </w:pPr>
+            <w:r>
+              <w:rPr>
+                <w:rFonts w:ascii="Arial" w:hAnsi="Arial" w:eastAsia="Arial"/>
+                <w:b/>
+                <w:i w:val="0"/>
+                <w:sz w:val="26"/>
+              </w:rPr>
+              <w:t>P</w:t>
+            </w:r>
+          </w:p>
+        </w:tc>
+        <w:tc>
+          <w:tcPr>
+            <w:tcW w:type="dxa" w:w="488"/>
+            <w:tcBorders>
+              <w:top w:val="single" w:sz="4" w:color="9FB3C8"/>
+              <w:left w:val="single" w:sz="4" w:color="9FB3C8"/>
+              <w:bottom w:val="single" w:sz="4" w:color="9FB3C8"/>
+              <w:right w:val="single" w:sz="4" w:color="9FB3C8"/>
+            </w:tcBorders>
+          </w:tcPr>
+          <w:p>
+            <w:pPr>
+              <w:spacing w:after="20"/>
+              <w:jc w:val="center"/>
+            </w:pPr>
+            <w:r>
+              <w:rPr>
+                <w:rFonts w:ascii="Arial" w:hAnsi="Arial" w:eastAsia="Arial"/>
+                <w:b/>
+                <w:i w:val="0"/>
+                <w:sz w:val="26"/>
+              </w:rPr>
+              <w:t>O</w:t>
+            </w:r>
+          </w:p>
+        </w:tc>
+        <w:tc>
+          <w:tcPr>
+            <w:tcW w:type="dxa" w:w="488"/>
+            <w:tcBorders>
+              <w:top w:val="single" w:sz="4" w:color="9FB3C8"/>
+              <w:left w:val="single" w:sz="4" w:color="9FB3C8"/>
+              <w:bottom w:val="single" w:sz="4" w:color="9FB3C8"/>
+              <w:right w:val="single" w:sz="4" w:color="9FB3C8"/>
+            </w:tcBorders>
+          </w:tcPr>
+          <w:p>
+            <w:pPr>
+              <w:spacing w:after="20"/>
+              <w:jc w:val="center"/>
+            </w:pPr>
+            <w:r>
+              <w:rPr>
+                <w:rFonts w:ascii="Arial" w:hAnsi="Arial" w:eastAsia="Arial"/>
+                <w:b/>
+                <w:i w:val="0"/>
+                <w:sz w:val="26"/>
+              </w:rPr>
+              <w:t>X</w:t>
+            </w:r>
+          </w:p>
+        </w:tc>
+        <w:tc>
+          <w:tcPr>
+            <w:tcW w:type="dxa" w:w="488"/>
+            <w:tcBorders>
+              <w:top w:val="single" w:sz="4" w:color="9FB3C8"/>
+              <w:left w:val="single" w:sz="4" w:color="9FB3C8"/>
+              <w:bottom w:val="single" w:sz="4" w:color="9FB3C8"/>
+              <w:right w:val="single" w:sz="4" w:color="9FB3C8"/>
+            </w:tcBorders>
+          </w:tcPr>
+          <w:p>
+            <w:pPr>
+              <w:spacing w:after="20"/>
+              <w:jc w:val="center"/>
+            </w:pPr>
+            <w:r>
+              <w:rPr>
+                <w:rFonts w:ascii="Arial" w:hAnsi="Arial" w:eastAsia="Arial"/>
+                <w:b/>
+                <w:i w:val="0"/>
+                <w:sz w:val="26"/>
+              </w:rPr>
+              <w:t>R</w:t>
+            </w:r>
+          </w:p>
+        </w:tc>
+        <w:tc>
+          <w:tcPr>
+            <w:tcW w:type="dxa" w:w="488"/>
+            <w:tcBorders>
+              <w:top w:val="single" w:sz="4" w:color="9FB3C8"/>
+              <w:left w:val="single" w:sz="4" w:color="9FB3C8"/>
+              <w:bottom w:val="single" w:sz="4" w:color="9FB3C8"/>
+              <w:right w:val="single" w:sz="4" w:color="9FB3C8"/>
+            </w:tcBorders>
+          </w:tcPr>
+          <w:p>
+            <w:pPr>
+              <w:spacing w:after="20"/>
+              <w:jc w:val="center"/>
+            </w:pPr>
+            <w:r>
+              <w:rPr>
+                <w:rFonts w:ascii="Arial" w:hAnsi="Arial" w:eastAsia="Arial"/>
+                <w:b/>
+                <w:i w:val="0"/>
+                <w:sz w:val="26"/>
+              </w:rPr>
+              <w:t>W</w:t>
+            </w:r>
+          </w:p>
+        </w:tc>
+        <w:tc>
+          <w:tcPr>
+            <w:tcW w:type="dxa" w:w="488"/>
+            <w:tcBorders>
+              <w:top w:val="single" w:sz="4" w:color="9FB3C8"/>
+              <w:left w:val="single" w:sz="4" w:color="9FB3C8"/>
+              <w:bottom w:val="single" w:sz="4" w:color="9FB3C8"/>
+              <w:right w:val="single" w:sz="4" w:color="9FB3C8"/>
+            </w:tcBorders>
+          </w:tcPr>
+          <w:p>
+            <w:pPr>
+              <w:spacing w:after="20"/>
+              <w:jc w:val="center"/>
+            </w:pPr>
+            <w:r>
+              <w:rPr>
+                <w:rFonts w:ascii="Arial" w:hAnsi="Arial" w:eastAsia="Arial"/>
+                <w:b/>
+                <w:i w:val="0"/>
+                <w:sz w:val="26"/>
+              </w:rPr>
+              <w:t>F</w:t>
+            </w:r>
+          </w:p>
+        </w:tc>
+        <w:tc>
+          <w:tcPr>
+            <w:tcW w:type="dxa" w:w="488"/>
+            <w:tcBorders>
+              <w:top w:val="single" w:sz="4" w:color="9FB3C8"/>
+              <w:left w:val="single" w:sz="4" w:color="9FB3C8"/>
+              <w:bottom w:val="single" w:sz="4" w:color="9FB3C8"/>
+              <w:right w:val="single" w:sz="4" w:color="9FB3C8"/>
+            </w:tcBorders>
+          </w:tcPr>
+          <w:p>
+            <w:pPr>
+              <w:spacing w:after="20"/>
+              <w:jc w:val="center"/>
+            </w:pPr>
+            <w:r>
+              <w:rPr>
+                <w:rFonts w:ascii="Arial" w:hAnsi="Arial" w:eastAsia="Arial"/>
+                <w:b/>
+                <w:i w:val="0"/>
+                <w:sz w:val="26"/>
+              </w:rPr>
+              <w:t>F</w:t>
+            </w:r>
+          </w:p>
+        </w:tc>
+        <w:tc>
+          <w:tcPr>
+            <w:tcW w:type="dxa" w:w="488"/>
+            <w:tcBorders>
+              <w:top w:val="single" w:sz="4" w:color="9FB3C8"/>
+              <w:left w:val="single" w:sz="4" w:color="9FB3C8"/>
+              <w:bottom w:val="single" w:sz="4" w:color="9FB3C8"/>
+              <w:right w:val="single" w:sz="4" w:color="9FB3C8"/>
+            </w:tcBorders>
+          </w:tcPr>
+          <w:p>
+            <w:pPr>
+              <w:spacing w:after="20"/>
+              <w:jc w:val="center"/>
+            </w:pPr>
+            <w:r>
+              <w:rPr>
+                <w:rFonts w:ascii="Arial" w:hAnsi="Arial" w:eastAsia="Arial"/>
+                <w:b/>
+                <w:i w:val="0"/>
+                <w:sz w:val="26"/>
+              </w:rPr>
+              <w:t>D</w:t>
+            </w:r>
+          </w:p>
+        </w:tc>
+        <w:tc>
+          <w:tcPr>
+            <w:tcW w:type="dxa" w:w="488"/>
+            <w:tcBorders>
+              <w:top w:val="single" w:sz="4" w:color="9FB3C8"/>
+              <w:left w:val="single" w:sz="4" w:color="9FB3C8"/>
+              <w:bottom w:val="single" w:sz="4" w:color="9FB3C8"/>
+              <w:right w:val="single" w:sz="4" w:color="9FB3C8"/>
+            </w:tcBorders>
+          </w:tcPr>
+          <w:p>
+            <w:pPr>
+              <w:spacing w:after="20"/>
+              <w:jc w:val="center"/>
+            </w:pPr>
+            <w:r>
+              <w:rPr>
+                <w:rFonts w:ascii="Arial" w:hAnsi="Arial" w:eastAsia="Arial"/>
+                <w:b/>
+                <w:i w:val="0"/>
+                <w:sz w:val="26"/>
+              </w:rPr>
+              <w:t>N</w:t>
+            </w:r>
+          </w:p>
+        </w:tc>
+      </w:tr>
+      <w:tr>
+        <w:trPr>
+          <w:trHeight w:val="488"/>
+        </w:trPr>
+        <w:tc>
+          <w:tcPr>
+            <w:tcW w:type="dxa" w:w="488"/>
+            <w:tcBorders>
+              <w:top w:val="single" w:sz="4" w:color="9FB3C8"/>
+              <w:left w:val="single" w:sz="4" w:color="9FB3C8"/>
+              <w:bottom w:val="single" w:sz="4" w:color="9FB3C8"/>
+              <w:right w:val="single" w:sz="4" w:color="9FB3C8"/>
+            </w:tcBorders>
+          </w:tcPr>
+          <w:p>
+            <w:pPr>
+              <w:spacing w:after="20"/>
+              <w:jc w:val="center"/>
+            </w:pPr>
+            <w:r>
+              <w:rPr>
+                <w:rFonts w:ascii="Arial" w:hAnsi="Arial" w:eastAsia="Arial"/>
+                <w:b/>
+                <w:i w:val="0"/>
+                <w:sz w:val="26"/>
+              </w:rPr>
+              <w:t>S</w:t>
+            </w:r>
+          </w:p>
+        </w:tc>
+        <w:tc>
+          <w:tcPr>
+            <w:tcW w:type="dxa" w:w="488"/>
+            <w:tcBorders>
+              <w:top w:val="single" w:sz="4" w:color="9FB3C8"/>
+              <w:left w:val="single" w:sz="4" w:color="9FB3C8"/>
+              <w:bottom w:val="single" w:sz="4" w:color="9FB3C8"/>
+              <w:right w:val="single" w:sz="4" w:color="9FB3C8"/>
+            </w:tcBorders>
+          </w:tcPr>
+          <w:p>
+            <w:pPr>
+              <w:spacing w:after="20"/>
+              <w:jc w:val="center"/>
+            </w:pPr>
+            <w:r>
+              <w:rPr>
+                <w:rFonts w:ascii="Arial" w:hAnsi="Arial" w:eastAsia="Arial"/>
+                <w:b/>
+                <w:i w:val="0"/>
+                <w:sz w:val="26"/>
+              </w:rPr>
+              <w:t>L</w:t>
+            </w:r>
+          </w:p>
+        </w:tc>
+        <w:tc>
+          <w:tcPr>
+            <w:tcW w:type="dxa" w:w="488"/>
+            <w:tcBorders>
+              <w:top w:val="single" w:sz="4" w:color="9FB3C8"/>
+              <w:left w:val="single" w:sz="4" w:color="9FB3C8"/>
+              <w:bottom w:val="single" w:sz="4" w:color="9FB3C8"/>
+              <w:right w:val="single" w:sz="4" w:color="9FB3C8"/>
+            </w:tcBorders>
+          </w:tcPr>
+          <w:p>
+            <w:pPr>
+              <w:spacing w:after="20"/>
+              <w:jc w:val="center"/>
+            </w:pPr>
+            <w:r>
+              <w:rPr>
+                <w:rFonts w:ascii="Arial" w:hAnsi="Arial" w:eastAsia="Arial"/>
+                <w:b/>
+                <w:i w:val="0"/>
+                <w:sz w:val="26"/>
+              </w:rPr>
+              <w:t>I</w:t>
+            </w:r>
+          </w:p>
+        </w:tc>
+        <w:tc>
+          <w:tcPr>
+            <w:tcW w:type="dxa" w:w="488"/>
+            <w:tcBorders>
+              <w:top w:val="single" w:sz="4" w:color="9FB3C8"/>
+              <w:left w:val="single" w:sz="4" w:color="9FB3C8"/>
+              <w:bottom w:val="single" w:sz="4" w:color="9FB3C8"/>
+              <w:right w:val="single" w:sz="4" w:color="9FB3C8"/>
+            </w:tcBorders>
+          </w:tcPr>
+          <w:p>
+            <w:pPr>
+              <w:spacing w:after="20"/>
+              <w:jc w:val="center"/>
+            </w:pPr>
+            <w:r>
+              <w:rPr>
+                <w:rFonts w:ascii="Arial" w:hAnsi="Arial" w:eastAsia="Arial"/>
+                <w:b/>
+                <w:i w:val="0"/>
+                <w:sz w:val="26"/>
+              </w:rPr>
+              <w:t>E</w:t>
+            </w:r>
+          </w:p>
+        </w:tc>
+        <w:tc>
+          <w:tcPr>
+            <w:tcW w:type="dxa" w:w="488"/>
+            <w:tcBorders>
+              <w:top w:val="single" w:sz="4" w:color="9FB3C8"/>
+              <w:left w:val="single" w:sz="4" w:color="9FB3C8"/>
+              <w:bottom w:val="single" w:sz="4" w:color="9FB3C8"/>
+              <w:right w:val="single" w:sz="4" w:color="9FB3C8"/>
+            </w:tcBorders>
+          </w:tcPr>
+          <w:p>
+            <w:pPr>
+              <w:spacing w:after="20"/>
+              <w:jc w:val="center"/>
+            </w:pPr>
+            <w:r>
+              <w:rPr>
+                <w:rFonts w:ascii="Arial" w:hAnsi="Arial" w:eastAsia="Arial"/>
+                <w:b/>
+                <w:i w:val="0"/>
+                <w:sz w:val="26"/>
+              </w:rPr>
+              <w:t>V</w:t>
+            </w:r>
+          </w:p>
+        </w:tc>
+        <w:tc>
+          <w:tcPr>
+            <w:tcW w:type="dxa" w:w="488"/>
+            <w:tcBorders>
+              <w:top w:val="single" w:sz="4" w:color="9FB3C8"/>
+              <w:left w:val="single" w:sz="4" w:color="9FB3C8"/>
+              <w:bottom w:val="single" w:sz="4" w:color="9FB3C8"/>
+              <w:right w:val="single" w:sz="4" w:color="9FB3C8"/>
+            </w:tcBorders>
+          </w:tcPr>
+          <w:p>
+            <w:pPr>
+              <w:spacing w:after="20"/>
+              <w:jc w:val="center"/>
+            </w:pPr>
+            <w:r>
+              <w:rPr>
+                <w:rFonts w:ascii="Arial" w:hAnsi="Arial" w:eastAsia="Arial"/>
+                <w:b/>
+                <w:i w:val="0"/>
+                <w:sz w:val="26"/>
+              </w:rPr>
+              <w:t>O</w:t>
+            </w:r>
+          </w:p>
+        </w:tc>
+        <w:tc>
+          <w:tcPr>
+            <w:tcW w:type="dxa" w:w="488"/>
+            <w:tcBorders>
+              <w:top w:val="single" w:sz="4" w:color="9FB3C8"/>
+              <w:left w:val="single" w:sz="4" w:color="9FB3C8"/>
+              <w:bottom w:val="single" w:sz="4" w:color="9FB3C8"/>
+              <w:right w:val="single" w:sz="4" w:color="9FB3C8"/>
+            </w:tcBorders>
+          </w:tcPr>
+          <w:p>
+            <w:pPr>
+              <w:spacing w:after="20"/>
+              <w:jc w:val="center"/>
+            </w:pPr>
+            <w:r>
+              <w:rPr>
+                <w:rFonts w:ascii="Arial" w:hAnsi="Arial" w:eastAsia="Arial"/>
+                <w:b/>
+                <w:i w:val="0"/>
+                <w:sz w:val="26"/>
+              </w:rPr>
+              <w:t>B</w:t>
+            </w:r>
+          </w:p>
+        </w:tc>
+        <w:tc>
+          <w:tcPr>
+            <w:tcW w:type="dxa" w:w="488"/>
+            <w:tcBorders>
+              <w:top w:val="single" w:sz="4" w:color="9FB3C8"/>
+              <w:left w:val="single" w:sz="4" w:color="9FB3C8"/>
+              <w:bottom w:val="single" w:sz="4" w:color="9FB3C8"/>
+              <w:right w:val="single" w:sz="4" w:color="9FB3C8"/>
+            </w:tcBorders>
+          </w:tcPr>
+          <w:p>
+            <w:pPr>
+              <w:spacing w:after="20"/>
+              <w:jc w:val="center"/>
+            </w:pPr>
+            <w:r>
+              <w:rPr>
+                <w:rFonts w:ascii="Arial" w:hAnsi="Arial" w:eastAsia="Arial"/>
+                <w:b/>
+                <w:i w:val="0"/>
+                <w:sz w:val="26"/>
+              </w:rPr>
+              <w:t>A</w:t>
+            </w:r>
+          </w:p>
+        </w:tc>
+        <w:tc>
+          <w:tcPr>
+            <w:tcW w:type="dxa" w:w="488"/>
+            <w:tcBorders>
+              <w:top w:val="single" w:sz="4" w:color="9FB3C8"/>
+              <w:left w:val="single" w:sz="4" w:color="9FB3C8"/>
+              <w:bottom w:val="single" w:sz="4" w:color="9FB3C8"/>
+              <w:right w:val="single" w:sz="4" w:color="9FB3C8"/>
+            </w:tcBorders>
+          </w:tcPr>
+          <w:p>
+            <w:pPr>
+              <w:spacing w:after="20"/>
+              <w:jc w:val="center"/>
+            </w:pPr>
+            <w:r>
+              <w:rPr>
+                <w:rFonts w:ascii="Arial" w:hAnsi="Arial" w:eastAsia="Arial"/>
+                <w:b/>
+                <w:i w:val="0"/>
+                <w:sz w:val="26"/>
+              </w:rPr>
+              <w:t>H</w:t>
+            </w:r>
+          </w:p>
+        </w:tc>
+        <w:tc>
+          <w:tcPr>
+            <w:tcW w:type="dxa" w:w="488"/>
+            <w:tcBorders>
+              <w:top w:val="single" w:sz="4" w:color="9FB3C8"/>
+              <w:left w:val="single" w:sz="4" w:color="9FB3C8"/>
+              <w:bottom w:val="single" w:sz="4" w:color="9FB3C8"/>
+              <w:right w:val="single" w:sz="4" w:color="9FB3C8"/>
+            </w:tcBorders>
+          </w:tcPr>
+          <w:p>
+            <w:pPr>
+              <w:spacing w:after="20"/>
+              <w:jc w:val="center"/>
+            </w:pPr>
+            <w:r>
+              <w:rPr>
+                <w:rFonts w:ascii="Arial" w:hAnsi="Arial" w:eastAsia="Arial"/>
+                <w:b/>
+                <w:i w:val="0"/>
+                <w:sz w:val="26"/>
+              </w:rPr>
+              <w:t>J</w:t>
+            </w:r>
+          </w:p>
+        </w:tc>
+        <w:tc>
+          <w:tcPr>
+            <w:tcW w:type="dxa" w:w="488"/>
+            <w:tcBorders>
+              <w:top w:val="single" w:sz="4" w:color="9FB3C8"/>
+              <w:left w:val="single" w:sz="4" w:color="9FB3C8"/>
+              <w:bottom w:val="single" w:sz="4" w:color="9FB3C8"/>
+              <w:right w:val="single" w:sz="4" w:color="9FB3C8"/>
+            </w:tcBorders>
+          </w:tcPr>
+          <w:p>
+            <w:pPr>
+              <w:spacing w:after="20"/>
+              <w:jc w:val="center"/>
+            </w:pPr>
+            <w:r>
+              <w:rPr>
+                <w:rFonts w:ascii="Arial" w:hAnsi="Arial" w:eastAsia="Arial"/>
+                <w:b/>
+                <w:i w:val="0"/>
+                <w:sz w:val="26"/>
+              </w:rPr>
+              <w:t>V</w:t>
+            </w:r>
+          </w:p>
+        </w:tc>
+        <w:tc>
+          <w:tcPr>
+            <w:tcW w:type="dxa" w:w="488"/>
+            <w:tcBorders>
+              <w:top w:val="single" w:sz="4" w:color="9FB3C8"/>
+              <w:left w:val="single" w:sz="4" w:color="9FB3C8"/>
+              <w:bottom w:val="single" w:sz="4" w:color="9FB3C8"/>
+              <w:right w:val="single" w:sz="4" w:color="9FB3C8"/>
+            </w:tcBorders>
+          </w:tcPr>
+          <w:p>
+            <w:pPr>
+              <w:spacing w:after="20"/>
+              <w:jc w:val="center"/>
+            </w:pPr>
+            <w:r>
+              <w:rPr>
+                <w:rFonts w:ascii="Arial" w:hAnsi="Arial" w:eastAsia="Arial"/>
+                <w:b/>
+                <w:i w:val="0"/>
+                <w:sz w:val="26"/>
+              </w:rPr>
+              <w:t>M</w:t>
+            </w:r>
+          </w:p>
+        </w:tc>
+      </w:tr>
+      <w:tr>
+        <w:trPr>
+          <w:trHeight w:val="488"/>
+        </w:trPr>
+        <w:tc>
+          <w:tcPr>
+            <w:tcW w:type="dxa" w:w="488"/>
+            <w:tcBorders>
+              <w:top w:val="single" w:sz="4" w:color="9FB3C8"/>
+              <w:left w:val="single" w:sz="4" w:color="9FB3C8"/>
+              <w:bottom w:val="single" w:sz="4" w:color="9FB3C8"/>
+              <w:right w:val="single" w:sz="4" w:color="9FB3C8"/>
+            </w:tcBorders>
+          </w:tcPr>
+          <w:p>
+            <w:pPr>
+              <w:spacing w:after="20"/>
+              <w:jc w:val="center"/>
+            </w:pPr>
+            <w:r>
+              <w:rPr>
+                <w:rFonts w:ascii="Arial" w:hAnsi="Arial" w:eastAsia="Arial"/>
+                <w:b/>
+                <w:i w:val="0"/>
+                <w:sz w:val="26"/>
+              </w:rPr>
+              <w:t>R</w:t>
+            </w:r>
+          </w:p>
+        </w:tc>
+        <w:tc>
+          <w:tcPr>
+            <w:tcW w:type="dxa" w:w="488"/>
+            <w:tcBorders>
+              <w:top w:val="single" w:sz="4" w:color="9FB3C8"/>
+              <w:left w:val="single" w:sz="4" w:color="9FB3C8"/>
+              <w:bottom w:val="single" w:sz="4" w:color="9FB3C8"/>
+              <w:right w:val="single" w:sz="4" w:color="9FB3C8"/>
+            </w:tcBorders>
+          </w:tcPr>
+          <w:p>
+            <w:pPr>
+              <w:spacing w:after="20"/>
+              <w:jc w:val="center"/>
+            </w:pPr>
+            <w:r>
+              <w:rPr>
+                <w:rFonts w:ascii="Arial" w:hAnsi="Arial" w:eastAsia="Arial"/>
+                <w:b/>
+                <w:i w:val="0"/>
+                <w:sz w:val="26"/>
+              </w:rPr>
+              <w:t>U</w:t>
+            </w:r>
+          </w:p>
+        </w:tc>
+        <w:tc>
+          <w:tcPr>
+            <w:tcW w:type="dxa" w:w="488"/>
+            <w:tcBorders>
+              <w:top w:val="single" w:sz="4" w:color="9FB3C8"/>
+              <w:left w:val="single" w:sz="4" w:color="9FB3C8"/>
+              <w:bottom w:val="single" w:sz="4" w:color="9FB3C8"/>
+              <w:right w:val="single" w:sz="4" w:color="9FB3C8"/>
+            </w:tcBorders>
+          </w:tcPr>
+          <w:p>
+            <w:pPr>
+              <w:spacing w:after="20"/>
+              <w:jc w:val="center"/>
+            </w:pPr>
+            <w:r>
+              <w:rPr>
+                <w:rFonts w:ascii="Arial" w:hAnsi="Arial" w:eastAsia="Arial"/>
+                <w:b/>
+                <w:i w:val="0"/>
+                <w:sz w:val="26"/>
+              </w:rPr>
+              <w:t>G</w:t>
+            </w:r>
+          </w:p>
+        </w:tc>
+        <w:tc>
+          <w:tcPr>
+            <w:tcW w:type="dxa" w:w="488"/>
+            <w:tcBorders>
+              <w:top w:val="single" w:sz="4" w:color="9FB3C8"/>
+              <w:left w:val="single" w:sz="4" w:color="9FB3C8"/>
+              <w:bottom w:val="single" w:sz="4" w:color="9FB3C8"/>
+              <w:right w:val="single" w:sz="4" w:color="9FB3C8"/>
+            </w:tcBorders>
+          </w:tcPr>
+          <w:p>
+            <w:pPr>
+              <w:spacing w:after="20"/>
+              <w:jc w:val="center"/>
+            </w:pPr>
+            <w:r>
+              <w:rPr>
+                <w:rFonts w:ascii="Arial" w:hAnsi="Arial" w:eastAsia="Arial"/>
+                <w:b/>
+                <w:i w:val="0"/>
+                <w:sz w:val="26"/>
+              </w:rPr>
+              <w:t>T</w:t>
+            </w:r>
+          </w:p>
+        </w:tc>
+        <w:tc>
+          <w:tcPr>
+            <w:tcW w:type="dxa" w:w="488"/>
+            <w:tcBorders>
+              <w:top w:val="single" w:sz="4" w:color="9FB3C8"/>
+              <w:left w:val="single" w:sz="4" w:color="9FB3C8"/>
+              <w:bottom w:val="single" w:sz="4" w:color="9FB3C8"/>
+              <w:right w:val="single" w:sz="4" w:color="9FB3C8"/>
+            </w:tcBorders>
+          </w:tcPr>
+          <w:p>
+            <w:pPr>
+              <w:spacing w:after="20"/>
+              <w:jc w:val="center"/>
+            </w:pPr>
+            <w:r>
+              <w:rPr>
+                <w:rFonts w:ascii="Arial" w:hAnsi="Arial" w:eastAsia="Arial"/>
+                <w:b/>
+                <w:i w:val="0"/>
+                <w:sz w:val="26"/>
+              </w:rPr>
+              <w:t>C</w:t>
+            </w:r>
+          </w:p>
+        </w:tc>
+        <w:tc>
+          <w:tcPr>
+            <w:tcW w:type="dxa" w:w="488"/>
+            <w:tcBorders>
+              <w:top w:val="single" w:sz="4" w:color="9FB3C8"/>
+              <w:left w:val="single" w:sz="4" w:color="9FB3C8"/>
+              <w:bottom w:val="single" w:sz="4" w:color="9FB3C8"/>
+              <w:right w:val="single" w:sz="4" w:color="9FB3C8"/>
+            </w:tcBorders>
+          </w:tcPr>
+          <w:p>
+            <w:pPr>
+              <w:spacing w:after="20"/>
+              <w:jc w:val="center"/>
+            </w:pPr>
+            <w:r>
+              <w:rPr>
+                <w:rFonts w:ascii="Arial" w:hAnsi="Arial" w:eastAsia="Arial"/>
+                <w:b/>
+                <w:i w:val="0"/>
+                <w:sz w:val="26"/>
+              </w:rPr>
+              <w:t>H</w:t>
+            </w:r>
+          </w:p>
+        </w:tc>
+        <w:tc>
+          <w:tcPr>
+            <w:tcW w:type="dxa" w:w="488"/>
+            <w:tcBorders>
+              <w:top w:val="single" w:sz="4" w:color="9FB3C8"/>
+              <w:left w:val="single" w:sz="4" w:color="9FB3C8"/>
+              <w:bottom w:val="single" w:sz="4" w:color="9FB3C8"/>
+              <w:right w:val="single" w:sz="4" w:color="9FB3C8"/>
+            </w:tcBorders>
+          </w:tcPr>
+          <w:p>
+            <w:pPr>
+              <w:spacing w:after="20"/>
+              <w:jc w:val="center"/>
+            </w:pPr>
+            <w:r>
+              <w:rPr>
+                <w:rFonts w:ascii="Arial" w:hAnsi="Arial" w:eastAsia="Arial"/>
+                <w:b/>
+                <w:i w:val="0"/>
+                <w:sz w:val="26"/>
+              </w:rPr>
+              <w:t>C</w:t>
+            </w:r>
+          </w:p>
+        </w:tc>
+        <w:tc>
+          <w:tcPr>
+            <w:tcW w:type="dxa" w:w="488"/>
+            <w:tcBorders>
+              <w:top w:val="single" w:sz="4" w:color="9FB3C8"/>
+              <w:left w:val="single" w:sz="4" w:color="9FB3C8"/>
+              <w:bottom w:val="single" w:sz="4" w:color="9FB3C8"/>
+              <w:right w:val="single" w:sz="4" w:color="9FB3C8"/>
+            </w:tcBorders>
+          </w:tcPr>
+          <w:p>
+            <w:pPr>
+              <w:spacing w:after="20"/>
+              <w:jc w:val="center"/>
+            </w:pPr>
+            <w:r>
+              <w:rPr>
+                <w:rFonts w:ascii="Arial" w:hAnsi="Arial" w:eastAsia="Arial"/>
+                <w:b/>
+                <w:i w:val="0"/>
+                <w:sz w:val="26"/>
+              </w:rPr>
+              <w:t>B</w:t>
+            </w:r>
+          </w:p>
+        </w:tc>
+        <w:tc>
+          <w:tcPr>
+            <w:tcW w:type="dxa" w:w="488"/>
+            <w:tcBorders>
+              <w:top w:val="single" w:sz="4" w:color="9FB3C8"/>
+              <w:left w:val="single" w:sz="4" w:color="9FB3C8"/>
+              <w:bottom w:val="single" w:sz="4" w:color="9FB3C8"/>
+              <w:right w:val="single" w:sz="4" w:color="9FB3C8"/>
+            </w:tcBorders>
+          </w:tcPr>
+          <w:p>
+            <w:pPr>
+              <w:spacing w:after="20"/>
+              <w:jc w:val="center"/>
+            </w:pPr>
+            <w:r>
+              <w:rPr>
+                <w:rFonts w:ascii="Arial" w:hAnsi="Arial" w:eastAsia="Arial"/>
+                <w:b/>
+                <w:i w:val="0"/>
+                <w:sz w:val="26"/>
+              </w:rPr>
+              <w:t>Z</w:t>
+            </w:r>
+          </w:p>
+        </w:tc>
+        <w:tc>
+          <w:tcPr>
+            <w:tcW w:type="dxa" w:w="488"/>
+            <w:tcBorders>
+              <w:top w:val="single" w:sz="4" w:color="9FB3C8"/>
+              <w:left w:val="single" w:sz="4" w:color="9FB3C8"/>
+              <w:bottom w:val="single" w:sz="4" w:color="9FB3C8"/>
+              <w:right w:val="single" w:sz="4" w:color="9FB3C8"/>
+            </w:tcBorders>
+          </w:tcPr>
+          <w:p>
+            <w:pPr>
+              <w:spacing w:after="20"/>
+              <w:jc w:val="center"/>
+            </w:pPr>
+            <w:r>
+              <w:rPr>
+                <w:rFonts w:ascii="Arial" w:hAnsi="Arial" w:eastAsia="Arial"/>
+                <w:b/>
+                <w:i w:val="0"/>
+                <w:sz w:val="26"/>
+              </w:rPr>
+              <w:t>R</w:t>
+            </w:r>
+          </w:p>
+        </w:tc>
+        <w:tc>
+          <w:tcPr>
+            <w:tcW w:type="dxa" w:w="488"/>
+            <w:tcBorders>
+              <w:top w:val="single" w:sz="4" w:color="9FB3C8"/>
+              <w:left w:val="single" w:sz="4" w:color="9FB3C8"/>
+              <w:bottom w:val="single" w:sz="4" w:color="9FB3C8"/>
+              <w:right w:val="single" w:sz="4" w:color="9FB3C8"/>
+            </w:tcBorders>
+          </w:tcPr>
+          <w:p>
+            <w:pPr>
+              <w:spacing w:after="20"/>
+              <w:jc w:val="center"/>
+            </w:pPr>
+            <w:r>
+              <w:rPr>
+                <w:rFonts w:ascii="Arial" w:hAnsi="Arial" w:eastAsia="Arial"/>
+                <w:b/>
+                <w:i w:val="0"/>
+                <w:sz w:val="26"/>
+              </w:rPr>
+              <w:t>B</w:t>
+            </w:r>
+          </w:p>
+        </w:tc>
+        <w:tc>
+          <w:tcPr>
+            <w:tcW w:type="dxa" w:w="488"/>
+            <w:tcBorders>
+              <w:top w:val="single" w:sz="4" w:color="9FB3C8"/>
+              <w:left w:val="single" w:sz="4" w:color="9FB3C8"/>
+              <w:bottom w:val="single" w:sz="4" w:color="9FB3C8"/>
+              <w:right w:val="single" w:sz="4" w:color="9FB3C8"/>
+            </w:tcBorders>
+          </w:tcPr>
+          <w:p>
+            <w:pPr>
+              <w:spacing w:after="20"/>
+              <w:jc w:val="center"/>
+            </w:pPr>
+            <w:r>
+              <w:rPr>
+                <w:rFonts w:ascii="Arial" w:hAnsi="Arial" w:eastAsia="Arial"/>
+                <w:b/>
+                <w:i w:val="0"/>
+                <w:sz w:val="26"/>
+              </w:rPr>
+              <w:t>F</w:t>
+            </w:r>
+          </w:p>
+        </w:tc>
+      </w:tr>
       <w:tr>
         <w:trPr>
           <w:trHeight w:val="488"/>
@@ -2210,6 +3161,505 @@
                 <w:i w:val="0"/>
                 <w:sz w:val="26"/>
               </w:rPr>
+              <w:t>N</w:t>
+            </w:r>
+          </w:p>
+        </w:tc>
+        <w:tc>
+          <w:tcPr>
+            <w:tcW w:type="dxa" w:w="488"/>
+            <w:tcBorders>
+              <w:top w:val="single" w:sz="4" w:color="9FB3C8"/>
+              <w:left w:val="single" w:sz="4" w:color="9FB3C8"/>
+              <w:bottom w:val="single" w:sz="4" w:color="9FB3C8"/>
+              <w:right w:val="single" w:sz="4" w:color="9FB3C8"/>
+            </w:tcBorders>
+          </w:tcPr>
+          <w:p>
+            <w:pPr>
+              <w:spacing w:after="20"/>
+              <w:jc w:val="center"/>
+            </w:pPr>
+            <w:r>
+              <w:rPr>
+                <w:rFonts w:ascii="Arial" w:hAnsi="Arial" w:eastAsia="Arial"/>
+                <w:b/>
+                <w:i w:val="0"/>
+                <w:sz w:val="26"/>
+              </w:rPr>
+              <w:t>N</w:t>
+            </w:r>
+          </w:p>
+        </w:tc>
+        <w:tc>
+          <w:tcPr>
+            <w:tcW w:type="dxa" w:w="488"/>
+            <w:tcBorders>
+              <w:top w:val="single" w:sz="4" w:color="9FB3C8"/>
+              <w:left w:val="single" w:sz="4" w:color="9FB3C8"/>
+              <w:bottom w:val="single" w:sz="4" w:color="9FB3C8"/>
+              <w:right w:val="single" w:sz="4" w:color="9FB3C8"/>
+            </w:tcBorders>
+          </w:tcPr>
+          <w:p>
+            <w:pPr>
+              <w:spacing w:after="20"/>
+              <w:jc w:val="center"/>
+            </w:pPr>
+            <w:r>
+              <w:rPr>
+                <w:rFonts w:ascii="Arial" w:hAnsi="Arial" w:eastAsia="Arial"/>
+                <w:b/>
+                <w:i w:val="0"/>
+                <w:sz w:val="26"/>
+              </w:rPr>
+              <w:t>F</w:t>
+            </w:r>
+          </w:p>
+        </w:tc>
+        <w:tc>
+          <w:tcPr>
+            <w:tcW w:type="dxa" w:w="488"/>
+            <w:tcBorders>
+              <w:top w:val="single" w:sz="4" w:color="9FB3C8"/>
+              <w:left w:val="single" w:sz="4" w:color="9FB3C8"/>
+              <w:bottom w:val="single" w:sz="4" w:color="9FB3C8"/>
+              <w:right w:val="single" w:sz="4" w:color="9FB3C8"/>
+            </w:tcBorders>
+          </w:tcPr>
+          <w:p>
+            <w:pPr>
+              <w:spacing w:after="20"/>
+              <w:jc w:val="center"/>
+            </w:pPr>
+            <w:r>
+              <w:rPr>
+                <w:rFonts w:ascii="Arial" w:hAnsi="Arial" w:eastAsia="Arial"/>
+                <w:b/>
+                <w:i w:val="0"/>
+                <w:sz w:val="26"/>
+              </w:rPr>
+              <w:t>Z</w:t>
+            </w:r>
+          </w:p>
+        </w:tc>
+        <w:tc>
+          <w:tcPr>
+            <w:tcW w:type="dxa" w:w="488"/>
+            <w:tcBorders>
+              <w:top w:val="single" w:sz="4" w:color="9FB3C8"/>
+              <w:left w:val="single" w:sz="4" w:color="9FB3C8"/>
+              <w:bottom w:val="single" w:sz="4" w:color="9FB3C8"/>
+              <w:right w:val="single" w:sz="4" w:color="9FB3C8"/>
+            </w:tcBorders>
+          </w:tcPr>
+          <w:p>
+            <w:pPr>
+              <w:spacing w:after="20"/>
+              <w:jc w:val="center"/>
+            </w:pPr>
+            <w:r>
+              <w:rPr>
+                <w:rFonts w:ascii="Arial" w:hAnsi="Arial" w:eastAsia="Arial"/>
+                <w:b/>
+                <w:i w:val="0"/>
+                <w:sz w:val="26"/>
+              </w:rPr>
+              <w:t>A</w:t>
+            </w:r>
+          </w:p>
+        </w:tc>
+        <w:tc>
+          <w:tcPr>
+            <w:tcW w:type="dxa" w:w="488"/>
+            <w:tcBorders>
+              <w:top w:val="single" w:sz="4" w:color="9FB3C8"/>
+              <w:left w:val="single" w:sz="4" w:color="9FB3C8"/>
+              <w:bottom w:val="single" w:sz="4" w:color="9FB3C8"/>
+              <w:right w:val="single" w:sz="4" w:color="9FB3C8"/>
+            </w:tcBorders>
+          </w:tcPr>
+          <w:p>
+            <w:pPr>
+              <w:spacing w:after="20"/>
+              <w:jc w:val="center"/>
+            </w:pPr>
+            <w:r>
+              <w:rPr>
+                <w:rFonts w:ascii="Arial" w:hAnsi="Arial" w:eastAsia="Arial"/>
+                <w:b/>
+                <w:i w:val="0"/>
+                <w:sz w:val="26"/>
+              </w:rPr>
+              <w:t>E</w:t>
+            </w:r>
+          </w:p>
+        </w:tc>
+        <w:tc>
+          <w:tcPr>
+            <w:tcW w:type="dxa" w:w="488"/>
+            <w:tcBorders>
+              <w:top w:val="single" w:sz="4" w:color="9FB3C8"/>
+              <w:left w:val="single" w:sz="4" w:color="9FB3C8"/>
+              <w:bottom w:val="single" w:sz="4" w:color="9FB3C8"/>
+              <w:right w:val="single" w:sz="4" w:color="9FB3C8"/>
+            </w:tcBorders>
+          </w:tcPr>
+          <w:p>
+            <w:pPr>
+              <w:spacing w:after="20"/>
+              <w:jc w:val="center"/>
+            </w:pPr>
+            <w:r>
+              <w:rPr>
+                <w:rFonts w:ascii="Arial" w:hAnsi="Arial" w:eastAsia="Arial"/>
+                <w:b/>
+                <w:i w:val="0"/>
+                <w:sz w:val="26"/>
+              </w:rPr>
+              <w:t>D</w:t>
+            </w:r>
+          </w:p>
+        </w:tc>
+        <w:tc>
+          <w:tcPr>
+            <w:tcW w:type="dxa" w:w="488"/>
+            <w:tcBorders>
+              <w:top w:val="single" w:sz="4" w:color="9FB3C8"/>
+              <w:left w:val="single" w:sz="4" w:color="9FB3C8"/>
+              <w:bottom w:val="single" w:sz="4" w:color="9FB3C8"/>
+              <w:right w:val="single" w:sz="4" w:color="9FB3C8"/>
+            </w:tcBorders>
+          </w:tcPr>
+          <w:p>
+            <w:pPr>
+              <w:spacing w:after="20"/>
+              <w:jc w:val="center"/>
+            </w:pPr>
+            <w:r>
+              <w:rPr>
+                <w:rFonts w:ascii="Arial" w:hAnsi="Arial" w:eastAsia="Arial"/>
+                <w:b/>
+                <w:i w:val="0"/>
+                <w:sz w:val="26"/>
+              </w:rPr>
+              <w:t>Z</w:t>
+            </w:r>
+          </w:p>
+        </w:tc>
+        <w:tc>
+          <w:tcPr>
+            <w:tcW w:type="dxa" w:w="488"/>
+            <w:tcBorders>
+              <w:top w:val="single" w:sz="4" w:color="9FB3C8"/>
+              <w:left w:val="single" w:sz="4" w:color="9FB3C8"/>
+              <w:bottom w:val="single" w:sz="4" w:color="9FB3C8"/>
+              <w:right w:val="single" w:sz="4" w:color="9FB3C8"/>
+            </w:tcBorders>
+          </w:tcPr>
+          <w:p>
+            <w:pPr>
+              <w:spacing w:after="20"/>
+              <w:jc w:val="center"/>
+            </w:pPr>
+            <w:r>
+              <w:rPr>
+                <w:rFonts w:ascii="Arial" w:hAnsi="Arial" w:eastAsia="Arial"/>
+                <w:b/>
+                <w:i w:val="0"/>
+                <w:sz w:val="26"/>
+              </w:rPr>
+              <w:t>T</w:t>
+            </w:r>
+          </w:p>
+        </w:tc>
+        <w:tc>
+          <w:tcPr>
+            <w:tcW w:type="dxa" w:w="488"/>
+            <w:tcBorders>
+              <w:top w:val="single" w:sz="4" w:color="9FB3C8"/>
+              <w:left w:val="single" w:sz="4" w:color="9FB3C8"/>
+              <w:bottom w:val="single" w:sz="4" w:color="9FB3C8"/>
+              <w:right w:val="single" w:sz="4" w:color="9FB3C8"/>
+            </w:tcBorders>
+          </w:tcPr>
+          <w:p>
+            <w:pPr>
+              <w:spacing w:after="20"/>
+              <w:jc w:val="center"/>
+            </w:pPr>
+            <w:r>
+              <w:rPr>
+                <w:rFonts w:ascii="Arial" w:hAnsi="Arial" w:eastAsia="Arial"/>
+                <w:b/>
+                <w:i w:val="0"/>
+                <w:sz w:val="26"/>
+              </w:rPr>
+              <w:t>R</w:t>
+            </w:r>
+          </w:p>
+        </w:tc>
+      </w:tr>
+      <w:tr>
+        <w:trPr>
+          <w:trHeight w:val="488"/>
+        </w:trPr>
+        <w:tc>
+          <w:tcPr>
+            <w:tcW w:type="dxa" w:w="488"/>
+            <w:tcBorders>
+              <w:top w:val="single" w:sz="4" w:color="9FB3C8"/>
+              <w:left w:val="single" w:sz="4" w:color="9FB3C8"/>
+              <w:bottom w:val="single" w:sz="4" w:color="9FB3C8"/>
+              <w:right w:val="single" w:sz="4" w:color="9FB3C8"/>
+            </w:tcBorders>
+          </w:tcPr>
+          <w:p>
+            <w:pPr>
+              <w:spacing w:after="20"/>
+              <w:jc w:val="center"/>
+            </w:pPr>
+            <w:r>
+              <w:rPr>
+                <w:rFonts w:ascii="Arial" w:hAnsi="Arial" w:eastAsia="Arial"/>
+                <w:b/>
+                <w:i w:val="0"/>
+                <w:sz w:val="26"/>
+              </w:rPr>
+              <w:t>W</w:t>
+            </w:r>
+          </w:p>
+        </w:tc>
+        <w:tc>
+          <w:tcPr>
+            <w:tcW w:type="dxa" w:w="488"/>
+            <w:tcBorders>
+              <w:top w:val="single" w:sz="4" w:color="9FB3C8"/>
+              <w:left w:val="single" w:sz="4" w:color="9FB3C8"/>
+              <w:bottom w:val="single" w:sz="4" w:color="9FB3C8"/>
+              <w:right w:val="single" w:sz="4" w:color="9FB3C8"/>
+            </w:tcBorders>
+          </w:tcPr>
+          <w:p>
+            <w:pPr>
+              <w:spacing w:after="20"/>
+              <w:jc w:val="center"/>
+            </w:pPr>
+            <w:r>
+              <w:rPr>
+                <w:rFonts w:ascii="Arial" w:hAnsi="Arial" w:eastAsia="Arial"/>
+                <w:b/>
+                <w:i w:val="0"/>
+                <w:sz w:val="26"/>
+              </w:rPr>
+              <w:t>D</w:t>
+            </w:r>
+          </w:p>
+        </w:tc>
+        <w:tc>
+          <w:tcPr>
+            <w:tcW w:type="dxa" w:w="488"/>
+            <w:tcBorders>
+              <w:top w:val="single" w:sz="4" w:color="9FB3C8"/>
+              <w:left w:val="single" w:sz="4" w:color="9FB3C8"/>
+              <w:bottom w:val="single" w:sz="4" w:color="9FB3C8"/>
+              <w:right w:val="single" w:sz="4" w:color="9FB3C8"/>
+            </w:tcBorders>
+          </w:tcPr>
+          <w:p>
+            <w:pPr>
+              <w:spacing w:after="20"/>
+              <w:jc w:val="center"/>
+            </w:pPr>
+            <w:r>
+              <w:rPr>
+                <w:rFonts w:ascii="Arial" w:hAnsi="Arial" w:eastAsia="Arial"/>
+                <w:b/>
+                <w:i w:val="0"/>
+                <w:sz w:val="26"/>
+              </w:rPr>
+              <w:t>Z</w:t>
+            </w:r>
+          </w:p>
+        </w:tc>
+        <w:tc>
+          <w:tcPr>
+            <w:tcW w:type="dxa" w:w="488"/>
+            <w:tcBorders>
+              <w:top w:val="single" w:sz="4" w:color="9FB3C8"/>
+              <w:left w:val="single" w:sz="4" w:color="9FB3C8"/>
+              <w:bottom w:val="single" w:sz="4" w:color="9FB3C8"/>
+              <w:right w:val="single" w:sz="4" w:color="9FB3C8"/>
+            </w:tcBorders>
+          </w:tcPr>
+          <w:p>
+            <w:pPr>
+              <w:spacing w:after="20"/>
+              <w:jc w:val="center"/>
+            </w:pPr>
+            <w:r>
+              <w:rPr>
+                <w:rFonts w:ascii="Arial" w:hAnsi="Arial" w:eastAsia="Arial"/>
+                <w:b/>
+                <w:i w:val="0"/>
+                <w:sz w:val="26"/>
+              </w:rPr>
+              <w:t>G</w:t>
+            </w:r>
+          </w:p>
+        </w:tc>
+        <w:tc>
+          <w:tcPr>
+            <w:tcW w:type="dxa" w:w="488"/>
+            <w:tcBorders>
+              <w:top w:val="single" w:sz="4" w:color="9FB3C8"/>
+              <w:left w:val="single" w:sz="4" w:color="9FB3C8"/>
+              <w:bottom w:val="single" w:sz="4" w:color="9FB3C8"/>
+              <w:right w:val="single" w:sz="4" w:color="9FB3C8"/>
+            </w:tcBorders>
+          </w:tcPr>
+          <w:p>
+            <w:pPr>
+              <w:spacing w:after="20"/>
+              <w:jc w:val="center"/>
+            </w:pPr>
+            <w:r>
+              <w:rPr>
+                <w:rFonts w:ascii="Arial" w:hAnsi="Arial" w:eastAsia="Arial"/>
+                <w:b/>
+                <w:i w:val="0"/>
+                <w:sz w:val="26"/>
+              </w:rPr>
+              <w:t>J</w:t>
+            </w:r>
+          </w:p>
+        </w:tc>
+        <w:tc>
+          <w:tcPr>
+            <w:tcW w:type="dxa" w:w="488"/>
+            <w:tcBorders>
+              <w:top w:val="single" w:sz="4" w:color="9FB3C8"/>
+              <w:left w:val="single" w:sz="4" w:color="9FB3C8"/>
+              <w:bottom w:val="single" w:sz="4" w:color="9FB3C8"/>
+              <w:right w:val="single" w:sz="4" w:color="9FB3C8"/>
+            </w:tcBorders>
+          </w:tcPr>
+          <w:p>
+            <w:pPr>
+              <w:spacing w:after="20"/>
+              <w:jc w:val="center"/>
+            </w:pPr>
+            <w:r>
+              <w:rPr>
+                <w:rFonts w:ascii="Arial" w:hAnsi="Arial" w:eastAsia="Arial"/>
+                <w:b/>
+                <w:i w:val="0"/>
+                <w:sz w:val="26"/>
+              </w:rPr>
+              <w:t>N</w:t>
+            </w:r>
+          </w:p>
+        </w:tc>
+        <w:tc>
+          <w:tcPr>
+            <w:tcW w:type="dxa" w:w="488"/>
+            <w:tcBorders>
+              <w:top w:val="single" w:sz="4" w:color="9FB3C8"/>
+              <w:left w:val="single" w:sz="4" w:color="9FB3C8"/>
+              <w:bottom w:val="single" w:sz="4" w:color="9FB3C8"/>
+              <w:right w:val="single" w:sz="4" w:color="9FB3C8"/>
+            </w:tcBorders>
+          </w:tcPr>
+          <w:p>
+            <w:pPr>
+              <w:spacing w:after="20"/>
+              <w:jc w:val="center"/>
+            </w:pPr>
+            <w:r>
+              <w:rPr>
+                <w:rFonts w:ascii="Arial" w:hAnsi="Arial" w:eastAsia="Arial"/>
+                <w:b/>
+                <w:i w:val="0"/>
+                <w:sz w:val="26"/>
+              </w:rPr>
+              <w:t>T</w:t>
+            </w:r>
+          </w:p>
+        </w:tc>
+        <w:tc>
+          <w:tcPr>
+            <w:tcW w:type="dxa" w:w="488"/>
+            <w:tcBorders>
+              <w:top w:val="single" w:sz="4" w:color="9FB3C8"/>
+              <w:left w:val="single" w:sz="4" w:color="9FB3C8"/>
+              <w:bottom w:val="single" w:sz="4" w:color="9FB3C8"/>
+              <w:right w:val="single" w:sz="4" w:color="9FB3C8"/>
+            </w:tcBorders>
+          </w:tcPr>
+          <w:p>
+            <w:pPr>
+              <w:spacing w:after="20"/>
+              <w:jc w:val="center"/>
+            </w:pPr>
+            <w:r>
+              <w:rPr>
+                <w:rFonts w:ascii="Arial" w:hAnsi="Arial" w:eastAsia="Arial"/>
+                <w:b/>
+                <w:i w:val="0"/>
+                <w:sz w:val="26"/>
+              </w:rPr>
+              <w:t>P</w:t>
+            </w:r>
+          </w:p>
+        </w:tc>
+        <w:tc>
+          <w:tcPr>
+            <w:tcW w:type="dxa" w:w="488"/>
+            <w:tcBorders>
+              <w:top w:val="single" w:sz="4" w:color="9FB3C8"/>
+              <w:left w:val="single" w:sz="4" w:color="9FB3C8"/>
+              <w:bottom w:val="single" w:sz="4" w:color="9FB3C8"/>
+              <w:right w:val="single" w:sz="4" w:color="9FB3C8"/>
+            </w:tcBorders>
+          </w:tcPr>
+          <w:p>
+            <w:pPr>
+              <w:spacing w:after="20"/>
+              <w:jc w:val="center"/>
+            </w:pPr>
+            <w:r>
+              <w:rPr>
+                <w:rFonts w:ascii="Arial" w:hAnsi="Arial" w:eastAsia="Arial"/>
+                <w:b/>
+                <w:i w:val="0"/>
+                <w:sz w:val="26"/>
+              </w:rPr>
+              <w:t>A</w:t>
+            </w:r>
+          </w:p>
+        </w:tc>
+        <w:tc>
+          <w:tcPr>
+            <w:tcW w:type="dxa" w:w="488"/>
+            <w:tcBorders>
+              <w:top w:val="single" w:sz="4" w:color="9FB3C8"/>
+              <w:left w:val="single" w:sz="4" w:color="9FB3C8"/>
+              <w:bottom w:val="single" w:sz="4" w:color="9FB3C8"/>
+              <w:right w:val="single" w:sz="4" w:color="9FB3C8"/>
+            </w:tcBorders>
+          </w:tcPr>
+          <w:p>
+            <w:pPr>
+              <w:spacing w:after="20"/>
+              <w:jc w:val="center"/>
+            </w:pPr>
+            <w:r>
+              <w:rPr>
+                <w:rFonts w:ascii="Arial" w:hAnsi="Arial" w:eastAsia="Arial"/>
+                <w:b/>
+                <w:i w:val="0"/>
+                <w:sz w:val="26"/>
+              </w:rPr>
               <w:t>R</w:t>
             </w:r>
           </w:p>
@@ -2236,7 +3686,64 @@
                 <w:i w:val="0"/>
                 <w:sz w:val="26"/>
               </w:rPr>
-              <w:t>T</w:t>
+              <w:t>O</w:t>
+            </w:r>
+          </w:p>
+        </w:tc>
+        <w:tc>
+          <w:tcPr>
+            <w:tcW w:type="dxa" w:w="488"/>
+            <w:tcBorders>
+              <w:top w:val="single" w:sz="4" w:color="9FB3C8"/>
+              <w:left w:val="single" w:sz="4" w:color="9FB3C8"/>
+              <w:bottom w:val="single" w:sz="4" w:color="9FB3C8"/>
+              <w:right w:val="single" w:sz="4" w:color="9FB3C8"/>
+            </w:tcBorders>
+          </w:tcPr>
+          <w:p>
+            <w:pPr>
+              <w:spacing w:after="20"/>
+              <w:jc w:val="center"/>
+            </w:pPr>
+            <w:r>
+              <w:rPr>
+                <w:rFonts w:ascii="Arial" w:hAnsi="Arial" w:eastAsia="Arial"/>
+                <w:b/>
+                <w:i w:val="0"/>
+                <w:sz w:val="26"/>
+              </w:rPr>
+              <w:t>I</w:t>
+            </w:r>
+          </w:p>
+        </w:tc>
+      </w:tr>
+      <w:tr>
+        <w:trPr>
+          <w:trHeight w:val="488"/>
+        </w:trPr>
+        <w:tc>
+          <w:tcPr>
+            <w:tcW w:type="dxa" w:w="488"/>
+            <w:tcBorders>
+              <w:top w:val="single" w:sz="4" w:color="9FB3C8"/>
+              <w:left w:val="single" w:sz="4" w:color="9FB3C8"/>
+              <w:bottom w:val="single" w:sz="4" w:color="9FB3C8"/>
+              <w:right w:val="single" w:sz="4" w:color="9FB3C8"/>
+            </w:tcBorders>
+          </w:tcPr>
+          <w:p>
+            <w:pPr>
+              <w:spacing w:after="20"/>
+              <w:jc w:val="center"/>
+            </w:pPr>
+            <w:r>
+              <w:rPr>
+                <w:rFonts w:ascii="Arial" w:hAnsi="Arial" w:eastAsia="Arial"/>
+                <w:b/>
+                <w:i w:val="0"/>
+                <w:sz w:val="26"/>
+              </w:rPr>
+              <w:t>I</w:t>
             </w:r>
           </w:p>
         </w:tc>
@@ -2340,6 +3847,84 @@
                 <w:i w:val="0"/>
                 <w:sz w:val="26"/>
               </w:rPr>
+              <w:t>L</w:t>
+            </w:r>
+          </w:p>
+        </w:tc>
+        <w:tc>
+          <w:tcPr>
+            <w:tcW w:type="dxa" w:w="488"/>
+            <w:tcBorders>
+              <w:top w:val="single" w:sz="4" w:color="9FB3C8"/>
+              <w:left w:val="single" w:sz="4" w:color="9FB3C8"/>
+              <w:bottom w:val="single" w:sz="4" w:color="9FB3C8"/>
+              <w:right w:val="single" w:sz="4" w:color="9FB3C8"/>
+            </w:tcBorders>
+          </w:tcPr>
+          <w:p>
+            <w:pPr>
+              <w:spacing w:after="20"/>
+              <w:jc w:val="center"/>
+            </w:pPr>
+            <w:r>
+              <w:rPr>
+                <w:rFonts w:ascii="Arial" w:hAnsi="Arial" w:eastAsia="Arial"/>
+                <w:b/>
+                <w:i w:val="0"/>
+                <w:sz w:val="26"/>
+              </w:rPr>
+              <w:t>S</w:t>
+            </w:r>
+          </w:p>
+        </w:tc>
+        <w:tc>
+          <w:tcPr>
+            <w:tcW w:type="dxa" w:w="488"/>
+            <w:tcBorders>
+              <w:top w:val="single" w:sz="4" w:color="9FB3C8"/>
+              <w:left w:val="single" w:sz="4" w:color="9FB3C8"/>
+              <w:bottom w:val="single" w:sz="4" w:color="9FB3C8"/>
+              <w:right w:val="single" w:sz="4" w:color="9FB3C8"/>
+            </w:tcBorders>
+          </w:tcPr>
+          <w:p>
+            <w:pPr>
+              <w:spacing w:after="20"/>
+              <w:jc w:val="center"/>
+            </w:pPr>
+            <w:r>
+              <w:rPr>
+                <w:rFonts w:ascii="Arial" w:hAnsi="Arial" w:eastAsia="Arial"/>
+                <w:b/>
+                <w:i w:val="0"/>
+                <w:sz w:val="26"/>
+              </w:rPr>
+              <w:t>S</w:t>
+            </w:r>
+          </w:p>
+        </w:tc>
+        <w:tc>
+          <w:tcPr>
+            <w:tcW w:type="dxa" w:w="488"/>
+            <w:tcBorders>
+              <w:top w:val="single" w:sz="4" w:color="9FB3C8"/>
+              <w:left w:val="single" w:sz="4" w:color="9FB3C8"/>
+              <w:bottom w:val="single" w:sz="4" w:color="9FB3C8"/>
+              <w:right w:val="single" w:sz="4" w:color="9FB3C8"/>
+            </w:tcBorders>
+          </w:tcPr>
+          <w:p>
+            <w:pPr>
+              <w:spacing w:after="20"/>
+              <w:jc w:val="center"/>
+            </w:pPr>
+            <w:r>
+              <w:rPr>
+                <w:rFonts w:ascii="Arial" w:hAnsi="Arial" w:eastAsia="Arial"/>
+                <w:b/>
+                <w:i w:val="0"/>
+                <w:sz w:val="26"/>
+              </w:rPr>
               <w:t>A</w:t>
             </w:r>
           </w:p>
@@ -2367,6 +3952,115 @@
                 <w:sz w:val="26"/>
               </w:rPr>
               <w:t>K</w:t>
+            </w:r>
+          </w:p>
+        </w:tc>
+        <w:tc>
+          <w:tcPr>
+            <w:tcW w:type="dxa" w:w="488"/>
+            <w:tcBorders>
+              <w:top w:val="single" w:sz="4" w:color="9FB3C8"/>
+              <w:left w:val="single" w:sz="4" w:color="9FB3C8"/>
+              <w:bottom w:val="single" w:sz="4" w:color="9FB3C8"/>
+              <w:right w:val="single" w:sz="4" w:color="9FB3C8"/>
+            </w:tcBorders>
+          </w:tcPr>
+          <w:p>
+            <w:pPr>
+              <w:spacing w:after="20"/>
+              <w:jc w:val="center"/>
+            </w:pPr>
+            <w:r>
+              <w:rPr>
+                <w:rFonts w:ascii="Arial" w:hAnsi="Arial" w:eastAsia="Arial"/>
+                <w:b/>
+                <w:i w:val="0"/>
+                <w:sz w:val="26"/>
+              </w:rPr>
+              <w:t>N</w:t>
+            </w:r>
+          </w:p>
+        </w:tc>
+        <w:tc>
+          <w:tcPr>
+            <w:tcW w:type="dxa" w:w="488"/>
+            <w:tcBorders>
+              <w:top w:val="single" w:sz="4" w:color="9FB3C8"/>
+              <w:left w:val="single" w:sz="4" w:color="9FB3C8"/>
+              <w:bottom w:val="single" w:sz="4" w:color="9FB3C8"/>
+              <w:right w:val="single" w:sz="4" w:color="9FB3C8"/>
+            </w:tcBorders>
+          </w:tcPr>
+          <w:p>
+            <w:pPr>
+              <w:spacing w:after="20"/>
+              <w:jc w:val="center"/>
+            </w:pPr>
+            <w:r>
+              <w:rPr>
+                <w:rFonts w:ascii="Arial" w:hAnsi="Arial" w:eastAsia="Arial"/>
+                <w:b/>
+                <w:i w:val="0"/>
+                <w:sz w:val="26"/>
+              </w:rPr>
+              <w:t>W</w:t>
+            </w:r>
+          </w:p>
+        </w:tc>
+        <w:tc>
+          <w:tcPr>
+            <w:tcW w:type="dxa" w:w="488"/>
+            <w:tcBorders>
+              <w:top w:val="single" w:sz="4" w:color="9FB3C8"/>
+              <w:left w:val="single" w:sz="4" w:color="9FB3C8"/>
+              <w:bottom w:val="single" w:sz="4" w:color="9FB3C8"/>
+              <w:right w:val="single" w:sz="4" w:color="9FB3C8"/>
+            </w:tcBorders>
+          </w:tcPr>
+          <w:p>
+            <w:pPr>
+              <w:spacing w:after="20"/>
+              <w:jc w:val="center"/>
+            </w:pPr>
+            <w:r>
+              <w:rPr>
+                <w:rFonts w:ascii="Arial" w:hAnsi="Arial" w:eastAsia="Arial"/>
+                <w:b/>
+                <w:i w:val="0"/>
+                <w:sz w:val="26"/>
+              </w:rPr>
+              <w:t>E</w:t>
+            </w:r>
+          </w:p>
+        </w:tc>
+      </w:tr>
+      <w:tr>
+        <w:trPr>
+          <w:trHeight w:val="488"/>
+        </w:trPr>
+        <w:tc>
+          <w:tcPr>
+            <w:tcW w:type="dxa" w:w="488"/>
+            <w:tcBorders>
+              <w:top w:val="single" w:sz="4" w:color="9FB3C8"/>
+              <w:left w:val="single" w:sz="4" w:color="9FB3C8"/>
+              <w:bottom w:val="single" w:sz="4" w:color="9FB3C8"/>
+              <w:right w:val="single" w:sz="4" w:color="9FB3C8"/>
+            </w:tcBorders>
+          </w:tcPr>
+          <w:p>
+            <w:pPr>
+              <w:spacing w:after="20"/>
+              <w:jc w:val="center"/>
+            </w:pPr>
+            <w:r>
+              <w:rPr>
+                <w:rFonts w:ascii="Arial" w:hAnsi="Arial" w:eastAsia="Arial"/>
+                <w:b/>
+                <w:i w:val="0"/>
+                <w:sz w:val="26"/>
+              </w:rPr>
+              <w:t>M</w:t>
             </w:r>
           </w:p>
         </w:tc>
@@ -2448,6 +4142,214 @@
             </w:r>
           </w:p>
         </w:tc>
+        <w:tc>
+          <w:tcPr>
+            <w:tcW w:type="dxa" w:w="488"/>
+            <w:tcBorders>
+              <w:top w:val="single" w:sz="4" w:color="9FB3C8"/>
+              <w:left w:val="single" w:sz="4" w:color="9FB3C8"/>
+              <w:bottom w:val="single" w:sz="4" w:color="9FB3C8"/>
+              <w:right w:val="single" w:sz="4" w:color="9FB3C8"/>
+            </w:tcBorders>
+          </w:tcPr>
+          <w:p>
+            <w:pPr>
+              <w:spacing w:after="20"/>
+              <w:jc w:val="center"/>
+            </w:pPr>
+            <w:r>
+              <w:rPr>
+                <w:rFonts w:ascii="Arial" w:hAnsi="Arial" w:eastAsia="Arial"/>
+                <w:b/>
+                <w:i w:val="0"/>
+                <w:sz w:val="26"/>
+              </w:rPr>
+              <w:t>H</w:t>
+            </w:r>
+          </w:p>
+        </w:tc>
+        <w:tc>
+          <w:tcPr>
+            <w:tcW w:type="dxa" w:w="488"/>
+            <w:tcBorders>
+              <w:top w:val="single" w:sz="4" w:color="9FB3C8"/>
+              <w:left w:val="single" w:sz="4" w:color="9FB3C8"/>
+              <w:bottom w:val="single" w:sz="4" w:color="9FB3C8"/>
+              <w:right w:val="single" w:sz="4" w:color="9FB3C8"/>
+            </w:tcBorders>
+          </w:tcPr>
+          <w:p>
+            <w:pPr>
+              <w:spacing w:after="20"/>
+              <w:jc w:val="center"/>
+            </w:pPr>
+            <w:r>
+              <w:rPr>
+                <w:rFonts w:ascii="Arial" w:hAnsi="Arial" w:eastAsia="Arial"/>
+                <w:b/>
+                <w:i w:val="0"/>
+                <w:sz w:val="26"/>
+              </w:rPr>
+              <w:t>A</w:t>
+            </w:r>
+          </w:p>
+        </w:tc>
+        <w:tc>
+          <w:tcPr>
+            <w:tcW w:type="dxa" w:w="488"/>
+            <w:tcBorders>
+              <w:top w:val="single" w:sz="4" w:color="9FB3C8"/>
+              <w:left w:val="single" w:sz="4" w:color="9FB3C8"/>
+              <w:bottom w:val="single" w:sz="4" w:color="9FB3C8"/>
+              <w:right w:val="single" w:sz="4" w:color="9FB3C8"/>
+            </w:tcBorders>
+          </w:tcPr>
+          <w:p>
+            <w:pPr>
+              <w:spacing w:after="20"/>
+              <w:jc w:val="center"/>
+            </w:pPr>
+            <w:r>
+              <w:rPr>
+                <w:rFonts w:ascii="Arial" w:hAnsi="Arial" w:eastAsia="Arial"/>
+                <w:b/>
+                <w:i w:val="0"/>
+                <w:sz w:val="26"/>
+              </w:rPr>
+              <w:t>V</w:t>
+            </w:r>
+          </w:p>
+        </w:tc>
+        <w:tc>
+          <w:tcPr>
+            <w:tcW w:type="dxa" w:w="488"/>
+            <w:tcBorders>
+              <w:top w:val="single" w:sz="4" w:color="9FB3C8"/>
+              <w:left w:val="single" w:sz="4" w:color="9FB3C8"/>
+              <w:bottom w:val="single" w:sz="4" w:color="9FB3C8"/>
+              <w:right w:val="single" w:sz="4" w:color="9FB3C8"/>
+            </w:tcBorders>
+          </w:tcPr>
+          <w:p>
+            <w:pPr>
+              <w:spacing w:after="20"/>
+              <w:jc w:val="center"/>
+            </w:pPr>
+            <w:r>
+              <w:rPr>
+                <w:rFonts w:ascii="Arial" w:hAnsi="Arial" w:eastAsia="Arial"/>
+                <w:b/>
+                <w:i w:val="0"/>
+                <w:sz w:val="26"/>
+              </w:rPr>
+              <w:t>H</w:t>
+            </w:r>
+          </w:p>
+        </w:tc>
+        <w:tc>
+          <w:tcPr>
+            <w:tcW w:type="dxa" w:w="488"/>
+            <w:tcBorders>
+              <w:top w:val="single" w:sz="4" w:color="9FB3C8"/>
+              <w:left w:val="single" w:sz="4" w:color="9FB3C8"/>
+              <w:bottom w:val="single" w:sz="4" w:color="9FB3C8"/>
+              <w:right w:val="single" w:sz="4" w:color="9FB3C8"/>
+            </w:tcBorders>
+          </w:tcPr>
+          <w:p>
+            <w:pPr>
+              <w:spacing w:after="20"/>
+              <w:jc w:val="center"/>
+            </w:pPr>
+            <w:r>
+              <w:rPr>
+                <w:rFonts w:ascii="Arial" w:hAnsi="Arial" w:eastAsia="Arial"/>
+                <w:b/>
+                <w:i w:val="0"/>
+                <w:sz w:val="26"/>
+              </w:rPr>
+              <w:t>B</w:t>
+            </w:r>
+          </w:p>
+        </w:tc>
+        <w:tc>
+          <w:tcPr>
+            <w:tcW w:type="dxa" w:w="488"/>
+            <w:tcBorders>
+              <w:top w:val="single" w:sz="4" w:color="9FB3C8"/>
+              <w:left w:val="single" w:sz="4" w:color="9FB3C8"/>
+              <w:bottom w:val="single" w:sz="4" w:color="9FB3C8"/>
+              <w:right w:val="single" w:sz="4" w:color="9FB3C8"/>
+            </w:tcBorders>
+          </w:tcPr>
+          <w:p>
+            <w:pPr>
+              <w:spacing w:after="20"/>
+              <w:jc w:val="center"/>
+            </w:pPr>
+            <w:r>
+              <w:rPr>
+                <w:rFonts w:ascii="Arial" w:hAnsi="Arial" w:eastAsia="Arial"/>
+                <w:b/>
+                <w:i w:val="0"/>
+                <w:sz w:val="26"/>
+              </w:rPr>
+              <w:t>Z</w:t>
+            </w:r>
+          </w:p>
+        </w:tc>
+        <w:tc>
+          <w:tcPr>
+            <w:tcW w:type="dxa" w:w="488"/>
+            <w:tcBorders>
+              <w:top w:val="single" w:sz="4" w:color="9FB3C8"/>
+              <w:left w:val="single" w:sz="4" w:color="9FB3C8"/>
+              <w:bottom w:val="single" w:sz="4" w:color="9FB3C8"/>
+              <w:right w:val="single" w:sz="4" w:color="9FB3C8"/>
+            </w:tcBorders>
+          </w:tcPr>
+          <w:p>
+            <w:pPr>
+              <w:spacing w:after="20"/>
+              <w:jc w:val="center"/>
+            </w:pPr>
+            <w:r>
+              <w:rPr>
+                <w:rFonts w:ascii="Arial" w:hAnsi="Arial" w:eastAsia="Arial"/>
+                <w:b/>
+                <w:i w:val="0"/>
+                <w:sz w:val="26"/>
+              </w:rPr>
+              <w:t>E</w:t>
+            </w:r>
+          </w:p>
+        </w:tc>
+        <w:tc>
+          <w:tcPr>
+            <w:tcW w:type="dxa" w:w="488"/>
+            <w:tcBorders>
+              <w:top w:val="single" w:sz="4" w:color="9FB3C8"/>
+              <w:left w:val="single" w:sz="4" w:color="9FB3C8"/>
+              <w:bottom w:val="single" w:sz="4" w:color="9FB3C8"/>
+              <w:right w:val="single" w:sz="4" w:color="9FB3C8"/>
+            </w:tcBorders>
+          </w:tcPr>
+          <w:p>
+            <w:pPr>
+              <w:spacing w:after="20"/>
+              <w:jc w:val="center"/>
+            </w:pPr>
+            <w:r>
+              <w:rPr>
+                <w:rFonts w:ascii="Arial" w:hAnsi="Arial" w:eastAsia="Arial"/>
+                <w:b/>
+                <w:i w:val="0"/>
+                <w:sz w:val="26"/>
+              </w:rPr>
+              <w:t>S</w:t>
+            </w:r>
+          </w:p>
+        </w:tc>
       </w:tr>
       <w:tr>
         <w:trPr>
@@ -2501,32 +4403,6 @@
                 <w:i w:val="0"/>
                 <w:sz w:val="26"/>
               </w:rPr>
-              <w:t>H</w:t>
-            </w:r>
-          </w:p>
-        </w:tc>
-        <w:tc>
-          <w:tcPr>
-            <w:tcW w:type="dxa" w:w="488"/>
-            <w:tcBorders>
-              <w:top w:val="single" w:sz="4" w:color="9FB3C8"/>
-              <w:left w:val="single" w:sz="4" w:color="9FB3C8"/>
-              <w:bottom w:val="single" w:sz="4" w:color="9FB3C8"/>
-              <w:right w:val="single" w:sz="4" w:color="9FB3C8"/>
-            </w:tcBorders>
-          </w:tcPr>
-          <w:p>
-            <w:pPr>
-              <w:spacing w:after="20"/>
-              <w:jc w:val="center"/>
-            </w:pPr>
-            <w:r>
-              <w:rPr>
-                <w:rFonts w:ascii="Arial" w:hAnsi="Arial" w:eastAsia="Arial"/>
-                <w:b/>
-                <w:i w:val="0"/>
-                <w:sz w:val="26"/>
-              </w:rPr>
               <w:t>V</w:t>
             </w:r>
           </w:p>
@@ -2553,7 +4429,59 @@
                 <w:i w:val="0"/>
                 <w:sz w:val="26"/>
               </w:rPr>
-              <w:t>B</w:t>
+              <w:t>S</w:t>
+            </w:r>
+          </w:p>
+        </w:tc>
+        <w:tc>
+          <w:tcPr>
+            <w:tcW w:type="dxa" w:w="488"/>
+            <w:tcBorders>
+              <w:top w:val="single" w:sz="4" w:color="9FB3C8"/>
+              <w:left w:val="single" w:sz="4" w:color="9FB3C8"/>
+              <w:bottom w:val="single" w:sz="4" w:color="9FB3C8"/>
+              <w:right w:val="single" w:sz="4" w:color="9FB3C8"/>
+            </w:tcBorders>
+          </w:tcPr>
+          <w:p>
+            <w:pPr>
+              <w:spacing w:after="20"/>
+              <w:jc w:val="center"/>
+            </w:pPr>
+            <w:r>
+              <w:rPr>
+                <w:rFonts w:ascii="Arial" w:hAnsi="Arial" w:eastAsia="Arial"/>
+                <w:b/>
+                <w:i w:val="0"/>
+                <w:sz w:val="26"/>
+              </w:rPr>
+              <w:t>L</w:t>
+            </w:r>
+          </w:p>
+        </w:tc>
+        <w:tc>
+          <w:tcPr>
+            <w:tcW w:type="dxa" w:w="488"/>
+            <w:tcBorders>
+              <w:top w:val="single" w:sz="4" w:color="9FB3C8"/>
+              <w:left w:val="single" w:sz="4" w:color="9FB3C8"/>
+              <w:bottom w:val="single" w:sz="4" w:color="9FB3C8"/>
+              <w:right w:val="single" w:sz="4" w:color="9FB3C8"/>
+            </w:tcBorders>
+          </w:tcPr>
+          <w:p>
+            <w:pPr>
+              <w:spacing w:after="20"/>
+              <w:jc w:val="center"/>
+            </w:pPr>
+            <w:r>
+              <w:rPr>
+                <w:rFonts w:ascii="Arial" w:hAnsi="Arial" w:eastAsia="Arial"/>
+                <w:b/>
+                <w:i w:val="0"/>
+                <w:sz w:val="26"/>
+              </w:rPr>
+              <w:t>F</w:t>
             </w:r>
           </w:p>
         </w:tc>
@@ -2605,7 +4533,246 @@
                 <w:i w:val="0"/>
                 <w:sz w:val="26"/>
               </w:rPr>
-              <w:t>Z</w:t>
+              <w:t>S</w:t>
+            </w:r>
+          </w:p>
+        </w:tc>
+        <w:tc>
+          <w:tcPr>
+            <w:tcW w:type="dxa" w:w="488"/>
+            <w:tcBorders>
+              <w:top w:val="single" w:sz="4" w:color="9FB3C8"/>
+              <w:left w:val="single" w:sz="4" w:color="9FB3C8"/>
+              <w:bottom w:val="single" w:sz="4" w:color="9FB3C8"/>
+              <w:right w:val="single" w:sz="4" w:color="9FB3C8"/>
+            </w:tcBorders>
+          </w:tcPr>
+          <w:p>
+            <w:pPr>
+              <w:spacing w:after="20"/>
+              <w:jc w:val="center"/>
+            </w:pPr>
+            <w:r>
+              <w:rPr>
+                <w:rFonts w:ascii="Arial" w:hAnsi="Arial" w:eastAsia="Arial"/>
+                <w:b/>
+                <w:i w:val="0"/>
+                <w:sz w:val="26"/>
+              </w:rPr>
+              <w:t>X</w:t>
+            </w:r>
+          </w:p>
+        </w:tc>
+        <w:tc>
+          <w:tcPr>
+            <w:tcW w:type="dxa" w:w="488"/>
+            <w:tcBorders>
+              <w:top w:val="single" w:sz="4" w:color="9FB3C8"/>
+              <w:left w:val="single" w:sz="4" w:color="9FB3C8"/>
+              <w:bottom w:val="single" w:sz="4" w:color="9FB3C8"/>
+              <w:right w:val="single" w:sz="4" w:color="9FB3C8"/>
+            </w:tcBorders>
+          </w:tcPr>
+          <w:p>
+            <w:pPr>
+              <w:spacing w:after="20"/>
+              <w:jc w:val="center"/>
+            </w:pPr>
+            <w:r>
+              <w:rPr>
+                <w:rFonts w:ascii="Arial" w:hAnsi="Arial" w:eastAsia="Arial"/>
+                <w:b/>
+                <w:i w:val="0"/>
+                <w:sz w:val="26"/>
+              </w:rPr>
+              <w:t>E</w:t>
+            </w:r>
+          </w:p>
+        </w:tc>
+        <w:tc>
+          <w:tcPr>
+            <w:tcW w:type="dxa" w:w="488"/>
+            <w:tcBorders>
+              <w:top w:val="single" w:sz="4" w:color="9FB3C8"/>
+              <w:left w:val="single" w:sz="4" w:color="9FB3C8"/>
+              <w:bottom w:val="single" w:sz="4" w:color="9FB3C8"/>
+              <w:right w:val="single" w:sz="4" w:color="9FB3C8"/>
+            </w:tcBorders>
+          </w:tcPr>
+          <w:p>
+            <w:pPr>
+              <w:spacing w:after="20"/>
+              <w:jc w:val="center"/>
+            </w:pPr>
+            <w:r>
+              <w:rPr>
+                <w:rFonts w:ascii="Arial" w:hAnsi="Arial" w:eastAsia="Arial"/>
+                <w:b/>
+                <w:i w:val="0"/>
+                <w:sz w:val="26"/>
+              </w:rPr>
+              <w:t>G</w:t>
+            </w:r>
+          </w:p>
+        </w:tc>
+        <w:tc>
+          <w:tcPr>
+            <w:tcW w:type="dxa" w:w="488"/>
+            <w:tcBorders>
+              <w:top w:val="single" w:sz="4" w:color="9FB3C8"/>
+              <w:left w:val="single" w:sz="4" w:color="9FB3C8"/>
+              <w:bottom w:val="single" w:sz="4" w:color="9FB3C8"/>
+              <w:right w:val="single" w:sz="4" w:color="9FB3C8"/>
+            </w:tcBorders>
+          </w:tcPr>
+          <w:p>
+            <w:pPr>
+              <w:spacing w:after="20"/>
+              <w:jc w:val="center"/>
+            </w:pPr>
+            <w:r>
+              <w:rPr>
+                <w:rFonts w:ascii="Arial" w:hAnsi="Arial" w:eastAsia="Arial"/>
+                <w:b/>
+                <w:i w:val="0"/>
+                <w:sz w:val="26"/>
+              </w:rPr>
+              <w:t>L</w:t>
+            </w:r>
+          </w:p>
+        </w:tc>
+        <w:tc>
+          <w:tcPr>
+            <w:tcW w:type="dxa" w:w="488"/>
+            <w:tcBorders>
+              <w:top w:val="single" w:sz="4" w:color="9FB3C8"/>
+              <w:left w:val="single" w:sz="4" w:color="9FB3C8"/>
+              <w:bottom w:val="single" w:sz="4" w:color="9FB3C8"/>
+              <w:right w:val="single" w:sz="4" w:color="9FB3C8"/>
+            </w:tcBorders>
+          </w:tcPr>
+          <w:p>
+            <w:pPr>
+              <w:spacing w:after="20"/>
+              <w:jc w:val="center"/>
+            </w:pPr>
+            <w:r>
+              <w:rPr>
+                <w:rFonts w:ascii="Arial" w:hAnsi="Arial" w:eastAsia="Arial"/>
+                <w:b/>
+                <w:i w:val="0"/>
+                <w:sz w:val="26"/>
+              </w:rPr>
+              <w:t>T</w:t>
+            </w:r>
+          </w:p>
+        </w:tc>
+      </w:tr>
+      <w:tr>
+        <w:trPr>
+          <w:trHeight w:val="488"/>
+        </w:trPr>
+        <w:tc>
+          <w:tcPr>
+            <w:tcW w:type="dxa" w:w="488"/>
+            <w:tcBorders>
+              <w:top w:val="single" w:sz="4" w:color="9FB3C8"/>
+              <w:left w:val="single" w:sz="4" w:color="9FB3C8"/>
+              <w:bottom w:val="single" w:sz="4" w:color="9FB3C8"/>
+              <w:right w:val="single" w:sz="4" w:color="9FB3C8"/>
+            </w:tcBorders>
+          </w:tcPr>
+          <w:p>
+            <w:pPr>
+              <w:spacing w:after="20"/>
+              <w:jc w:val="center"/>
+            </w:pPr>
+            <w:r>
+              <w:rPr>
+                <w:rFonts w:ascii="Arial" w:hAnsi="Arial" w:eastAsia="Arial"/>
+                <w:b/>
+                <w:i w:val="0"/>
+                <w:sz w:val="26"/>
+              </w:rPr>
+              <w:t>U</w:t>
+            </w:r>
+          </w:p>
+        </w:tc>
+        <w:tc>
+          <w:tcPr>
+            <w:tcW w:type="dxa" w:w="488"/>
+            <w:tcBorders>
+              <w:top w:val="single" w:sz="4" w:color="9FB3C8"/>
+              <w:left w:val="single" w:sz="4" w:color="9FB3C8"/>
+              <w:bottom w:val="single" w:sz="4" w:color="9FB3C8"/>
+              <w:right w:val="single" w:sz="4" w:color="9FB3C8"/>
+            </w:tcBorders>
+          </w:tcPr>
+          <w:p>
+            <w:pPr>
+              <w:spacing w:after="20"/>
+              <w:jc w:val="center"/>
+            </w:pPr>
+            <w:r>
+              <w:rPr>
+                <w:rFonts w:ascii="Arial" w:hAnsi="Arial" w:eastAsia="Arial"/>
+                <w:b/>
+                <w:i w:val="0"/>
+                <w:sz w:val="26"/>
+              </w:rPr>
+              <w:t>P</w:t>
+            </w:r>
+          </w:p>
+        </w:tc>
+        <w:tc>
+          <w:tcPr>
+            <w:tcW w:type="dxa" w:w="488"/>
+            <w:tcBorders>
+              <w:top w:val="single" w:sz="4" w:color="9FB3C8"/>
+              <w:left w:val="single" w:sz="4" w:color="9FB3C8"/>
+              <w:bottom w:val="single" w:sz="4" w:color="9FB3C8"/>
+              <w:right w:val="single" w:sz="4" w:color="9FB3C8"/>
+            </w:tcBorders>
+          </w:tcPr>
+          <w:p>
+            <w:pPr>
+              <w:spacing w:after="20"/>
+              <w:jc w:val="center"/>
+            </w:pPr>
+            <w:r>
+              <w:rPr>
+                <w:rFonts w:ascii="Arial" w:hAnsi="Arial" w:eastAsia="Arial"/>
+                <w:b/>
+                <w:i w:val="0"/>
+                <w:sz w:val="26"/>
+              </w:rPr>
+              <w:t>N</w:t>
+            </w:r>
+          </w:p>
+        </w:tc>
+        <w:tc>
+          <w:tcPr>
+            <w:tcW w:type="dxa" w:w="488"/>
+            <w:tcBorders>
+              <w:top w:val="single" w:sz="4" w:color="9FB3C8"/>
+              <w:left w:val="single" w:sz="4" w:color="9FB3C8"/>
+              <w:bottom w:val="single" w:sz="4" w:color="9FB3C8"/>
+              <w:right w:val="single" w:sz="4" w:color="9FB3C8"/>
+            </w:tcBorders>
+          </w:tcPr>
+          <w:p>
+            <w:pPr>
+              <w:spacing w:after="20"/>
+              <w:jc w:val="center"/>
+            </w:pPr>
+            <w:r>
+              <w:rPr>
+                <w:rFonts w:ascii="Arial" w:hAnsi="Arial" w:eastAsia="Arial"/>
+                <w:b/>
+                <w:i w:val="0"/>
+                <w:sz w:val="26"/>
+              </w:rPr>
+              <w:t>O</w:t>
             </w:r>
           </w:p>
         </w:tc>
@@ -2632,6 +4799,588 @@
                 <w:sz w:val="26"/>
               </w:rPr>
               <w:t>C</w:t>
+            </w:r>
+          </w:p>
+        </w:tc>
+        <w:tc>
+          <w:tcPr>
+            <w:tcW w:type="dxa" w:w="488"/>
+            <w:tcBorders>
+              <w:top w:val="single" w:sz="4" w:color="9FB3C8"/>
+              <w:left w:val="single" w:sz="4" w:color="9FB3C8"/>
+              <w:bottom w:val="single" w:sz="4" w:color="9FB3C8"/>
+              <w:right w:val="single" w:sz="4" w:color="9FB3C8"/>
+            </w:tcBorders>
+          </w:tcPr>
+          <w:p>
+            <w:pPr>
+              <w:spacing w:after="20"/>
+              <w:jc w:val="center"/>
+            </w:pPr>
+            <w:r>
+              <w:rPr>
+                <w:rFonts w:ascii="Arial" w:hAnsi="Arial" w:eastAsia="Arial"/>
+                <w:b/>
+                <w:i w:val="0"/>
+                <w:sz w:val="26"/>
+              </w:rPr>
+              <w:t>G</w:t>
+            </w:r>
+          </w:p>
+        </w:tc>
+        <w:tc>
+          <w:tcPr>
+            <w:tcW w:type="dxa" w:w="488"/>
+            <w:tcBorders>
+              <w:top w:val="single" w:sz="4" w:color="9FB3C8"/>
+              <w:left w:val="single" w:sz="4" w:color="9FB3C8"/>
+              <w:bottom w:val="single" w:sz="4" w:color="9FB3C8"/>
+              <w:right w:val="single" w:sz="4" w:color="9FB3C8"/>
+            </w:tcBorders>
+          </w:tcPr>
+          <w:p>
+            <w:pPr>
+              <w:spacing w:after="20"/>
+              <w:jc w:val="center"/>
+            </w:pPr>
+            <w:r>
+              <w:rPr>
+                <w:rFonts w:ascii="Arial" w:hAnsi="Arial" w:eastAsia="Arial"/>
+                <w:b/>
+                <w:i w:val="0"/>
+                <w:sz w:val="26"/>
+              </w:rPr>
+              <w:t>R</w:t>
+            </w:r>
+          </w:p>
+        </w:tc>
+        <w:tc>
+          <w:tcPr>
+            <w:tcW w:type="dxa" w:w="488"/>
+            <w:tcBorders>
+              <w:top w:val="single" w:sz="4" w:color="9FB3C8"/>
+              <w:left w:val="single" w:sz="4" w:color="9FB3C8"/>
+              <w:bottom w:val="single" w:sz="4" w:color="9FB3C8"/>
+              <w:right w:val="single" w:sz="4" w:color="9FB3C8"/>
+            </w:tcBorders>
+          </w:tcPr>
+          <w:p>
+            <w:pPr>
+              <w:spacing w:after="20"/>
+              <w:jc w:val="center"/>
+            </w:pPr>
+            <w:r>
+              <w:rPr>
+                <w:rFonts w:ascii="Arial" w:hAnsi="Arial" w:eastAsia="Arial"/>
+                <w:b/>
+                <w:i w:val="0"/>
+                <w:sz w:val="26"/>
+              </w:rPr>
+              <w:t>S</w:t>
+            </w:r>
+          </w:p>
+        </w:tc>
+        <w:tc>
+          <w:tcPr>
+            <w:tcW w:type="dxa" w:w="488"/>
+            <w:tcBorders>
+              <w:top w:val="single" w:sz="4" w:color="9FB3C8"/>
+              <w:left w:val="single" w:sz="4" w:color="9FB3C8"/>
+              <w:bottom w:val="single" w:sz="4" w:color="9FB3C8"/>
+              <w:right w:val="single" w:sz="4" w:color="9FB3C8"/>
+            </w:tcBorders>
+          </w:tcPr>
+          <w:p>
+            <w:pPr>
+              <w:spacing w:after="20"/>
+              <w:jc w:val="center"/>
+            </w:pPr>
+            <w:r>
+              <w:rPr>
+                <w:rFonts w:ascii="Arial" w:hAnsi="Arial" w:eastAsia="Arial"/>
+                <w:b/>
+                <w:i w:val="0"/>
+                <w:sz w:val="26"/>
+              </w:rPr>
+              <w:t>D</w:t>
+            </w:r>
+          </w:p>
+        </w:tc>
+        <w:tc>
+          <w:tcPr>
+            <w:tcW w:type="dxa" w:w="488"/>
+            <w:tcBorders>
+              <w:top w:val="single" w:sz="4" w:color="9FB3C8"/>
+              <w:left w:val="single" w:sz="4" w:color="9FB3C8"/>
+              <w:bottom w:val="single" w:sz="4" w:color="9FB3C8"/>
+              <w:right w:val="single" w:sz="4" w:color="9FB3C8"/>
+            </w:tcBorders>
+          </w:tcPr>
+          <w:p>
+            <w:pPr>
+              <w:spacing w:after="20"/>
+              <w:jc w:val="center"/>
+            </w:pPr>
+            <w:r>
+              <w:rPr>
+                <w:rFonts w:ascii="Arial" w:hAnsi="Arial" w:eastAsia="Arial"/>
+                <w:b/>
+                <w:i w:val="0"/>
+                <w:sz w:val="26"/>
+              </w:rPr>
+              <w:t>L</w:t>
+            </w:r>
+          </w:p>
+        </w:tc>
+        <w:tc>
+          <w:tcPr>
+            <w:tcW w:type="dxa" w:w="488"/>
+            <w:tcBorders>
+              <w:top w:val="single" w:sz="4" w:color="9FB3C8"/>
+              <w:left w:val="single" w:sz="4" w:color="9FB3C8"/>
+              <w:bottom w:val="single" w:sz="4" w:color="9FB3C8"/>
+              <w:right w:val="single" w:sz="4" w:color="9FB3C8"/>
+            </w:tcBorders>
+          </w:tcPr>
+          <w:p>
+            <w:pPr>
+              <w:spacing w:after="20"/>
+              <w:jc w:val="center"/>
+            </w:pPr>
+            <w:r>
+              <w:rPr>
+                <w:rFonts w:ascii="Arial" w:hAnsi="Arial" w:eastAsia="Arial"/>
+                <w:b/>
+                <w:i w:val="0"/>
+                <w:sz w:val="26"/>
+              </w:rPr>
+              <w:t>T</w:t>
+            </w:r>
+          </w:p>
+        </w:tc>
+        <w:tc>
+          <w:tcPr>
+            <w:tcW w:type="dxa" w:w="488"/>
+            <w:tcBorders>
+              <w:top w:val="single" w:sz="4" w:color="9FB3C8"/>
+              <w:left w:val="single" w:sz="4" w:color="9FB3C8"/>
+              <w:bottom w:val="single" w:sz="4" w:color="9FB3C8"/>
+              <w:right w:val="single" w:sz="4" w:color="9FB3C8"/>
+            </w:tcBorders>
+          </w:tcPr>
+          <w:p>
+            <w:pPr>
+              <w:spacing w:after="20"/>
+              <w:jc w:val="center"/>
+            </w:pPr>
+            <w:r>
+              <w:rPr>
+                <w:rFonts w:ascii="Arial" w:hAnsi="Arial" w:eastAsia="Arial"/>
+                <w:b/>
+                <w:i w:val="0"/>
+                <w:sz w:val="26"/>
+              </w:rPr>
+              <w:t>O</w:t>
+            </w:r>
+          </w:p>
+        </w:tc>
+      </w:tr>
+      <w:tr>
+        <w:trPr>
+          <w:trHeight w:val="488"/>
+        </w:trPr>
+        <w:tc>
+          <w:tcPr>
+            <w:tcW w:type="dxa" w:w="488"/>
+            <w:tcBorders>
+              <w:top w:val="single" w:sz="4" w:color="9FB3C8"/>
+              <w:left w:val="single" w:sz="4" w:color="9FB3C8"/>
+              <w:bottom w:val="single" w:sz="4" w:color="9FB3C8"/>
+              <w:right w:val="single" w:sz="4" w:color="9FB3C8"/>
+            </w:tcBorders>
+          </w:tcPr>
+          <w:p>
+            <w:pPr>
+              <w:spacing w:after="20"/>
+              <w:jc w:val="center"/>
+            </w:pPr>
+            <w:r>
+              <w:rPr>
+                <w:rFonts w:ascii="Arial" w:hAnsi="Arial" w:eastAsia="Arial"/>
+                <w:b/>
+                <w:i w:val="0"/>
+                <w:sz w:val="26"/>
+              </w:rPr>
+              <w:t>I</w:t>
+            </w:r>
+          </w:p>
+        </w:tc>
+        <w:tc>
+          <w:tcPr>
+            <w:tcW w:type="dxa" w:w="488"/>
+            <w:tcBorders>
+              <w:top w:val="single" w:sz="4" w:color="9FB3C8"/>
+              <w:left w:val="single" w:sz="4" w:color="9FB3C8"/>
+              <w:bottom w:val="single" w:sz="4" w:color="9FB3C8"/>
+              <w:right w:val="single" w:sz="4" w:color="9FB3C8"/>
+            </w:tcBorders>
+          </w:tcPr>
+          <w:p>
+            <w:pPr>
+              <w:spacing w:after="20"/>
+              <w:jc w:val="center"/>
+            </w:pPr>
+            <w:r>
+              <w:rPr>
+                <w:rFonts w:ascii="Arial" w:hAnsi="Arial" w:eastAsia="Arial"/>
+                <w:b/>
+                <w:i w:val="0"/>
+                <w:sz w:val="26"/>
+              </w:rPr>
+              <w:t>T</w:t>
+            </w:r>
+          </w:p>
+        </w:tc>
+        <w:tc>
+          <w:tcPr>
+            <w:tcW w:type="dxa" w:w="488"/>
+            <w:tcBorders>
+              <w:top w:val="single" w:sz="4" w:color="9FB3C8"/>
+              <w:left w:val="single" w:sz="4" w:color="9FB3C8"/>
+              <w:bottom w:val="single" w:sz="4" w:color="9FB3C8"/>
+              <w:right w:val="single" w:sz="4" w:color="9FB3C8"/>
+            </w:tcBorders>
+          </w:tcPr>
+          <w:p>
+            <w:pPr>
+              <w:spacing w:after="20"/>
+              <w:jc w:val="center"/>
+            </w:pPr>
+            <w:r>
+              <w:rPr>
+                <w:rFonts w:ascii="Arial" w:hAnsi="Arial" w:eastAsia="Arial"/>
+                <w:b/>
+                <w:i w:val="0"/>
+                <w:sz w:val="26"/>
+              </w:rPr>
+              <w:t>J</w:t>
+            </w:r>
+          </w:p>
+        </w:tc>
+        <w:tc>
+          <w:tcPr>
+            <w:tcW w:type="dxa" w:w="488"/>
+            <w:tcBorders>
+              <w:top w:val="single" w:sz="4" w:color="9FB3C8"/>
+              <w:left w:val="single" w:sz="4" w:color="9FB3C8"/>
+              <w:bottom w:val="single" w:sz="4" w:color="9FB3C8"/>
+              <w:right w:val="single" w:sz="4" w:color="9FB3C8"/>
+            </w:tcBorders>
+          </w:tcPr>
+          <w:p>
+            <w:pPr>
+              <w:spacing w:after="20"/>
+              <w:jc w:val="center"/>
+            </w:pPr>
+            <w:r>
+              <w:rPr>
+                <w:rFonts w:ascii="Arial" w:hAnsi="Arial" w:eastAsia="Arial"/>
+                <w:b/>
+                <w:i w:val="0"/>
+                <w:sz w:val="26"/>
+              </w:rPr>
+              <w:t>N</w:t>
+            </w:r>
+          </w:p>
+        </w:tc>
+        <w:tc>
+          <w:tcPr>
+            <w:tcW w:type="dxa" w:w="488"/>
+            <w:tcBorders>
+              <w:top w:val="single" w:sz="4" w:color="9FB3C8"/>
+              <w:left w:val="single" w:sz="4" w:color="9FB3C8"/>
+              <w:bottom w:val="single" w:sz="4" w:color="9FB3C8"/>
+              <w:right w:val="single" w:sz="4" w:color="9FB3C8"/>
+            </w:tcBorders>
+          </w:tcPr>
+          <w:p>
+            <w:pPr>
+              <w:spacing w:after="20"/>
+              <w:jc w:val="center"/>
+            </w:pPr>
+            <w:r>
+              <w:rPr>
+                <w:rFonts w:ascii="Arial" w:hAnsi="Arial" w:eastAsia="Arial"/>
+                <w:b/>
+                <w:i w:val="0"/>
+                <w:sz w:val="26"/>
+              </w:rPr>
+              <w:t>L</w:t>
+            </w:r>
+          </w:p>
+        </w:tc>
+        <w:tc>
+          <w:tcPr>
+            <w:tcW w:type="dxa" w:w="488"/>
+            <w:tcBorders>
+              <w:top w:val="single" w:sz="4" w:color="9FB3C8"/>
+              <w:left w:val="single" w:sz="4" w:color="9FB3C8"/>
+              <w:bottom w:val="single" w:sz="4" w:color="9FB3C8"/>
+              <w:right w:val="single" w:sz="4" w:color="9FB3C8"/>
+            </w:tcBorders>
+          </w:tcPr>
+          <w:p>
+            <w:pPr>
+              <w:spacing w:after="20"/>
+              <w:jc w:val="center"/>
+            </w:pPr>
+            <w:r>
+              <w:rPr>
+                <w:rFonts w:ascii="Arial" w:hAnsi="Arial" w:eastAsia="Arial"/>
+                <w:b/>
+                <w:i w:val="0"/>
+                <w:sz w:val="26"/>
+              </w:rPr>
+              <w:t>K</w:t>
+            </w:r>
+          </w:p>
+        </w:tc>
+        <w:tc>
+          <w:tcPr>
+            <w:tcW w:type="dxa" w:w="488"/>
+            <w:tcBorders>
+              <w:top w:val="single" w:sz="4" w:color="9FB3C8"/>
+              <w:left w:val="single" w:sz="4" w:color="9FB3C8"/>
+              <w:bottom w:val="single" w:sz="4" w:color="9FB3C8"/>
+              <w:right w:val="single" w:sz="4" w:color="9FB3C8"/>
+            </w:tcBorders>
+          </w:tcPr>
+          <w:p>
+            <w:pPr>
+              <w:spacing w:after="20"/>
+              <w:jc w:val="center"/>
+            </w:pPr>
+            <w:r>
+              <w:rPr>
+                <w:rFonts w:ascii="Arial" w:hAnsi="Arial" w:eastAsia="Arial"/>
+                <w:b/>
+                <w:i w:val="0"/>
+                <w:sz w:val="26"/>
+              </w:rPr>
+              <w:t>A</w:t>
+            </w:r>
+          </w:p>
+        </w:tc>
+        <w:tc>
+          <w:tcPr>
+            <w:tcW w:type="dxa" w:w="488"/>
+            <w:tcBorders>
+              <w:top w:val="single" w:sz="4" w:color="9FB3C8"/>
+              <w:left w:val="single" w:sz="4" w:color="9FB3C8"/>
+              <w:bottom w:val="single" w:sz="4" w:color="9FB3C8"/>
+              <w:right w:val="single" w:sz="4" w:color="9FB3C8"/>
+            </w:tcBorders>
+          </w:tcPr>
+          <w:p>
+            <w:pPr>
+              <w:spacing w:after="20"/>
+              <w:jc w:val="center"/>
+            </w:pPr>
+            <w:r>
+              <w:rPr>
+                <w:rFonts w:ascii="Arial" w:hAnsi="Arial" w:eastAsia="Arial"/>
+                <w:b/>
+                <w:i w:val="0"/>
+                <w:sz w:val="26"/>
+              </w:rPr>
+              <w:t>T</w:t>
+            </w:r>
+          </w:p>
+        </w:tc>
+        <w:tc>
+          <w:tcPr>
+            <w:tcW w:type="dxa" w:w="488"/>
+            <w:tcBorders>
+              <w:top w:val="single" w:sz="4" w:color="9FB3C8"/>
+              <w:left w:val="single" w:sz="4" w:color="9FB3C8"/>
+              <w:bottom w:val="single" w:sz="4" w:color="9FB3C8"/>
+              <w:right w:val="single" w:sz="4" w:color="9FB3C8"/>
+            </w:tcBorders>
+          </w:tcPr>
+          <w:p>
+            <w:pPr>
+              <w:spacing w:after="20"/>
+              <w:jc w:val="center"/>
+            </w:pPr>
+            <w:r>
+              <w:rPr>
+                <w:rFonts w:ascii="Arial" w:hAnsi="Arial" w:eastAsia="Arial"/>
+                <w:b/>
+                <w:i w:val="0"/>
+                <w:sz w:val="26"/>
+              </w:rPr>
+              <w:t>E</w:t>
+            </w:r>
+          </w:p>
+        </w:tc>
+        <w:tc>
+          <w:tcPr>
+            <w:tcW w:type="dxa" w:w="488"/>
+            <w:tcBorders>
+              <w:top w:val="single" w:sz="4" w:color="9FB3C8"/>
+              <w:left w:val="single" w:sz="4" w:color="9FB3C8"/>
+              <w:bottom w:val="single" w:sz="4" w:color="9FB3C8"/>
+              <w:right w:val="single" w:sz="4" w:color="9FB3C8"/>
+            </w:tcBorders>
+          </w:tcPr>
+          <w:p>
+            <w:pPr>
+              <w:spacing w:after="20"/>
+              <w:jc w:val="center"/>
+            </w:pPr>
+            <w:r>
+              <w:rPr>
+                <w:rFonts w:ascii="Arial" w:hAnsi="Arial" w:eastAsia="Arial"/>
+                <w:b/>
+                <w:i w:val="0"/>
+                <w:sz w:val="26"/>
+              </w:rPr>
+              <w:t>G</w:t>
+            </w:r>
+          </w:p>
+        </w:tc>
+        <w:tc>
+          <w:tcPr>
+            <w:tcW w:type="dxa" w:w="488"/>
+            <w:tcBorders>
+              <w:top w:val="single" w:sz="4" w:color="9FB3C8"/>
+              <w:left w:val="single" w:sz="4" w:color="9FB3C8"/>
+              <w:bottom w:val="single" w:sz="4" w:color="9FB3C8"/>
+              <w:right w:val="single" w:sz="4" w:color="9FB3C8"/>
+            </w:tcBorders>
+          </w:tcPr>
+          <w:p>
+            <w:pPr>
+              <w:spacing w:after="20"/>
+              <w:jc w:val="center"/>
+            </w:pPr>
+            <w:r>
+              <w:rPr>
+                <w:rFonts w:ascii="Arial" w:hAnsi="Arial" w:eastAsia="Arial"/>
+                <w:b/>
+                <w:i w:val="0"/>
+                <w:sz w:val="26"/>
+              </w:rPr>
+              <w:t>L</w:t>
+            </w:r>
+          </w:p>
+        </w:tc>
+        <w:tc>
+          <w:tcPr>
+            <w:tcW w:type="dxa" w:w="488"/>
+            <w:tcBorders>
+              <w:top w:val="single" w:sz="4" w:color="9FB3C8"/>
+              <w:left w:val="single" w:sz="4" w:color="9FB3C8"/>
+              <w:bottom w:val="single" w:sz="4" w:color="9FB3C8"/>
+              <w:right w:val="single" w:sz="4" w:color="9FB3C8"/>
+            </w:tcBorders>
+          </w:tcPr>
+          <w:p>
+            <w:pPr>
+              <w:spacing w:after="20"/>
+              <w:jc w:val="center"/>
+            </w:pPr>
+            <w:r>
+              <w:rPr>
+                <w:rFonts w:ascii="Arial" w:hAnsi="Arial" w:eastAsia="Arial"/>
+                <w:b/>
+                <w:i w:val="0"/>
+                <w:sz w:val="26"/>
+              </w:rPr>
+              <w:t>O</w:t>
+            </w:r>
+          </w:p>
+        </w:tc>
+      </w:tr>
+      <w:tr>
+        <w:trPr>
+          <w:trHeight w:val="488"/>
+        </w:trPr>
+        <w:tc>
+          <w:tcPr>
+            <w:tcW w:type="dxa" w:w="488"/>
+            <w:tcBorders>
+              <w:top w:val="single" w:sz="4" w:color="9FB3C8"/>
+              <w:left w:val="single" w:sz="4" w:color="9FB3C8"/>
+              <w:bottom w:val="single" w:sz="4" w:color="9FB3C8"/>
+              <w:right w:val="single" w:sz="4" w:color="9FB3C8"/>
+            </w:tcBorders>
+          </w:tcPr>
+          <w:p>
+            <w:pPr>
+              <w:spacing w:after="20"/>
+              <w:jc w:val="center"/>
+            </w:pPr>
+            <w:r>
+              <w:rPr>
+                <w:rFonts w:ascii="Arial" w:hAnsi="Arial" w:eastAsia="Arial"/>
+                <w:b/>
+                <w:i w:val="0"/>
+                <w:sz w:val="26"/>
+              </w:rPr>
+              <w:t>T</w:t>
+            </w:r>
+          </w:p>
+        </w:tc>
+        <w:tc>
+          <w:tcPr>
+            <w:tcW w:type="dxa" w:w="488"/>
+            <w:tcBorders>
+              <w:top w:val="single" w:sz="4" w:color="9FB3C8"/>
+              <w:left w:val="single" w:sz="4" w:color="9FB3C8"/>
+              <w:bottom w:val="single" w:sz="4" w:color="9FB3C8"/>
+              <w:right w:val="single" w:sz="4" w:color="9FB3C8"/>
+            </w:tcBorders>
+          </w:tcPr>
+          <w:p>
+            <w:pPr>
+              <w:spacing w:after="20"/>
+              <w:jc w:val="center"/>
+            </w:pPr>
+            <w:r>
+              <w:rPr>
+                <w:rFonts w:ascii="Arial" w:hAnsi="Arial" w:eastAsia="Arial"/>
+                <w:b/>
+                <w:i w:val="0"/>
+                <w:sz w:val="26"/>
+              </w:rPr>
+              <w:t>R</w:t>
+            </w:r>
+          </w:p>
+        </w:tc>
+        <w:tc>
+          <w:tcPr>
+            <w:tcW w:type="dxa" w:w="488"/>
+            <w:tcBorders>
+              <w:top w:val="single" w:sz="4" w:color="9FB3C8"/>
+              <w:left w:val="single" w:sz="4" w:color="9FB3C8"/>
+              <w:bottom w:val="single" w:sz="4" w:color="9FB3C8"/>
+              <w:right w:val="single" w:sz="4" w:color="9FB3C8"/>
+            </w:tcBorders>
+          </w:tcPr>
+          <w:p>
+            <w:pPr>
+              <w:spacing w:after="20"/>
+              <w:jc w:val="center"/>
+            </w:pPr>
+            <w:r>
+              <w:rPr>
+                <w:rFonts w:ascii="Arial" w:hAnsi="Arial" w:eastAsia="Arial"/>
+                <w:b/>
+                <w:i w:val="0"/>
+                <w:sz w:val="26"/>
+              </w:rPr>
+              <w:t>Y</w:t>
             </w:r>
           </w:p>
         </w:tc>
@@ -2761,7 +5510,111 @@
                 <w:i w:val="0"/>
                 <w:sz w:val="26"/>
               </w:rPr>
-              <w:t>V</w:t>
+              <w:t>I</w:t>
+            </w:r>
+          </w:p>
+        </w:tc>
+        <w:tc>
+          <w:tcPr>
+            <w:tcW w:type="dxa" w:w="488"/>
+            <w:tcBorders>
+              <w:top w:val="single" w:sz="4" w:color="9FB3C8"/>
+              <w:left w:val="single" w:sz="4" w:color="9FB3C8"/>
+              <w:bottom w:val="single" w:sz="4" w:color="9FB3C8"/>
+              <w:right w:val="single" w:sz="4" w:color="9FB3C8"/>
+            </w:tcBorders>
+          </w:tcPr>
+          <w:p>
+            <w:pPr>
+              <w:spacing w:after="20"/>
+              <w:jc w:val="center"/>
+            </w:pPr>
+            <w:r>
+              <w:rPr>
+                <w:rFonts w:ascii="Arial" w:hAnsi="Arial" w:eastAsia="Arial"/>
+                <w:b/>
+                <w:i w:val="0"/>
+                <w:sz w:val="26"/>
+              </w:rPr>
+              <w:t>S</w:t>
+            </w:r>
+          </w:p>
+        </w:tc>
+        <w:tc>
+          <w:tcPr>
+            <w:tcW w:type="dxa" w:w="488"/>
+            <w:tcBorders>
+              <w:top w:val="single" w:sz="4" w:color="9FB3C8"/>
+              <w:left w:val="single" w:sz="4" w:color="9FB3C8"/>
+              <w:bottom w:val="single" w:sz="4" w:color="9FB3C8"/>
+              <w:right w:val="single" w:sz="4" w:color="9FB3C8"/>
+            </w:tcBorders>
+          </w:tcPr>
+          <w:p>
+            <w:pPr>
+              <w:spacing w:after="20"/>
+              <w:jc w:val="center"/>
+            </w:pPr>
+            <w:r>
+              <w:rPr>
+                <w:rFonts w:ascii="Arial" w:hAnsi="Arial" w:eastAsia="Arial"/>
+                <w:b/>
+                <w:i w:val="0"/>
+                <w:sz w:val="26"/>
+              </w:rPr>
+              <w:t>S</w:t>
+            </w:r>
+          </w:p>
+        </w:tc>
+        <w:tc>
+          <w:tcPr>
+            <w:tcW w:type="dxa" w:w="488"/>
+            <w:tcBorders>
+              <w:top w:val="single" w:sz="4" w:color="9FB3C8"/>
+              <w:left w:val="single" w:sz="4" w:color="9FB3C8"/>
+              <w:bottom w:val="single" w:sz="4" w:color="9FB3C8"/>
+              <w:right w:val="single" w:sz="4" w:color="9FB3C8"/>
+            </w:tcBorders>
+          </w:tcPr>
+          <w:p>
+            <w:pPr>
+              <w:spacing w:after="20"/>
+              <w:jc w:val="center"/>
+            </w:pPr>
+            <w:r>
+              <w:rPr>
+                <w:rFonts w:ascii="Arial" w:hAnsi="Arial" w:eastAsia="Arial"/>
+                <w:b/>
+                <w:i w:val="0"/>
+                <w:sz w:val="26"/>
+              </w:rPr>
+              <w:t>Q</w:t>
+            </w:r>
+          </w:p>
+        </w:tc>
+        <w:tc>
+          <w:tcPr>
+            <w:tcW w:type="dxa" w:w="488"/>
+            <w:tcBorders>
+              <w:top w:val="single" w:sz="4" w:color="9FB3C8"/>
+              <w:left w:val="single" w:sz="4" w:color="9FB3C8"/>
+              <w:bottom w:val="single" w:sz="4" w:color="9FB3C8"/>
+              <w:right w:val="single" w:sz="4" w:color="9FB3C8"/>
+            </w:tcBorders>
+          </w:tcPr>
+          <w:p>
+            <w:pPr>
+              <w:spacing w:after="20"/>
+              <w:jc w:val="center"/>
+            </w:pPr>
+            <w:r>
+              <w:rPr>
+                <w:rFonts w:ascii="Arial" w:hAnsi="Arial" w:eastAsia="Arial"/>
+                <w:b/>
+                <w:i w:val="0"/>
+                <w:sz w:val="26"/>
+              </w:rPr>
+              <w:t>R</w:t>
             </w:r>
           </w:p>
         </w:tc>
@@ -2792,7 +5645,33 @@
                 <w:i w:val="0"/>
                 <w:sz w:val="26"/>
               </w:rPr>
-              <w:t>S</w:t>
+              <w:t>U</w:t>
+            </w:r>
+          </w:p>
+        </w:tc>
+        <w:tc>
+          <w:tcPr>
+            <w:tcW w:type="dxa" w:w="488"/>
+            <w:tcBorders>
+              <w:top w:val="single" w:sz="4" w:color="9FB3C8"/>
+              <w:left w:val="single" w:sz="4" w:color="9FB3C8"/>
+              <w:bottom w:val="single" w:sz="4" w:color="9FB3C8"/>
+              <w:right w:val="single" w:sz="4" w:color="9FB3C8"/>
+            </w:tcBorders>
+          </w:tcPr>
+          <w:p>
+            <w:pPr>
+              <w:spacing w:after="20"/>
+              <w:jc w:val="center"/>
+            </w:pPr>
+            <w:r>
+              <w:rPr>
+                <w:rFonts w:ascii="Arial" w:hAnsi="Arial" w:eastAsia="Arial"/>
+                <w:b/>
+                <w:i w:val="0"/>
+                <w:sz w:val="26"/>
+              </w:rPr>
+              <w:t>B</w:t>
             </w:r>
           </w:p>
         </w:tc>
@@ -2844,376 +5723,7 @@
                 <w:i w:val="0"/>
                 <w:sz w:val="26"/>
               </w:rPr>
-              <w:t>O</w:t>
-            </w:r>
-          </w:p>
-        </w:tc>
-        <w:tc>
-          <w:tcPr>
-            <w:tcW w:type="dxa" w:w="488"/>
-            <w:tcBorders>
-              <w:top w:val="single" w:sz="4" w:color="9FB3C8"/>
-              <w:left w:val="single" w:sz="4" w:color="9FB3C8"/>
-              <w:bottom w:val="single" w:sz="4" w:color="9FB3C8"/>
-              <w:right w:val="single" w:sz="4" w:color="9FB3C8"/>
-            </w:tcBorders>
-          </w:tcPr>
-          <w:p>
-            <w:pPr>
-              <w:spacing w:after="20"/>
-              <w:jc w:val="center"/>
-            </w:pPr>
-            <w:r>
-              <w:rPr>
-                <w:rFonts w:ascii="Arial" w:hAnsi="Arial" w:eastAsia="Arial"/>
-                <w:b/>
-                <w:i w:val="0"/>
-                <w:sz w:val="26"/>
-              </w:rPr>
-              <w:t>L</w:t>
-            </w:r>
-          </w:p>
-        </w:tc>
-        <w:tc>
-          <w:tcPr>
-            <w:tcW w:type="dxa" w:w="488"/>
-            <w:tcBorders>
-              <w:top w:val="single" w:sz="4" w:color="9FB3C8"/>
-              <w:left w:val="single" w:sz="4" w:color="9FB3C8"/>
-              <w:bottom w:val="single" w:sz="4" w:color="9FB3C8"/>
-              <w:right w:val="single" w:sz="4" w:color="9FB3C8"/>
-            </w:tcBorders>
-          </w:tcPr>
-          <w:p>
-            <w:pPr>
-              <w:spacing w:after="20"/>
-              <w:jc w:val="center"/>
-            </w:pPr>
-            <w:r>
-              <w:rPr>
-                <w:rFonts w:ascii="Arial" w:hAnsi="Arial" w:eastAsia="Arial"/>
-                <w:b/>
-                <w:i w:val="0"/>
-                <w:sz w:val="26"/>
-              </w:rPr>
-              <w:t>F</w:t>
-            </w:r>
-          </w:p>
-        </w:tc>
-        <w:tc>
-          <w:tcPr>
-            <w:tcW w:type="dxa" w:w="488"/>
-            <w:tcBorders>
-              <w:top w:val="single" w:sz="4" w:color="9FB3C8"/>
-              <w:left w:val="single" w:sz="4" w:color="9FB3C8"/>
-              <w:bottom w:val="single" w:sz="4" w:color="9FB3C8"/>
-              <w:right w:val="single" w:sz="4" w:color="9FB3C8"/>
-            </w:tcBorders>
-          </w:tcPr>
-          <w:p>
-            <w:pPr>
-              <w:spacing w:after="20"/>
-              <w:jc w:val="center"/>
-            </w:pPr>
-            <w:r>
-              <w:rPr>
-                <w:rFonts w:ascii="Arial" w:hAnsi="Arial" w:eastAsia="Arial"/>
-                <w:b/>
-                <w:i w:val="0"/>
-                <w:sz w:val="26"/>
-              </w:rPr>
-              <w:t>W</w:t>
-            </w:r>
-          </w:p>
-        </w:tc>
-        <w:tc>
-          <w:tcPr>
-            <w:tcW w:type="dxa" w:w="488"/>
-            <w:tcBorders>
-              <w:top w:val="single" w:sz="4" w:color="9FB3C8"/>
-              <w:left w:val="single" w:sz="4" w:color="9FB3C8"/>
-              <w:bottom w:val="single" w:sz="4" w:color="9FB3C8"/>
-              <w:right w:val="single" w:sz="4" w:color="9FB3C8"/>
-            </w:tcBorders>
-          </w:tcPr>
-          <w:p>
-            <w:pPr>
-              <w:spacing w:after="20"/>
-              <w:jc w:val="center"/>
-            </w:pPr>
-            <w:r>
-              <w:rPr>
-                <w:rFonts w:ascii="Arial" w:hAnsi="Arial" w:eastAsia="Arial"/>
-                <w:b/>
-                <w:i w:val="0"/>
-                <w:sz w:val="26"/>
-              </w:rPr>
-              <w:t>X</w:t>
-            </w:r>
-          </w:p>
-        </w:tc>
-        <w:tc>
-          <w:tcPr>
-            <w:tcW w:type="dxa" w:w="488"/>
-            <w:tcBorders>
-              <w:top w:val="single" w:sz="4" w:color="9FB3C8"/>
-              <w:left w:val="single" w:sz="4" w:color="9FB3C8"/>
-              <w:bottom w:val="single" w:sz="4" w:color="9FB3C8"/>
-              <w:right w:val="single" w:sz="4" w:color="9FB3C8"/>
-            </w:tcBorders>
-          </w:tcPr>
-          <w:p>
-            <w:pPr>
-              <w:spacing w:after="20"/>
-              <w:jc w:val="center"/>
-            </w:pPr>
-            <w:r>
-              <w:rPr>
-                <w:rFonts w:ascii="Arial" w:hAnsi="Arial" w:eastAsia="Arial"/>
-                <w:b/>
-                <w:i w:val="0"/>
-                <w:sz w:val="26"/>
-              </w:rPr>
-              <w:t>H</w:t>
-            </w:r>
-          </w:p>
-        </w:tc>
-        <w:tc>
-          <w:tcPr>
-            <w:tcW w:type="dxa" w:w="488"/>
-            <w:tcBorders>
-              <w:top w:val="single" w:sz="4" w:color="9FB3C8"/>
-              <w:left w:val="single" w:sz="4" w:color="9FB3C8"/>
-              <w:bottom w:val="single" w:sz="4" w:color="9FB3C8"/>
-              <w:right w:val="single" w:sz="4" w:color="9FB3C8"/>
-            </w:tcBorders>
-          </w:tcPr>
-          <w:p>
-            <w:pPr>
-              <w:spacing w:after="20"/>
-              <w:jc w:val="center"/>
-            </w:pPr>
-            <w:r>
-              <w:rPr>
-                <w:rFonts w:ascii="Arial" w:hAnsi="Arial" w:eastAsia="Arial"/>
-                <w:b/>
-                <w:i w:val="0"/>
-                <w:sz w:val="26"/>
-              </w:rPr>
-              <w:t>G</w:t>
-            </w:r>
-          </w:p>
-        </w:tc>
-        <w:tc>
-          <w:tcPr>
-            <w:tcW w:type="dxa" w:w="488"/>
-            <w:tcBorders>
-              <w:top w:val="single" w:sz="4" w:color="9FB3C8"/>
-              <w:left w:val="single" w:sz="4" w:color="9FB3C8"/>
-              <w:bottom w:val="single" w:sz="4" w:color="9FB3C8"/>
-              <w:right w:val="single" w:sz="4" w:color="9FB3C8"/>
-            </w:tcBorders>
-          </w:tcPr>
-          <w:p>
-            <w:pPr>
-              <w:spacing w:after="20"/>
-              <w:jc w:val="center"/>
-            </w:pPr>
-            <w:r>
-              <w:rPr>
-                <w:rFonts w:ascii="Arial" w:hAnsi="Arial" w:eastAsia="Arial"/>
-                <w:b/>
-                <w:i w:val="0"/>
-                <w:sz w:val="26"/>
-              </w:rPr>
-              <w:t>T</w:t>
-            </w:r>
-          </w:p>
-        </w:tc>
-        <w:tc>
-          <w:tcPr>
-            <w:tcW w:type="dxa" w:w="488"/>
-            <w:tcBorders>
-              <w:top w:val="single" w:sz="4" w:color="9FB3C8"/>
-              <w:left w:val="single" w:sz="4" w:color="9FB3C8"/>
-              <w:bottom w:val="single" w:sz="4" w:color="9FB3C8"/>
-              <w:right w:val="single" w:sz="4" w:color="9FB3C8"/>
-            </w:tcBorders>
-          </w:tcPr>
-          <w:p>
-            <w:pPr>
-              <w:spacing w:after="20"/>
-              <w:jc w:val="center"/>
-            </w:pPr>
-            <w:r>
-              <w:rPr>
-                <w:rFonts w:ascii="Arial" w:hAnsi="Arial" w:eastAsia="Arial"/>
-                <w:b/>
-                <w:i w:val="0"/>
-                <w:sz w:val="26"/>
-              </w:rPr>
-              <w:t>P</w:t>
-            </w:r>
-          </w:p>
-        </w:tc>
-        <w:tc>
-          <w:tcPr>
-            <w:tcW w:type="dxa" w:w="488"/>
-            <w:tcBorders>
-              <w:top w:val="single" w:sz="4" w:color="9FB3C8"/>
-              <w:left w:val="single" w:sz="4" w:color="9FB3C8"/>
-              <w:bottom w:val="single" w:sz="4" w:color="9FB3C8"/>
-              <w:right w:val="single" w:sz="4" w:color="9FB3C8"/>
-            </w:tcBorders>
-          </w:tcPr>
-          <w:p>
-            <w:pPr>
-              <w:spacing w:after="20"/>
-              <w:jc w:val="center"/>
-            </w:pPr>
-            <w:r>
-              <w:rPr>
-                <w:rFonts w:ascii="Arial" w:hAnsi="Arial" w:eastAsia="Arial"/>
-                <w:b/>
-                <w:i w:val="0"/>
-                <w:sz w:val="26"/>
-              </w:rPr>
-              <w:t>N</w:t>
-            </w:r>
-          </w:p>
-        </w:tc>
-      </w:tr>
-      <w:tr>
-        <w:trPr>
-          <w:trHeight w:val="488"/>
-        </w:trPr>
-        <w:tc>
-          <w:tcPr>
-            <w:tcW w:type="dxa" w:w="488"/>
-            <w:tcBorders>
-              <w:top w:val="single" w:sz="4" w:color="9FB3C8"/>
-              <w:left w:val="single" w:sz="4" w:color="9FB3C8"/>
-              <w:bottom w:val="single" w:sz="4" w:color="9FB3C8"/>
-              <w:right w:val="single" w:sz="4" w:color="9FB3C8"/>
-            </w:tcBorders>
-          </w:tcPr>
-          <w:p>
-            <w:pPr>
-              <w:spacing w:after="20"/>
-              <w:jc w:val="center"/>
-            </w:pPr>
-            <w:r>
-              <w:rPr>
-                <w:rFonts w:ascii="Arial" w:hAnsi="Arial" w:eastAsia="Arial"/>
-                <w:b/>
-                <w:i w:val="0"/>
-                <w:sz w:val="26"/>
-              </w:rPr>
-              <w:t>S</w:t>
-            </w:r>
-          </w:p>
-        </w:tc>
-        <w:tc>
-          <w:tcPr>
-            <w:tcW w:type="dxa" w:w="488"/>
-            <w:tcBorders>
-              <w:top w:val="single" w:sz="4" w:color="9FB3C8"/>
-              <w:left w:val="single" w:sz="4" w:color="9FB3C8"/>
-              <w:bottom w:val="single" w:sz="4" w:color="9FB3C8"/>
-              <w:right w:val="single" w:sz="4" w:color="9FB3C8"/>
-            </w:tcBorders>
-          </w:tcPr>
-          <w:p>
-            <w:pPr>
-              <w:spacing w:after="20"/>
-              <w:jc w:val="center"/>
-            </w:pPr>
-            <w:r>
-              <w:rPr>
-                <w:rFonts w:ascii="Arial" w:hAnsi="Arial" w:eastAsia="Arial"/>
-                <w:b/>
-                <w:i w:val="0"/>
-                <w:sz w:val="26"/>
-              </w:rPr>
-              <w:t>O</w:t>
-            </w:r>
-          </w:p>
-        </w:tc>
-        <w:tc>
-          <w:tcPr>
-            <w:tcW w:type="dxa" w:w="488"/>
-            <w:tcBorders>
-              <w:top w:val="single" w:sz="4" w:color="9FB3C8"/>
-              <w:left w:val="single" w:sz="4" w:color="9FB3C8"/>
-              <w:bottom w:val="single" w:sz="4" w:color="9FB3C8"/>
-              <w:right w:val="single" w:sz="4" w:color="9FB3C8"/>
-            </w:tcBorders>
-          </w:tcPr>
-          <w:p>
-            <w:pPr>
-              <w:spacing w:after="20"/>
-              <w:jc w:val="center"/>
-            </w:pPr>
-            <w:r>
-              <w:rPr>
-                <w:rFonts w:ascii="Arial" w:hAnsi="Arial" w:eastAsia="Arial"/>
-                <w:b/>
-                <w:i w:val="0"/>
-                <w:sz w:val="26"/>
-              </w:rPr>
-              <w:t>N</w:t>
-            </w:r>
-          </w:p>
-        </w:tc>
-        <w:tc>
-          <w:tcPr>
-            <w:tcW w:type="dxa" w:w="488"/>
-            <w:tcBorders>
-              <w:top w:val="single" w:sz="4" w:color="9FB3C8"/>
-              <w:left w:val="single" w:sz="4" w:color="9FB3C8"/>
-              <w:bottom w:val="single" w:sz="4" w:color="9FB3C8"/>
-              <w:right w:val="single" w:sz="4" w:color="9FB3C8"/>
-            </w:tcBorders>
-          </w:tcPr>
-          <w:p>
-            <w:pPr>
-              <w:spacing w:after="20"/>
-              <w:jc w:val="center"/>
-            </w:pPr>
-            <w:r>
-              <w:rPr>
-                <w:rFonts w:ascii="Arial" w:hAnsi="Arial" w:eastAsia="Arial"/>
-                <w:b/>
-                <w:i w:val="0"/>
-                <w:sz w:val="26"/>
-              </w:rPr>
               <w:t>R</w:t>
-            </w:r>
-          </w:p>
-        </w:tc>
-        <w:tc>
-          <w:tcPr>
-            <w:tcW w:type="dxa" w:w="488"/>
-            <w:tcBorders>
-              <w:top w:val="single" w:sz="4" w:color="9FB3C8"/>
-              <w:left w:val="single" w:sz="4" w:color="9FB3C8"/>
-              <w:bottom w:val="single" w:sz="4" w:color="9FB3C8"/>
-              <w:right w:val="single" w:sz="4" w:color="9FB3C8"/>
-            </w:tcBorders>
-          </w:tcPr>
-          <w:p>
-            <w:pPr>
-              <w:spacing w:after="20"/>
-              <w:jc w:val="center"/>
-            </w:pPr>
-            <w:r>
-              <w:rPr>
-                <w:rFonts w:ascii="Arial" w:hAnsi="Arial" w:eastAsia="Arial"/>
-                <w:b/>
-                <w:i w:val="0"/>
-                <w:sz w:val="26"/>
-              </w:rPr>
-              <w:t>C</w:t>
             </w:r>
           </w:p>
         </w:tc>
@@ -3291,640 +5801,6 @@
                 <w:i w:val="0"/>
                 <w:sz w:val="26"/>
               </w:rPr>
-              <w:t>D</w:t>
-            </w:r>
-          </w:p>
-        </w:tc>
-        <w:tc>
-          <w:tcPr>
-            <w:tcW w:type="dxa" w:w="488"/>
-            <w:tcBorders>
-              <w:top w:val="single" w:sz="4" w:color="9FB3C8"/>
-              <w:left w:val="single" w:sz="4" w:color="9FB3C8"/>
-              <w:bottom w:val="single" w:sz="4" w:color="9FB3C8"/>
-              <w:right w:val="single" w:sz="4" w:color="9FB3C8"/>
-            </w:tcBorders>
-          </w:tcPr>
-          <w:p>
-            <w:pPr>
-              <w:spacing w:after="20"/>
-              <w:jc w:val="center"/>
-            </w:pPr>
-            <w:r>
-              <w:rPr>
-                <w:rFonts w:ascii="Arial" w:hAnsi="Arial" w:eastAsia="Arial"/>
-                <w:b/>
-                <w:i w:val="0"/>
-                <w:sz w:val="26"/>
-              </w:rPr>
-              <w:t>I</w:t>
-            </w:r>
-          </w:p>
-        </w:tc>
-        <w:tc>
-          <w:tcPr>
-            <w:tcW w:type="dxa" w:w="488"/>
-            <w:tcBorders>
-              <w:top w:val="single" w:sz="4" w:color="9FB3C8"/>
-              <w:left w:val="single" w:sz="4" w:color="9FB3C8"/>
-              <w:bottom w:val="single" w:sz="4" w:color="9FB3C8"/>
-              <w:right w:val="single" w:sz="4" w:color="9FB3C8"/>
-            </w:tcBorders>
-          </w:tcPr>
-          <w:p>
-            <w:pPr>
-              <w:spacing w:after="20"/>
-              <w:jc w:val="center"/>
-            </w:pPr>
-            <w:r>
-              <w:rPr>
-                <w:rFonts w:ascii="Arial" w:hAnsi="Arial" w:eastAsia="Arial"/>
-                <w:b/>
-                <w:i w:val="0"/>
-                <w:sz w:val="26"/>
-              </w:rPr>
-              <w:t>T</w:t>
-            </w:r>
-          </w:p>
-        </w:tc>
-        <w:tc>
-          <w:tcPr>
-            <w:tcW w:type="dxa" w:w="488"/>
-            <w:tcBorders>
-              <w:top w:val="single" w:sz="4" w:color="9FB3C8"/>
-              <w:left w:val="single" w:sz="4" w:color="9FB3C8"/>
-              <w:bottom w:val="single" w:sz="4" w:color="9FB3C8"/>
-              <w:right w:val="single" w:sz="4" w:color="9FB3C8"/>
-            </w:tcBorders>
-          </w:tcPr>
-          <w:p>
-            <w:pPr>
-              <w:spacing w:after="20"/>
-              <w:jc w:val="center"/>
-            </w:pPr>
-            <w:r>
-              <w:rPr>
-                <w:rFonts w:ascii="Arial" w:hAnsi="Arial" w:eastAsia="Arial"/>
-                <w:b/>
-                <w:i w:val="0"/>
-                <w:sz w:val="26"/>
-              </w:rPr>
-              <w:t>O</w:t>
-            </w:r>
-          </w:p>
-        </w:tc>
-        <w:tc>
-          <w:tcPr>
-            <w:tcW w:type="dxa" w:w="488"/>
-            <w:tcBorders>
-              <w:top w:val="single" w:sz="4" w:color="9FB3C8"/>
-              <w:left w:val="single" w:sz="4" w:color="9FB3C8"/>
-              <w:bottom w:val="single" w:sz="4" w:color="9FB3C8"/>
-              <w:right w:val="single" w:sz="4" w:color="9FB3C8"/>
-            </w:tcBorders>
-          </w:tcPr>
-          <w:p>
-            <w:pPr>
-              <w:spacing w:after="20"/>
-              <w:jc w:val="center"/>
-            </w:pPr>
-            <w:r>
-              <w:rPr>
-                <w:rFonts w:ascii="Arial" w:hAnsi="Arial" w:eastAsia="Arial"/>
-                <w:b/>
-                <w:i w:val="0"/>
-                <w:sz w:val="26"/>
-              </w:rPr>
-              <w:t>B</w:t>
-            </w:r>
-          </w:p>
-        </w:tc>
-      </w:tr>
-      <w:tr>
-        <w:trPr>
-          <w:trHeight w:val="488"/>
-        </w:trPr>
-        <w:tc>
-          <w:tcPr>
-            <w:tcW w:type="dxa" w:w="488"/>
-            <w:tcBorders>
-              <w:top w:val="single" w:sz="4" w:color="9FB3C8"/>
-              <w:left w:val="single" w:sz="4" w:color="9FB3C8"/>
-              <w:bottom w:val="single" w:sz="4" w:color="9FB3C8"/>
-              <w:right w:val="single" w:sz="4" w:color="9FB3C8"/>
-            </w:tcBorders>
-          </w:tcPr>
-          <w:p>
-            <w:pPr>
-              <w:spacing w:after="20"/>
-              <w:jc w:val="center"/>
-            </w:pPr>
-            <w:r>
-              <w:rPr>
-                <w:rFonts w:ascii="Arial" w:hAnsi="Arial" w:eastAsia="Arial"/>
-                <w:b/>
-                <w:i w:val="0"/>
-                <w:sz w:val="26"/>
-              </w:rPr>
-              <w:t>W</w:t>
-            </w:r>
-          </w:p>
-        </w:tc>
-        <w:tc>
-          <w:tcPr>
-            <w:tcW w:type="dxa" w:w="488"/>
-            <w:tcBorders>
-              <w:top w:val="single" w:sz="4" w:color="9FB3C8"/>
-              <w:left w:val="single" w:sz="4" w:color="9FB3C8"/>
-              <w:bottom w:val="single" w:sz="4" w:color="9FB3C8"/>
-              <w:right w:val="single" w:sz="4" w:color="9FB3C8"/>
-            </w:tcBorders>
-          </w:tcPr>
-          <w:p>
-            <w:pPr>
-              <w:spacing w:after="20"/>
-              <w:jc w:val="center"/>
-            </w:pPr>
-            <w:r>
-              <w:rPr>
-                <w:rFonts w:ascii="Arial" w:hAnsi="Arial" w:eastAsia="Arial"/>
-                <w:b/>
-                <w:i w:val="0"/>
-                <w:sz w:val="26"/>
-              </w:rPr>
-              <w:t>T</w:t>
-            </w:r>
-          </w:p>
-        </w:tc>
-        <w:tc>
-          <w:tcPr>
-            <w:tcW w:type="dxa" w:w="488"/>
-            <w:tcBorders>
-              <w:top w:val="single" w:sz="4" w:color="9FB3C8"/>
-              <w:left w:val="single" w:sz="4" w:color="9FB3C8"/>
-              <w:bottom w:val="single" w:sz="4" w:color="9FB3C8"/>
-              <w:right w:val="single" w:sz="4" w:color="9FB3C8"/>
-            </w:tcBorders>
-          </w:tcPr>
-          <w:p>
-            <w:pPr>
-              <w:spacing w:after="20"/>
-              <w:jc w:val="center"/>
-            </w:pPr>
-            <w:r>
-              <w:rPr>
-                <w:rFonts w:ascii="Arial" w:hAnsi="Arial" w:eastAsia="Arial"/>
-                <w:b/>
-                <w:i w:val="0"/>
-                <w:sz w:val="26"/>
-              </w:rPr>
-              <w:t>S</w:t>
-            </w:r>
-          </w:p>
-        </w:tc>
-        <w:tc>
-          <w:tcPr>
-            <w:tcW w:type="dxa" w:w="488"/>
-            <w:tcBorders>
-              <w:top w:val="single" w:sz="4" w:color="9FB3C8"/>
-              <w:left w:val="single" w:sz="4" w:color="9FB3C8"/>
-              <w:bottom w:val="single" w:sz="4" w:color="9FB3C8"/>
-              <w:right w:val="single" w:sz="4" w:color="9FB3C8"/>
-            </w:tcBorders>
-          </w:tcPr>
-          <w:p>
-            <w:pPr>
-              <w:spacing w:after="20"/>
-              <w:jc w:val="center"/>
-            </w:pPr>
-            <w:r>
-              <w:rPr>
-                <w:rFonts w:ascii="Arial" w:hAnsi="Arial" w:eastAsia="Arial"/>
-                <w:b/>
-                <w:i w:val="0"/>
-                <w:sz w:val="26"/>
-              </w:rPr>
-              <w:t>G</w:t>
-            </w:r>
-          </w:p>
-        </w:tc>
-        <w:tc>
-          <w:tcPr>
-            <w:tcW w:type="dxa" w:w="488"/>
-            <w:tcBorders>
-              <w:top w:val="single" w:sz="4" w:color="9FB3C8"/>
-              <w:left w:val="single" w:sz="4" w:color="9FB3C8"/>
-              <w:bottom w:val="single" w:sz="4" w:color="9FB3C8"/>
-              <w:right w:val="single" w:sz="4" w:color="9FB3C8"/>
-            </w:tcBorders>
-          </w:tcPr>
-          <w:p>
-            <w:pPr>
-              <w:spacing w:after="20"/>
-              <w:jc w:val="center"/>
-            </w:pPr>
-            <w:r>
-              <w:rPr>
-                <w:rFonts w:ascii="Arial" w:hAnsi="Arial" w:eastAsia="Arial"/>
-                <w:b/>
-                <w:i w:val="0"/>
-                <w:sz w:val="26"/>
-              </w:rPr>
-              <w:t>T</w:t>
-            </w:r>
-          </w:p>
-        </w:tc>
-        <w:tc>
-          <w:tcPr>
-            <w:tcW w:type="dxa" w:w="488"/>
-            <w:tcBorders>
-              <w:top w:val="single" w:sz="4" w:color="9FB3C8"/>
-              <w:left w:val="single" w:sz="4" w:color="9FB3C8"/>
-              <w:bottom w:val="single" w:sz="4" w:color="9FB3C8"/>
-              <w:right w:val="single" w:sz="4" w:color="9FB3C8"/>
-            </w:tcBorders>
-          </w:tcPr>
-          <w:p>
-            <w:pPr>
-              <w:spacing w:after="20"/>
-              <w:jc w:val="center"/>
-            </w:pPr>
-            <w:r>
-              <w:rPr>
-                <w:rFonts w:ascii="Arial" w:hAnsi="Arial" w:eastAsia="Arial"/>
-                <w:b/>
-                <w:i w:val="0"/>
-                <w:sz w:val="26"/>
-              </w:rPr>
-              <w:t>J</w:t>
-            </w:r>
-          </w:p>
-        </w:tc>
-        <w:tc>
-          <w:tcPr>
-            <w:tcW w:type="dxa" w:w="488"/>
-            <w:tcBorders>
-              <w:top w:val="single" w:sz="4" w:color="9FB3C8"/>
-              <w:left w:val="single" w:sz="4" w:color="9FB3C8"/>
-              <w:bottom w:val="single" w:sz="4" w:color="9FB3C8"/>
-              <w:right w:val="single" w:sz="4" w:color="9FB3C8"/>
-            </w:tcBorders>
-          </w:tcPr>
-          <w:p>
-            <w:pPr>
-              <w:spacing w:after="20"/>
-              <w:jc w:val="center"/>
-            </w:pPr>
-            <w:r>
-              <w:rPr>
-                <w:rFonts w:ascii="Arial" w:hAnsi="Arial" w:eastAsia="Arial"/>
-                <w:b/>
-                <w:i w:val="0"/>
-                <w:sz w:val="26"/>
-              </w:rPr>
-              <w:t>N</w:t>
-            </w:r>
-          </w:p>
-        </w:tc>
-        <w:tc>
-          <w:tcPr>
-            <w:tcW w:type="dxa" w:w="488"/>
-            <w:tcBorders>
-              <w:top w:val="single" w:sz="4" w:color="9FB3C8"/>
-              <w:left w:val="single" w:sz="4" w:color="9FB3C8"/>
-              <w:bottom w:val="single" w:sz="4" w:color="9FB3C8"/>
-              <w:right w:val="single" w:sz="4" w:color="9FB3C8"/>
-            </w:tcBorders>
-          </w:tcPr>
-          <w:p>
-            <w:pPr>
-              <w:spacing w:after="20"/>
-              <w:jc w:val="center"/>
-            </w:pPr>
-            <w:r>
-              <w:rPr>
-                <w:rFonts w:ascii="Arial" w:hAnsi="Arial" w:eastAsia="Arial"/>
-                <w:b/>
-                <w:i w:val="0"/>
-                <w:sz w:val="26"/>
-              </w:rPr>
-              <w:t>L</w:t>
-            </w:r>
-          </w:p>
-        </w:tc>
-        <w:tc>
-          <w:tcPr>
-            <w:tcW w:type="dxa" w:w="488"/>
-            <w:tcBorders>
-              <w:top w:val="single" w:sz="4" w:color="9FB3C8"/>
-              <w:left w:val="single" w:sz="4" w:color="9FB3C8"/>
-              <w:bottom w:val="single" w:sz="4" w:color="9FB3C8"/>
-              <w:right w:val="single" w:sz="4" w:color="9FB3C8"/>
-            </w:tcBorders>
-          </w:tcPr>
-          <w:p>
-            <w:pPr>
-              <w:spacing w:after="20"/>
-              <w:jc w:val="center"/>
-            </w:pPr>
-            <w:r>
-              <w:rPr>
-                <w:rFonts w:ascii="Arial" w:hAnsi="Arial" w:eastAsia="Arial"/>
-                <w:b/>
-                <w:i w:val="0"/>
-                <w:sz w:val="26"/>
-              </w:rPr>
-              <w:t>L</w:t>
-            </w:r>
-          </w:p>
-        </w:tc>
-        <w:tc>
-          <w:tcPr>
-            <w:tcW w:type="dxa" w:w="488"/>
-            <w:tcBorders>
-              <w:top w:val="single" w:sz="4" w:color="9FB3C8"/>
-              <w:left w:val="single" w:sz="4" w:color="9FB3C8"/>
-              <w:bottom w:val="single" w:sz="4" w:color="9FB3C8"/>
-              <w:right w:val="single" w:sz="4" w:color="9FB3C8"/>
-            </w:tcBorders>
-          </w:tcPr>
-          <w:p>
-            <w:pPr>
-              <w:spacing w:after="20"/>
-              <w:jc w:val="center"/>
-            </w:pPr>
-            <w:r>
-              <w:rPr>
-                <w:rFonts w:ascii="Arial" w:hAnsi="Arial" w:eastAsia="Arial"/>
-                <w:b/>
-                <w:i w:val="0"/>
-                <w:sz w:val="26"/>
-              </w:rPr>
-              <w:t>P</w:t>
-            </w:r>
-          </w:p>
-        </w:tc>
-        <w:tc>
-          <w:tcPr>
-            <w:tcW w:type="dxa" w:w="488"/>
-            <w:tcBorders>
-              <w:top w:val="single" w:sz="4" w:color="9FB3C8"/>
-              <w:left w:val="single" w:sz="4" w:color="9FB3C8"/>
-              <w:bottom w:val="single" w:sz="4" w:color="9FB3C8"/>
-              <w:right w:val="single" w:sz="4" w:color="9FB3C8"/>
-            </w:tcBorders>
-          </w:tcPr>
-          <w:p>
-            <w:pPr>
-              <w:spacing w:after="20"/>
-              <w:jc w:val="center"/>
-            </w:pPr>
-            <w:r>
-              <w:rPr>
-                <w:rFonts w:ascii="Arial" w:hAnsi="Arial" w:eastAsia="Arial"/>
-                <w:b/>
-                <w:i w:val="0"/>
-                <w:sz w:val="26"/>
-              </w:rPr>
-              <w:t>K</w:t>
-            </w:r>
-          </w:p>
-        </w:tc>
-        <w:tc>
-          <w:tcPr>
-            <w:tcW w:type="dxa" w:w="488"/>
-            <w:tcBorders>
-              <w:top w:val="single" w:sz="4" w:color="9FB3C8"/>
-              <w:left w:val="single" w:sz="4" w:color="9FB3C8"/>
-              <w:bottom w:val="single" w:sz="4" w:color="9FB3C8"/>
-              <w:right w:val="single" w:sz="4" w:color="9FB3C8"/>
-            </w:tcBorders>
-          </w:tcPr>
-          <w:p>
-            <w:pPr>
-              <w:spacing w:after="20"/>
-              <w:jc w:val="center"/>
-            </w:pPr>
-            <w:r>
-              <w:rPr>
-                <w:rFonts w:ascii="Arial" w:hAnsi="Arial" w:eastAsia="Arial"/>
-                <w:b/>
-                <w:i w:val="0"/>
-                <w:sz w:val="26"/>
-              </w:rPr>
-              <w:t>U</w:t>
-            </w:r>
-          </w:p>
-        </w:tc>
-      </w:tr>
-      <w:tr>
-        <w:trPr>
-          <w:trHeight w:val="488"/>
-        </w:trPr>
-        <w:tc>
-          <w:tcPr>
-            <w:tcW w:type="dxa" w:w="488"/>
-            <w:tcBorders>
-              <w:top w:val="single" w:sz="4" w:color="9FB3C8"/>
-              <w:left w:val="single" w:sz="4" w:color="9FB3C8"/>
-              <w:bottom w:val="single" w:sz="4" w:color="9FB3C8"/>
-              <w:right w:val="single" w:sz="4" w:color="9FB3C8"/>
-            </w:tcBorders>
-          </w:tcPr>
-          <w:p>
-            <w:pPr>
-              <w:spacing w:after="20"/>
-              <w:jc w:val="center"/>
-            </w:pPr>
-            <w:r>
-              <w:rPr>
-                <w:rFonts w:ascii="Arial" w:hAnsi="Arial" w:eastAsia="Arial"/>
-                <w:b/>
-                <w:i w:val="0"/>
-                <w:sz w:val="26"/>
-              </w:rPr>
-              <w:t>I</w:t>
-            </w:r>
-          </w:p>
-        </w:tc>
-        <w:tc>
-          <w:tcPr>
-            <w:tcW w:type="dxa" w:w="488"/>
-            <w:tcBorders>
-              <w:top w:val="single" w:sz="4" w:color="9FB3C8"/>
-              <w:left w:val="single" w:sz="4" w:color="9FB3C8"/>
-              <w:bottom w:val="single" w:sz="4" w:color="9FB3C8"/>
-              <w:right w:val="single" w:sz="4" w:color="9FB3C8"/>
-            </w:tcBorders>
-          </w:tcPr>
-          <w:p>
-            <w:pPr>
-              <w:spacing w:after="20"/>
-              <w:jc w:val="center"/>
-            </w:pPr>
-            <w:r>
-              <w:rPr>
-                <w:rFonts w:ascii="Arial" w:hAnsi="Arial" w:eastAsia="Arial"/>
-                <w:b/>
-                <w:i w:val="0"/>
-                <w:sz w:val="26"/>
-              </w:rPr>
-              <w:t>A</w:t>
-            </w:r>
-          </w:p>
-        </w:tc>
-        <w:tc>
-          <w:tcPr>
-            <w:tcW w:type="dxa" w:w="488"/>
-            <w:tcBorders>
-              <w:top w:val="single" w:sz="4" w:color="9FB3C8"/>
-              <w:left w:val="single" w:sz="4" w:color="9FB3C8"/>
-              <w:bottom w:val="single" w:sz="4" w:color="9FB3C8"/>
-              <w:right w:val="single" w:sz="4" w:color="9FB3C8"/>
-            </w:tcBorders>
-          </w:tcPr>
-          <w:p>
-            <w:pPr>
-              <w:spacing w:after="20"/>
-              <w:jc w:val="center"/>
-            </w:pPr>
-            <w:r>
-              <w:rPr>
-                <w:rFonts w:ascii="Arial" w:hAnsi="Arial" w:eastAsia="Arial"/>
-                <w:b/>
-                <w:i w:val="0"/>
-                <w:sz w:val="26"/>
-              </w:rPr>
-              <w:t>G</w:t>
-            </w:r>
-          </w:p>
-        </w:tc>
-        <w:tc>
-          <w:tcPr>
-            <w:tcW w:type="dxa" w:w="488"/>
-            <w:tcBorders>
-              <w:top w:val="single" w:sz="4" w:color="9FB3C8"/>
-              <w:left w:val="single" w:sz="4" w:color="9FB3C8"/>
-              <w:bottom w:val="single" w:sz="4" w:color="9FB3C8"/>
-              <w:right w:val="single" w:sz="4" w:color="9FB3C8"/>
-            </w:tcBorders>
-          </w:tcPr>
-          <w:p>
-            <w:pPr>
-              <w:spacing w:after="20"/>
-              <w:jc w:val="center"/>
-            </w:pPr>
-            <w:r>
-              <w:rPr>
-                <w:rFonts w:ascii="Arial" w:hAnsi="Arial" w:eastAsia="Arial"/>
-                <w:b/>
-                <w:i w:val="0"/>
-                <w:sz w:val="26"/>
-              </w:rPr>
-              <w:t>E</w:t>
-            </w:r>
-          </w:p>
-        </w:tc>
-        <w:tc>
-          <w:tcPr>
-            <w:tcW w:type="dxa" w:w="488"/>
-            <w:tcBorders>
-              <w:top w:val="single" w:sz="4" w:color="9FB3C8"/>
-              <w:left w:val="single" w:sz="4" w:color="9FB3C8"/>
-              <w:bottom w:val="single" w:sz="4" w:color="9FB3C8"/>
-              <w:right w:val="single" w:sz="4" w:color="9FB3C8"/>
-            </w:tcBorders>
-          </w:tcPr>
-          <w:p>
-            <w:pPr>
-              <w:spacing w:after="20"/>
-              <w:jc w:val="center"/>
-            </w:pPr>
-            <w:r>
-              <w:rPr>
-                <w:rFonts w:ascii="Arial" w:hAnsi="Arial" w:eastAsia="Arial"/>
-                <w:b/>
-                <w:i w:val="0"/>
-                <w:sz w:val="26"/>
-              </w:rPr>
-              <w:t>L</w:t>
-            </w:r>
-          </w:p>
-        </w:tc>
-        <w:tc>
-          <w:tcPr>
-            <w:tcW w:type="dxa" w:w="488"/>
-            <w:tcBorders>
-              <w:top w:val="single" w:sz="4" w:color="9FB3C8"/>
-              <w:left w:val="single" w:sz="4" w:color="9FB3C8"/>
-              <w:bottom w:val="single" w:sz="4" w:color="9FB3C8"/>
-              <w:right w:val="single" w:sz="4" w:color="9FB3C8"/>
-            </w:tcBorders>
-          </w:tcPr>
-          <w:p>
-            <w:pPr>
-              <w:spacing w:after="20"/>
-              <w:jc w:val="center"/>
-            </w:pPr>
-            <w:r>
-              <w:rPr>
-                <w:rFonts w:ascii="Arial" w:hAnsi="Arial" w:eastAsia="Arial"/>
-                <w:b/>
-                <w:i w:val="0"/>
-                <w:sz w:val="26"/>
-              </w:rPr>
-              <w:t>S</w:t>
-            </w:r>
-          </w:p>
-        </w:tc>
-        <w:tc>
-          <w:tcPr>
-            <w:tcW w:type="dxa" w:w="488"/>
-            <w:tcBorders>
-              <w:top w:val="single" w:sz="4" w:color="9FB3C8"/>
-              <w:left w:val="single" w:sz="4" w:color="9FB3C8"/>
-              <w:bottom w:val="single" w:sz="4" w:color="9FB3C8"/>
-              <w:right w:val="single" w:sz="4" w:color="9FB3C8"/>
-            </w:tcBorders>
-          </w:tcPr>
-          <w:p>
-            <w:pPr>
-              <w:spacing w:after="20"/>
-              <w:jc w:val="center"/>
-            </w:pPr>
-            <w:r>
-              <w:rPr>
-                <w:rFonts w:ascii="Arial" w:hAnsi="Arial" w:eastAsia="Arial"/>
-                <w:b/>
-                <w:i w:val="0"/>
-                <w:sz w:val="26"/>
-              </w:rPr>
-              <w:t>O</w:t>
-            </w:r>
-          </w:p>
-        </w:tc>
-        <w:tc>
-          <w:tcPr>
-            <w:tcW w:type="dxa" w:w="488"/>
-            <w:tcBorders>
-              <w:top w:val="single" w:sz="4" w:color="9FB3C8"/>
-              <w:left w:val="single" w:sz="4" w:color="9FB3C8"/>
-              <w:bottom w:val="single" w:sz="4" w:color="9FB3C8"/>
-              <w:right w:val="single" w:sz="4" w:color="9FB3C8"/>
-            </w:tcBorders>
-          </w:tcPr>
-          <w:p>
-            <w:pPr>
-              <w:spacing w:after="20"/>
-              <w:jc w:val="center"/>
-            </w:pPr>
-            <w:r>
-              <w:rPr>
-                <w:rFonts w:ascii="Arial" w:hAnsi="Arial" w:eastAsia="Arial"/>
-                <w:b/>
-                <w:i w:val="0"/>
-                <w:sz w:val="26"/>
-              </w:rPr>
               <w:t>R</w:t>
             </w:r>
           </w:p>
@@ -3951,298 +5827,7 @@
                 <w:i w:val="0"/>
                 <w:sz w:val="26"/>
               </w:rPr>
-              <w:t>Y</w:t>
-            </w:r>
-          </w:p>
-        </w:tc>
-        <w:tc>
-          <w:tcPr>
-            <w:tcW w:type="dxa" w:w="488"/>
-            <w:tcBorders>
-              <w:top w:val="single" w:sz="4" w:color="9FB3C8"/>
-              <w:left w:val="single" w:sz="4" w:color="9FB3C8"/>
-              <w:bottom w:val="single" w:sz="4" w:color="9FB3C8"/>
-              <w:right w:val="single" w:sz="4" w:color="9FB3C8"/>
-            </w:tcBorders>
-          </w:tcPr>
-          <w:p>
-            <w:pPr>
-              <w:spacing w:after="20"/>
-              <w:jc w:val="center"/>
-            </w:pPr>
-            <w:r>
-              <w:rPr>
-                <w:rFonts w:ascii="Arial" w:hAnsi="Arial" w:eastAsia="Arial"/>
-                <w:b/>
-                <w:i w:val="0"/>
-                <w:sz w:val="26"/>
-              </w:rPr>
-              <w:t>I</w:t>
-            </w:r>
-          </w:p>
-        </w:tc>
-        <w:tc>
-          <w:tcPr>
-            <w:tcW w:type="dxa" w:w="488"/>
-            <w:tcBorders>
-              <w:top w:val="single" w:sz="4" w:color="9FB3C8"/>
-              <w:left w:val="single" w:sz="4" w:color="9FB3C8"/>
-              <w:bottom w:val="single" w:sz="4" w:color="9FB3C8"/>
-              <w:right w:val="single" w:sz="4" w:color="9FB3C8"/>
-            </w:tcBorders>
-          </w:tcPr>
-          <w:p>
-            <w:pPr>
-              <w:spacing w:after="20"/>
-              <w:jc w:val="center"/>
-            </w:pPr>
-            <w:r>
-              <w:rPr>
-                <w:rFonts w:ascii="Arial" w:hAnsi="Arial" w:eastAsia="Arial"/>
-                <w:b/>
-                <w:i w:val="0"/>
-                <w:sz w:val="26"/>
-              </w:rPr>
-              <w:t>S</w:t>
-            </w:r>
-          </w:p>
-        </w:tc>
-        <w:tc>
-          <w:tcPr>
-            <w:tcW w:type="dxa" w:w="488"/>
-            <w:tcBorders>
-              <w:top w:val="single" w:sz="4" w:color="9FB3C8"/>
-              <w:left w:val="single" w:sz="4" w:color="9FB3C8"/>
-              <w:bottom w:val="single" w:sz="4" w:color="9FB3C8"/>
-              <w:right w:val="single" w:sz="4" w:color="9FB3C8"/>
-            </w:tcBorders>
-          </w:tcPr>
-          <w:p>
-            <w:pPr>
-              <w:spacing w:after="20"/>
-              <w:jc w:val="center"/>
-            </w:pPr>
-            <w:r>
-              <w:rPr>
-                <w:rFonts w:ascii="Arial" w:hAnsi="Arial" w:eastAsia="Arial"/>
-                <w:b/>
-                <w:i w:val="0"/>
-                <w:sz w:val="26"/>
-              </w:rPr>
-              <w:t>R</w:t>
-            </w:r>
-          </w:p>
-        </w:tc>
-      </w:tr>
-      <w:tr>
-        <w:trPr>
-          <w:trHeight w:val="488"/>
-        </w:trPr>
-        <w:tc>
-          <w:tcPr>
-            <w:tcW w:type="dxa" w:w="488"/>
-            <w:tcBorders>
-              <w:top w:val="single" w:sz="4" w:color="9FB3C8"/>
-              <w:left w:val="single" w:sz="4" w:color="9FB3C8"/>
-              <w:bottom w:val="single" w:sz="4" w:color="9FB3C8"/>
-              <w:right w:val="single" w:sz="4" w:color="9FB3C8"/>
-            </w:tcBorders>
-          </w:tcPr>
-          <w:p>
-            <w:pPr>
-              <w:spacing w:after="20"/>
-              <w:jc w:val="center"/>
-            </w:pPr>
-            <w:r>
-              <w:rPr>
-                <w:rFonts w:ascii="Arial" w:hAnsi="Arial" w:eastAsia="Arial"/>
-                <w:b/>
-                <w:i w:val="0"/>
-                <w:sz w:val="26"/>
-              </w:rPr>
-              <w:t>M</w:t>
-            </w:r>
-          </w:p>
-        </w:tc>
-        <w:tc>
-          <w:tcPr>
-            <w:tcW w:type="dxa" w:w="488"/>
-            <w:tcBorders>
-              <w:top w:val="single" w:sz="4" w:color="9FB3C8"/>
-              <w:left w:val="single" w:sz="4" w:color="9FB3C8"/>
-              <w:bottom w:val="single" w:sz="4" w:color="9FB3C8"/>
-              <w:right w:val="single" w:sz="4" w:color="9FB3C8"/>
-            </w:tcBorders>
-          </w:tcPr>
-          <w:p>
-            <w:pPr>
-              <w:spacing w:after="20"/>
-              <w:jc w:val="center"/>
-            </w:pPr>
-            <w:r>
-              <w:rPr>
-                <w:rFonts w:ascii="Arial" w:hAnsi="Arial" w:eastAsia="Arial"/>
-                <w:b/>
-                <w:i w:val="0"/>
-                <w:sz w:val="26"/>
-              </w:rPr>
-              <w:t>Q</w:t>
-            </w:r>
-          </w:p>
-        </w:tc>
-        <w:tc>
-          <w:tcPr>
-            <w:tcW w:type="dxa" w:w="488"/>
-            <w:tcBorders>
-              <w:top w:val="single" w:sz="4" w:color="9FB3C8"/>
-              <w:left w:val="single" w:sz="4" w:color="9FB3C8"/>
-              <w:bottom w:val="single" w:sz="4" w:color="9FB3C8"/>
-              <w:right w:val="single" w:sz="4" w:color="9FB3C8"/>
-            </w:tcBorders>
-          </w:tcPr>
-          <w:p>
-            <w:pPr>
-              <w:spacing w:after="20"/>
-              <w:jc w:val="center"/>
-            </w:pPr>
-            <w:r>
-              <w:rPr>
-                <w:rFonts w:ascii="Arial" w:hAnsi="Arial" w:eastAsia="Arial"/>
-                <w:b/>
-                <w:i w:val="0"/>
-                <w:sz w:val="26"/>
-              </w:rPr>
-              <w:t>R</w:t>
-            </w:r>
-          </w:p>
-        </w:tc>
-        <w:tc>
-          <w:tcPr>
-            <w:tcW w:type="dxa" w:w="488"/>
-            <w:tcBorders>
-              <w:top w:val="single" w:sz="4" w:color="9FB3C8"/>
-              <w:left w:val="single" w:sz="4" w:color="9FB3C8"/>
-              <w:bottom w:val="single" w:sz="4" w:color="9FB3C8"/>
-              <w:right w:val="single" w:sz="4" w:color="9FB3C8"/>
-            </w:tcBorders>
-          </w:tcPr>
-          <w:p>
-            <w:pPr>
-              <w:spacing w:after="20"/>
-              <w:jc w:val="center"/>
-            </w:pPr>
-            <w:r>
-              <w:rPr>
-                <w:rFonts w:ascii="Arial" w:hAnsi="Arial" w:eastAsia="Arial"/>
-                <w:b/>
-                <w:i w:val="0"/>
-                <w:sz w:val="26"/>
-              </w:rPr>
-              <w:t>U</w:t>
-            </w:r>
-          </w:p>
-        </w:tc>
-        <w:tc>
-          <w:tcPr>
-            <w:tcW w:type="dxa" w:w="488"/>
-            <w:tcBorders>
-              <w:top w:val="single" w:sz="4" w:color="9FB3C8"/>
-              <w:left w:val="single" w:sz="4" w:color="9FB3C8"/>
-              <w:bottom w:val="single" w:sz="4" w:color="9FB3C8"/>
-              <w:right w:val="single" w:sz="4" w:color="9FB3C8"/>
-            </w:tcBorders>
-          </w:tcPr>
-          <w:p>
-            <w:pPr>
-              <w:spacing w:after="20"/>
-              <w:jc w:val="center"/>
-            </w:pPr>
-            <w:r>
-              <w:rPr>
-                <w:rFonts w:ascii="Arial" w:hAnsi="Arial" w:eastAsia="Arial"/>
-                <w:b/>
-                <w:i w:val="0"/>
-                <w:sz w:val="26"/>
-              </w:rPr>
-              <w:t>A</w:t>
-            </w:r>
-          </w:p>
-        </w:tc>
-        <w:tc>
-          <w:tcPr>
-            <w:tcW w:type="dxa" w:w="488"/>
-            <w:tcBorders>
-              <w:top w:val="single" w:sz="4" w:color="9FB3C8"/>
-              <w:left w:val="single" w:sz="4" w:color="9FB3C8"/>
-              <w:bottom w:val="single" w:sz="4" w:color="9FB3C8"/>
-              <w:right w:val="single" w:sz="4" w:color="9FB3C8"/>
-            </w:tcBorders>
-          </w:tcPr>
-          <w:p>
-            <w:pPr>
-              <w:spacing w:after="20"/>
-              <w:jc w:val="center"/>
-            </w:pPr>
-            <w:r>
-              <w:rPr>
-                <w:rFonts w:ascii="Arial" w:hAnsi="Arial" w:eastAsia="Arial"/>
-                <w:b/>
-                <w:i w:val="0"/>
-                <w:sz w:val="26"/>
-              </w:rPr>
-              <w:t>A</w:t>
-            </w:r>
-          </w:p>
-        </w:tc>
-        <w:tc>
-          <w:tcPr>
-            <w:tcW w:type="dxa" w:w="488"/>
-            <w:tcBorders>
-              <w:top w:val="single" w:sz="4" w:color="9FB3C8"/>
-              <w:left w:val="single" w:sz="4" w:color="9FB3C8"/>
-              <w:bottom w:val="single" w:sz="4" w:color="9FB3C8"/>
-              <w:right w:val="single" w:sz="4" w:color="9FB3C8"/>
-            </w:tcBorders>
-          </w:tcPr>
-          <w:p>
-            <w:pPr>
-              <w:spacing w:after="20"/>
-              <w:jc w:val="center"/>
-            </w:pPr>
-            <w:r>
-              <w:rPr>
-                <w:rFonts w:ascii="Arial" w:hAnsi="Arial" w:eastAsia="Arial"/>
-                <w:b/>
-                <w:i w:val="0"/>
-                <w:sz w:val="26"/>
-              </w:rPr>
               <w:t>F</w:t>
-            </w:r>
-          </w:p>
-        </w:tc>
-        <w:tc>
-          <w:tcPr>
-            <w:tcW w:type="dxa" w:w="488"/>
-            <w:tcBorders>
-              <w:top w:val="single" w:sz="4" w:color="9FB3C8"/>
-              <w:left w:val="single" w:sz="4" w:color="9FB3C8"/>
-              <w:bottom w:val="single" w:sz="4" w:color="9FB3C8"/>
-              <w:right w:val="single" w:sz="4" w:color="9FB3C8"/>
-            </w:tcBorders>
-          </w:tcPr>
-          <w:p>
-            <w:pPr>
-              <w:spacing w:after="20"/>
-              <w:jc w:val="center"/>
-            </w:pPr>
-            <w:r>
-              <w:rPr>
-                <w:rFonts w:ascii="Arial" w:hAnsi="Arial" w:eastAsia="Arial"/>
-                <w:b/>
-                <w:i w:val="0"/>
-                <w:sz w:val="26"/>
-              </w:rPr>
-              <w:t>S</w:t>
             </w:r>
           </w:p>
         </w:tc>
@@ -4346,1592 +5931,7 @@
                 <w:i w:val="0"/>
                 <w:sz w:val="26"/>
               </w:rPr>
-              <w:t>G</w:t>
-            </w:r>
-          </w:p>
-        </w:tc>
-      </w:tr>
-      <w:tr>
-        <w:trPr>
-          <w:trHeight w:val="488"/>
-        </w:trPr>
-        <w:tc>
-          <w:tcPr>
-            <w:tcW w:type="dxa" w:w="488"/>
-            <w:tcBorders>
-              <w:top w:val="single" w:sz="4" w:color="9FB3C8"/>
-              <w:left w:val="single" w:sz="4" w:color="9FB3C8"/>
-              <w:bottom w:val="single" w:sz="4" w:color="9FB3C8"/>
-              <w:right w:val="single" w:sz="4" w:color="9FB3C8"/>
-            </w:tcBorders>
-          </w:tcPr>
-          <w:p>
-            <w:pPr>
-              <w:spacing w:after="20"/>
-              <w:jc w:val="center"/>
-            </w:pPr>
-            <w:r>
-              <w:rPr>
-                <w:rFonts w:ascii="Arial" w:hAnsi="Arial" w:eastAsia="Arial"/>
-                <w:b/>
-                <w:i w:val="0"/>
-                <w:sz w:val="26"/>
-              </w:rPr>
-              <w:t>S</w:t>
-            </w:r>
-          </w:p>
-        </w:tc>
-        <w:tc>
-          <w:tcPr>
-            <w:tcW w:type="dxa" w:w="488"/>
-            <w:tcBorders>
-              <w:top w:val="single" w:sz="4" w:color="9FB3C8"/>
-              <w:left w:val="single" w:sz="4" w:color="9FB3C8"/>
-              <w:bottom w:val="single" w:sz="4" w:color="9FB3C8"/>
-              <w:right w:val="single" w:sz="4" w:color="9FB3C8"/>
-            </w:tcBorders>
-          </w:tcPr>
-          <w:p>
-            <w:pPr>
-              <w:spacing w:after="20"/>
-              <w:jc w:val="center"/>
-            </w:pPr>
-            <w:r>
-              <w:rPr>
-                <w:rFonts w:ascii="Arial" w:hAnsi="Arial" w:eastAsia="Arial"/>
-                <w:b/>
-                <w:i w:val="0"/>
-                <w:sz w:val="26"/>
-              </w:rPr>
               <w:t>Q</w:t>
-            </w:r>
-          </w:p>
-        </w:tc>
-        <w:tc>
-          <w:tcPr>
-            <w:tcW w:type="dxa" w:w="488"/>
-            <w:tcBorders>
-              <w:top w:val="single" w:sz="4" w:color="9FB3C8"/>
-              <w:left w:val="single" w:sz="4" w:color="9FB3C8"/>
-              <w:bottom w:val="single" w:sz="4" w:color="9FB3C8"/>
-              <w:right w:val="single" w:sz="4" w:color="9FB3C8"/>
-            </w:tcBorders>
-          </w:tcPr>
-          <w:p>
-            <w:pPr>
-              <w:spacing w:after="20"/>
-              <w:jc w:val="center"/>
-            </w:pPr>
-            <w:r>
-              <w:rPr>
-                <w:rFonts w:ascii="Arial" w:hAnsi="Arial" w:eastAsia="Arial"/>
-                <w:b/>
-                <w:i w:val="0"/>
-                <w:sz w:val="26"/>
-              </w:rPr>
-              <w:t>V</w:t>
-            </w:r>
-          </w:p>
-        </w:tc>
-        <w:tc>
-          <w:tcPr>
-            <w:tcW w:type="dxa" w:w="488"/>
-            <w:tcBorders>
-              <w:top w:val="single" w:sz="4" w:color="9FB3C8"/>
-              <w:left w:val="single" w:sz="4" w:color="9FB3C8"/>
-              <w:bottom w:val="single" w:sz="4" w:color="9FB3C8"/>
-              <w:right w:val="single" w:sz="4" w:color="9FB3C8"/>
-            </w:tcBorders>
-          </w:tcPr>
-          <w:p>
-            <w:pPr>
-              <w:spacing w:after="20"/>
-              <w:jc w:val="center"/>
-            </w:pPr>
-            <w:r>
-              <w:rPr>
-                <w:rFonts w:ascii="Arial" w:hAnsi="Arial" w:eastAsia="Arial"/>
-                <w:b/>
-                <w:i w:val="0"/>
-                <w:sz w:val="26"/>
-              </w:rPr>
-              <w:t>F</w:t>
-            </w:r>
-          </w:p>
-        </w:tc>
-        <w:tc>
-          <w:tcPr>
-            <w:tcW w:type="dxa" w:w="488"/>
-            <w:tcBorders>
-              <w:top w:val="single" w:sz="4" w:color="9FB3C8"/>
-              <w:left w:val="single" w:sz="4" w:color="9FB3C8"/>
-              <w:bottom w:val="single" w:sz="4" w:color="9FB3C8"/>
-              <w:right w:val="single" w:sz="4" w:color="9FB3C8"/>
-            </w:tcBorders>
-          </w:tcPr>
-          <w:p>
-            <w:pPr>
-              <w:spacing w:after="20"/>
-              <w:jc w:val="center"/>
-            </w:pPr>
-            <w:r>
-              <w:rPr>
-                <w:rFonts w:ascii="Arial" w:hAnsi="Arial" w:eastAsia="Arial"/>
-                <w:b/>
-                <w:i w:val="0"/>
-                <w:sz w:val="26"/>
-              </w:rPr>
-              <w:t>M</w:t>
-            </w:r>
-          </w:p>
-        </w:tc>
-        <w:tc>
-          <w:tcPr>
-            <w:tcW w:type="dxa" w:w="488"/>
-            <w:tcBorders>
-              <w:top w:val="single" w:sz="4" w:color="9FB3C8"/>
-              <w:left w:val="single" w:sz="4" w:color="9FB3C8"/>
-              <w:bottom w:val="single" w:sz="4" w:color="9FB3C8"/>
-              <w:right w:val="single" w:sz="4" w:color="9FB3C8"/>
-            </w:tcBorders>
-          </w:tcPr>
-          <w:p>
-            <w:pPr>
-              <w:spacing w:after="20"/>
-              <w:jc w:val="center"/>
-            </w:pPr>
-            <w:r>
-              <w:rPr>
-                <w:rFonts w:ascii="Arial" w:hAnsi="Arial" w:eastAsia="Arial"/>
-                <w:b/>
-                <w:i w:val="0"/>
-                <w:sz w:val="26"/>
-              </w:rPr>
-              <w:t>A</w:t>
-            </w:r>
-          </w:p>
-        </w:tc>
-        <w:tc>
-          <w:tcPr>
-            <w:tcW w:type="dxa" w:w="488"/>
-            <w:tcBorders>
-              <w:top w:val="single" w:sz="4" w:color="9FB3C8"/>
-              <w:left w:val="single" w:sz="4" w:color="9FB3C8"/>
-              <w:bottom w:val="single" w:sz="4" w:color="9FB3C8"/>
-              <w:right w:val="single" w:sz="4" w:color="9FB3C8"/>
-            </w:tcBorders>
-          </w:tcPr>
-          <w:p>
-            <w:pPr>
-              <w:spacing w:after="20"/>
-              <w:jc w:val="center"/>
-            </w:pPr>
-            <w:r>
-              <w:rPr>
-                <w:rFonts w:ascii="Arial" w:hAnsi="Arial" w:eastAsia="Arial"/>
-                <w:b/>
-                <w:i w:val="0"/>
-                <w:sz w:val="26"/>
-              </w:rPr>
-              <w:t>S</w:t>
-            </w:r>
-          </w:p>
-        </w:tc>
-        <w:tc>
-          <w:tcPr>
-            <w:tcW w:type="dxa" w:w="488"/>
-            <w:tcBorders>
-              <w:top w:val="single" w:sz="4" w:color="9FB3C8"/>
-              <w:left w:val="single" w:sz="4" w:color="9FB3C8"/>
-              <w:bottom w:val="single" w:sz="4" w:color="9FB3C8"/>
-              <w:right w:val="single" w:sz="4" w:color="9FB3C8"/>
-            </w:tcBorders>
-          </w:tcPr>
-          <w:p>
-            <w:pPr>
-              <w:spacing w:after="20"/>
-              <w:jc w:val="center"/>
-            </w:pPr>
-            <w:r>
-              <w:rPr>
-                <w:rFonts w:ascii="Arial" w:hAnsi="Arial" w:eastAsia="Arial"/>
-                <w:b/>
-                <w:i w:val="0"/>
-                <w:sz w:val="26"/>
-              </w:rPr>
-              <w:t>L</w:t>
-            </w:r>
-          </w:p>
-        </w:tc>
-        <w:tc>
-          <w:tcPr>
-            <w:tcW w:type="dxa" w:w="488"/>
-            <w:tcBorders>
-              <w:top w:val="single" w:sz="4" w:color="9FB3C8"/>
-              <w:left w:val="single" w:sz="4" w:color="9FB3C8"/>
-              <w:bottom w:val="single" w:sz="4" w:color="9FB3C8"/>
-              <w:right w:val="single" w:sz="4" w:color="9FB3C8"/>
-            </w:tcBorders>
-          </w:tcPr>
-          <w:p>
-            <w:pPr>
-              <w:spacing w:after="20"/>
-              <w:jc w:val="center"/>
-            </w:pPr>
-            <w:r>
-              <w:rPr>
-                <w:rFonts w:ascii="Arial" w:hAnsi="Arial" w:eastAsia="Arial"/>
-                <w:b/>
-                <w:i w:val="0"/>
-                <w:sz w:val="26"/>
-              </w:rPr>
-              <w:t>H</w:t>
-            </w:r>
-          </w:p>
-        </w:tc>
-        <w:tc>
-          <w:tcPr>
-            <w:tcW w:type="dxa" w:w="488"/>
-            <w:tcBorders>
-              <w:top w:val="single" w:sz="4" w:color="9FB3C8"/>
-              <w:left w:val="single" w:sz="4" w:color="9FB3C8"/>
-              <w:bottom w:val="single" w:sz="4" w:color="9FB3C8"/>
-              <w:right w:val="single" w:sz="4" w:color="9FB3C8"/>
-            </w:tcBorders>
-          </w:tcPr>
-          <w:p>
-            <w:pPr>
-              <w:spacing w:after="20"/>
-              <w:jc w:val="center"/>
-            </w:pPr>
-            <w:r>
-              <w:rPr>
-                <w:rFonts w:ascii="Arial" w:hAnsi="Arial" w:eastAsia="Arial"/>
-                <w:b/>
-                <w:i w:val="0"/>
-                <w:sz w:val="26"/>
-              </w:rPr>
-              <w:t>J</w:t>
-            </w:r>
-          </w:p>
-        </w:tc>
-        <w:tc>
-          <w:tcPr>
-            <w:tcW w:type="dxa" w:w="488"/>
-            <w:tcBorders>
-              <w:top w:val="single" w:sz="4" w:color="9FB3C8"/>
-              <w:left w:val="single" w:sz="4" w:color="9FB3C8"/>
-              <w:bottom w:val="single" w:sz="4" w:color="9FB3C8"/>
-              <w:right w:val="single" w:sz="4" w:color="9FB3C8"/>
-            </w:tcBorders>
-          </w:tcPr>
-          <w:p>
-            <w:pPr>
-              <w:spacing w:after="20"/>
-              <w:jc w:val="center"/>
-            </w:pPr>
-            <w:r>
-              <w:rPr>
-                <w:rFonts w:ascii="Arial" w:hAnsi="Arial" w:eastAsia="Arial"/>
-                <w:b/>
-                <w:i w:val="0"/>
-                <w:sz w:val="26"/>
-              </w:rPr>
-              <w:t>D</w:t>
-            </w:r>
-          </w:p>
-        </w:tc>
-        <w:tc>
-          <w:tcPr>
-            <w:tcW w:type="dxa" w:w="488"/>
-            <w:tcBorders>
-              <w:top w:val="single" w:sz="4" w:color="9FB3C8"/>
-              <w:left w:val="single" w:sz="4" w:color="9FB3C8"/>
-              <w:bottom w:val="single" w:sz="4" w:color="9FB3C8"/>
-              <w:right w:val="single" w:sz="4" w:color="9FB3C8"/>
-            </w:tcBorders>
-          </w:tcPr>
-          <w:p>
-            <w:pPr>
-              <w:spacing w:after="20"/>
-              <w:jc w:val="center"/>
-            </w:pPr>
-            <w:r>
-              <w:rPr>
-                <w:rFonts w:ascii="Arial" w:hAnsi="Arial" w:eastAsia="Arial"/>
-                <w:b/>
-                <w:i w:val="0"/>
-                <w:sz w:val="26"/>
-              </w:rPr>
-              <w:t>E</w:t>
-            </w:r>
-          </w:p>
-        </w:tc>
-      </w:tr>
-      <w:tr>
-        <w:trPr>
-          <w:trHeight w:val="488"/>
-        </w:trPr>
-        <w:tc>
-          <w:tcPr>
-            <w:tcW w:type="dxa" w:w="488"/>
-            <w:tcBorders>
-              <w:top w:val="single" w:sz="4" w:color="9FB3C8"/>
-              <w:left w:val="single" w:sz="4" w:color="9FB3C8"/>
-              <w:bottom w:val="single" w:sz="4" w:color="9FB3C8"/>
-              <w:right w:val="single" w:sz="4" w:color="9FB3C8"/>
-            </w:tcBorders>
-          </w:tcPr>
-          <w:p>
-            <w:pPr>
-              <w:spacing w:after="20"/>
-              <w:jc w:val="center"/>
-            </w:pPr>
-            <w:r>
-              <w:rPr>
-                <w:rFonts w:ascii="Arial" w:hAnsi="Arial" w:eastAsia="Arial"/>
-                <w:b/>
-                <w:i w:val="0"/>
-                <w:sz w:val="26"/>
-              </w:rPr>
-              <w:t>U</w:t>
-            </w:r>
-          </w:p>
-        </w:tc>
-        <w:tc>
-          <w:tcPr>
-            <w:tcW w:type="dxa" w:w="488"/>
-            <w:tcBorders>
-              <w:top w:val="single" w:sz="4" w:color="9FB3C8"/>
-              <w:left w:val="single" w:sz="4" w:color="9FB3C8"/>
-              <w:bottom w:val="single" w:sz="4" w:color="9FB3C8"/>
-              <w:right w:val="single" w:sz="4" w:color="9FB3C8"/>
-            </w:tcBorders>
-          </w:tcPr>
-          <w:p>
-            <w:pPr>
-              <w:spacing w:after="20"/>
-              <w:jc w:val="center"/>
-            </w:pPr>
-            <w:r>
-              <w:rPr>
-                <w:rFonts w:ascii="Arial" w:hAnsi="Arial" w:eastAsia="Arial"/>
-                <w:b/>
-                <w:i w:val="0"/>
-                <w:sz w:val="26"/>
-              </w:rPr>
-              <w:t>B</w:t>
-            </w:r>
-          </w:p>
-        </w:tc>
-        <w:tc>
-          <w:tcPr>
-            <w:tcW w:type="dxa" w:w="488"/>
-            <w:tcBorders>
-              <w:top w:val="single" w:sz="4" w:color="9FB3C8"/>
-              <w:left w:val="single" w:sz="4" w:color="9FB3C8"/>
-              <w:bottom w:val="single" w:sz="4" w:color="9FB3C8"/>
-              <w:right w:val="single" w:sz="4" w:color="9FB3C8"/>
-            </w:tcBorders>
-          </w:tcPr>
-          <w:p>
-            <w:pPr>
-              <w:spacing w:after="20"/>
-              <w:jc w:val="center"/>
-            </w:pPr>
-            <w:r>
-              <w:rPr>
-                <w:rFonts w:ascii="Arial" w:hAnsi="Arial" w:eastAsia="Arial"/>
-                <w:b/>
-                <w:i w:val="0"/>
-                <w:sz w:val="26"/>
-              </w:rPr>
-              <w:t>D</w:t>
-            </w:r>
-          </w:p>
-        </w:tc>
-        <w:tc>
-          <w:tcPr>
-            <w:tcW w:type="dxa" w:w="488"/>
-            <w:tcBorders>
-              <w:top w:val="single" w:sz="4" w:color="9FB3C8"/>
-              <w:left w:val="single" w:sz="4" w:color="9FB3C8"/>
-              <w:bottom w:val="single" w:sz="4" w:color="9FB3C8"/>
-              <w:right w:val="single" w:sz="4" w:color="9FB3C8"/>
-            </w:tcBorders>
-          </w:tcPr>
-          <w:p>
-            <w:pPr>
-              <w:spacing w:after="20"/>
-              <w:jc w:val="center"/>
-            </w:pPr>
-            <w:r>
-              <w:rPr>
-                <w:rFonts w:ascii="Arial" w:hAnsi="Arial" w:eastAsia="Arial"/>
-                <w:b/>
-                <w:i w:val="0"/>
-                <w:sz w:val="26"/>
-              </w:rPr>
-              <w:t>N</w:t>
-            </w:r>
-          </w:p>
-        </w:tc>
-        <w:tc>
-          <w:tcPr>
-            <w:tcW w:type="dxa" w:w="488"/>
-            <w:tcBorders>
-              <w:top w:val="single" w:sz="4" w:color="9FB3C8"/>
-              <w:left w:val="single" w:sz="4" w:color="9FB3C8"/>
-              <w:bottom w:val="single" w:sz="4" w:color="9FB3C8"/>
-              <w:right w:val="single" w:sz="4" w:color="9FB3C8"/>
-            </w:tcBorders>
-          </w:tcPr>
-          <w:p>
-            <w:pPr>
-              <w:spacing w:after="20"/>
-              <w:jc w:val="center"/>
-            </w:pPr>
-            <w:r>
-              <w:rPr>
-                <w:rFonts w:ascii="Arial" w:hAnsi="Arial" w:eastAsia="Arial"/>
-                <w:b/>
-                <w:i w:val="0"/>
-                <w:sz w:val="26"/>
-              </w:rPr>
-              <w:t>A</w:t>
-            </w:r>
-          </w:p>
-        </w:tc>
-        <w:tc>
-          <w:tcPr>
-            <w:tcW w:type="dxa" w:w="488"/>
-            <w:tcBorders>
-              <w:top w:val="single" w:sz="4" w:color="9FB3C8"/>
-              <w:left w:val="single" w:sz="4" w:color="9FB3C8"/>
-              <w:bottom w:val="single" w:sz="4" w:color="9FB3C8"/>
-              <w:right w:val="single" w:sz="4" w:color="9FB3C8"/>
-            </w:tcBorders>
-          </w:tcPr>
-          <w:p>
-            <w:pPr>
-              <w:spacing w:after="20"/>
-              <w:jc w:val="center"/>
-            </w:pPr>
-            <w:r>
-              <w:rPr>
-                <w:rFonts w:ascii="Arial" w:hAnsi="Arial" w:eastAsia="Arial"/>
-                <w:b/>
-                <w:i w:val="0"/>
-                <w:sz w:val="26"/>
-              </w:rPr>
-              <w:t>F</w:t>
-            </w:r>
-          </w:p>
-        </w:tc>
-        <w:tc>
-          <w:tcPr>
-            <w:tcW w:type="dxa" w:w="488"/>
-            <w:tcBorders>
-              <w:top w:val="single" w:sz="4" w:color="9FB3C8"/>
-              <w:left w:val="single" w:sz="4" w:color="9FB3C8"/>
-              <w:bottom w:val="single" w:sz="4" w:color="9FB3C8"/>
-              <w:right w:val="single" w:sz="4" w:color="9FB3C8"/>
-            </w:tcBorders>
-          </w:tcPr>
-          <w:p>
-            <w:pPr>
-              <w:spacing w:after="20"/>
-              <w:jc w:val="center"/>
-            </w:pPr>
-            <w:r>
-              <w:rPr>
-                <w:rFonts w:ascii="Arial" w:hAnsi="Arial" w:eastAsia="Arial"/>
-                <w:b/>
-                <w:i w:val="0"/>
-                <w:sz w:val="26"/>
-              </w:rPr>
-              <w:t>G</w:t>
-            </w:r>
-          </w:p>
-        </w:tc>
-        <w:tc>
-          <w:tcPr>
-            <w:tcW w:type="dxa" w:w="488"/>
-            <w:tcBorders>
-              <w:top w:val="single" w:sz="4" w:color="9FB3C8"/>
-              <w:left w:val="single" w:sz="4" w:color="9FB3C8"/>
-              <w:bottom w:val="single" w:sz="4" w:color="9FB3C8"/>
-              <w:right w:val="single" w:sz="4" w:color="9FB3C8"/>
-            </w:tcBorders>
-          </w:tcPr>
-          <w:p>
-            <w:pPr>
-              <w:spacing w:after="20"/>
-              <w:jc w:val="center"/>
-            </w:pPr>
-            <w:r>
-              <w:rPr>
-                <w:rFonts w:ascii="Arial" w:hAnsi="Arial" w:eastAsia="Arial"/>
-                <w:b/>
-                <w:i w:val="0"/>
-                <w:sz w:val="26"/>
-              </w:rPr>
-              <w:t>S</w:t>
-            </w:r>
-          </w:p>
-        </w:tc>
-        <w:tc>
-          <w:tcPr>
-            <w:tcW w:type="dxa" w:w="488"/>
-            <w:tcBorders>
-              <w:top w:val="single" w:sz="4" w:color="9FB3C8"/>
-              <w:left w:val="single" w:sz="4" w:color="9FB3C8"/>
-              <w:bottom w:val="single" w:sz="4" w:color="9FB3C8"/>
-              <w:right w:val="single" w:sz="4" w:color="9FB3C8"/>
-            </w:tcBorders>
-          </w:tcPr>
-          <w:p>
-            <w:pPr>
-              <w:spacing w:after="20"/>
-              <w:jc w:val="center"/>
-            </w:pPr>
-            <w:r>
-              <w:rPr>
-                <w:rFonts w:ascii="Arial" w:hAnsi="Arial" w:eastAsia="Arial"/>
-                <w:b/>
-                <w:i w:val="0"/>
-                <w:sz w:val="26"/>
-              </w:rPr>
-              <w:t>A</w:t>
-            </w:r>
-          </w:p>
-        </w:tc>
-        <w:tc>
-          <w:tcPr>
-            <w:tcW w:type="dxa" w:w="488"/>
-            <w:tcBorders>
-              <w:top w:val="single" w:sz="4" w:color="9FB3C8"/>
-              <w:left w:val="single" w:sz="4" w:color="9FB3C8"/>
-              <w:bottom w:val="single" w:sz="4" w:color="9FB3C8"/>
-              <w:right w:val="single" w:sz="4" w:color="9FB3C8"/>
-            </w:tcBorders>
-          </w:tcPr>
-          <w:p>
-            <w:pPr>
-              <w:spacing w:after="20"/>
-              <w:jc w:val="center"/>
-            </w:pPr>
-            <w:r>
-              <w:rPr>
-                <w:rFonts w:ascii="Arial" w:hAnsi="Arial" w:eastAsia="Arial"/>
-                <w:b/>
-                <w:i w:val="0"/>
-                <w:sz w:val="26"/>
-              </w:rPr>
-              <w:t>E</w:t>
-            </w:r>
-          </w:p>
-        </w:tc>
-        <w:tc>
-          <w:tcPr>
-            <w:tcW w:type="dxa" w:w="488"/>
-            <w:tcBorders>
-              <w:top w:val="single" w:sz="4" w:color="9FB3C8"/>
-              <w:left w:val="single" w:sz="4" w:color="9FB3C8"/>
-              <w:bottom w:val="single" w:sz="4" w:color="9FB3C8"/>
-              <w:right w:val="single" w:sz="4" w:color="9FB3C8"/>
-            </w:tcBorders>
-          </w:tcPr>
-          <w:p>
-            <w:pPr>
-              <w:spacing w:after="20"/>
-              <w:jc w:val="center"/>
-            </w:pPr>
-            <w:r>
-              <w:rPr>
-                <w:rFonts w:ascii="Arial" w:hAnsi="Arial" w:eastAsia="Arial"/>
-                <w:b/>
-                <w:i w:val="0"/>
-                <w:sz w:val="26"/>
-              </w:rPr>
-              <w:t>F</w:t>
-            </w:r>
-          </w:p>
-        </w:tc>
-        <w:tc>
-          <w:tcPr>
-            <w:tcW w:type="dxa" w:w="488"/>
-            <w:tcBorders>
-              <w:top w:val="single" w:sz="4" w:color="9FB3C8"/>
-              <w:left w:val="single" w:sz="4" w:color="9FB3C8"/>
-              <w:bottom w:val="single" w:sz="4" w:color="9FB3C8"/>
-              <w:right w:val="single" w:sz="4" w:color="9FB3C8"/>
-            </w:tcBorders>
-          </w:tcPr>
-          <w:p>
-            <w:pPr>
-              <w:spacing w:after="20"/>
-              <w:jc w:val="center"/>
-            </w:pPr>
-            <w:r>
-              <w:rPr>
-                <w:rFonts w:ascii="Arial" w:hAnsi="Arial" w:eastAsia="Arial"/>
-                <w:b/>
-                <w:i w:val="0"/>
-                <w:sz w:val="26"/>
-              </w:rPr>
-              <w:t>R</w:t>
-            </w:r>
-          </w:p>
-        </w:tc>
-      </w:tr>
-      <w:tr>
-        <w:trPr>
-          <w:trHeight w:val="488"/>
-        </w:trPr>
-        <w:tc>
-          <w:tcPr>
-            <w:tcW w:type="dxa" w:w="488"/>
-            <w:tcBorders>
-              <w:top w:val="single" w:sz="4" w:color="9FB3C8"/>
-              <w:left w:val="single" w:sz="4" w:color="9FB3C8"/>
-              <w:bottom w:val="single" w:sz="4" w:color="9FB3C8"/>
-              <w:right w:val="single" w:sz="4" w:color="9FB3C8"/>
-            </w:tcBorders>
-          </w:tcPr>
-          <w:p>
-            <w:pPr>
-              <w:spacing w:after="20"/>
-              <w:jc w:val="center"/>
-            </w:pPr>
-            <w:r>
-              <w:rPr>
-                <w:rFonts w:ascii="Arial" w:hAnsi="Arial" w:eastAsia="Arial"/>
-                <w:b/>
-                <w:i w:val="0"/>
-                <w:sz w:val="26"/>
-              </w:rPr>
-              <w:t>I</w:t>
-            </w:r>
-          </w:p>
-        </w:tc>
-        <w:tc>
-          <w:tcPr>
-            <w:tcW w:type="dxa" w:w="488"/>
-            <w:tcBorders>
-              <w:top w:val="single" w:sz="4" w:color="9FB3C8"/>
-              <w:left w:val="single" w:sz="4" w:color="9FB3C8"/>
-              <w:bottom w:val="single" w:sz="4" w:color="9FB3C8"/>
-              <w:right w:val="single" w:sz="4" w:color="9FB3C8"/>
-            </w:tcBorders>
-          </w:tcPr>
-          <w:p>
-            <w:pPr>
-              <w:spacing w:after="20"/>
-              <w:jc w:val="center"/>
-            </w:pPr>
-            <w:r>
-              <w:rPr>
-                <w:rFonts w:ascii="Arial" w:hAnsi="Arial" w:eastAsia="Arial"/>
-                <w:b/>
-                <w:i w:val="0"/>
-                <w:sz w:val="26"/>
-              </w:rPr>
-              <w:t>M</w:t>
-            </w:r>
-          </w:p>
-        </w:tc>
-        <w:tc>
-          <w:tcPr>
-            <w:tcW w:type="dxa" w:w="488"/>
-            <w:tcBorders>
-              <w:top w:val="single" w:sz="4" w:color="9FB3C8"/>
-              <w:left w:val="single" w:sz="4" w:color="9FB3C8"/>
-              <w:bottom w:val="single" w:sz="4" w:color="9FB3C8"/>
-              <w:right w:val="single" w:sz="4" w:color="9FB3C8"/>
-            </w:tcBorders>
-          </w:tcPr>
-          <w:p>
-            <w:pPr>
-              <w:spacing w:after="20"/>
-              <w:jc w:val="center"/>
-            </w:pPr>
-            <w:r>
-              <w:rPr>
-                <w:rFonts w:ascii="Arial" w:hAnsi="Arial" w:eastAsia="Arial"/>
-                <w:b/>
-                <w:i w:val="0"/>
-                <w:sz w:val="26"/>
-              </w:rPr>
-              <w:t>W</w:t>
-            </w:r>
-          </w:p>
-        </w:tc>
-        <w:tc>
-          <w:tcPr>
-            <w:tcW w:type="dxa" w:w="488"/>
-            <w:tcBorders>
-              <w:top w:val="single" w:sz="4" w:color="9FB3C8"/>
-              <w:left w:val="single" w:sz="4" w:color="9FB3C8"/>
-              <w:bottom w:val="single" w:sz="4" w:color="9FB3C8"/>
-              <w:right w:val="single" w:sz="4" w:color="9FB3C8"/>
-            </w:tcBorders>
-          </w:tcPr>
-          <w:p>
-            <w:pPr>
-              <w:spacing w:after="20"/>
-              <w:jc w:val="center"/>
-            </w:pPr>
-            <w:r>
-              <w:rPr>
-                <w:rFonts w:ascii="Arial" w:hAnsi="Arial" w:eastAsia="Arial"/>
-                <w:b/>
-                <w:i w:val="0"/>
-                <w:sz w:val="26"/>
-              </w:rPr>
-              <w:t>L</w:t>
-            </w:r>
-          </w:p>
-        </w:tc>
-        <w:tc>
-          <w:tcPr>
-            <w:tcW w:type="dxa" w:w="488"/>
-            <w:tcBorders>
-              <w:top w:val="single" w:sz="4" w:color="9FB3C8"/>
-              <w:left w:val="single" w:sz="4" w:color="9FB3C8"/>
-              <w:bottom w:val="single" w:sz="4" w:color="9FB3C8"/>
-              <w:right w:val="single" w:sz="4" w:color="9FB3C8"/>
-            </w:tcBorders>
-          </w:tcPr>
-          <w:p>
-            <w:pPr>
-              <w:spacing w:after="20"/>
-              <w:jc w:val="center"/>
-            </w:pPr>
-            <w:r>
-              <w:rPr>
-                <w:rFonts w:ascii="Arial" w:hAnsi="Arial" w:eastAsia="Arial"/>
-                <w:b/>
-                <w:i w:val="0"/>
-                <w:sz w:val="26"/>
-              </w:rPr>
-              <w:t>D</w:t>
-            </w:r>
-          </w:p>
-        </w:tc>
-        <w:tc>
-          <w:tcPr>
-            <w:tcW w:type="dxa" w:w="488"/>
-            <w:tcBorders>
-              <w:top w:val="single" w:sz="4" w:color="9FB3C8"/>
-              <w:left w:val="single" w:sz="4" w:color="9FB3C8"/>
-              <w:bottom w:val="single" w:sz="4" w:color="9FB3C8"/>
-              <w:right w:val="single" w:sz="4" w:color="9FB3C8"/>
-            </w:tcBorders>
-          </w:tcPr>
-          <w:p>
-            <w:pPr>
-              <w:spacing w:after="20"/>
-              <w:jc w:val="center"/>
-            </w:pPr>
-            <w:r>
-              <w:rPr>
-                <w:rFonts w:ascii="Arial" w:hAnsi="Arial" w:eastAsia="Arial"/>
-                <w:b/>
-                <w:i w:val="0"/>
-                <w:sz w:val="26"/>
-              </w:rPr>
-              <w:t>A</w:t>
-            </w:r>
-          </w:p>
-        </w:tc>
-        <w:tc>
-          <w:tcPr>
-            <w:tcW w:type="dxa" w:w="488"/>
-            <w:tcBorders>
-              <w:top w:val="single" w:sz="4" w:color="9FB3C8"/>
-              <w:left w:val="single" w:sz="4" w:color="9FB3C8"/>
-              <w:bottom w:val="single" w:sz="4" w:color="9FB3C8"/>
-              <w:right w:val="single" w:sz="4" w:color="9FB3C8"/>
-            </w:tcBorders>
-          </w:tcPr>
-          <w:p>
-            <w:pPr>
-              <w:spacing w:after="20"/>
-              <w:jc w:val="center"/>
-            </w:pPr>
-            <w:r>
-              <w:rPr>
-                <w:rFonts w:ascii="Arial" w:hAnsi="Arial" w:eastAsia="Arial"/>
-                <w:b/>
-                <w:i w:val="0"/>
-                <w:sz w:val="26"/>
-              </w:rPr>
-              <w:t>D</w:t>
-            </w:r>
-          </w:p>
-        </w:tc>
-        <w:tc>
-          <w:tcPr>
-            <w:tcW w:type="dxa" w:w="488"/>
-            <w:tcBorders>
-              <w:top w:val="single" w:sz="4" w:color="9FB3C8"/>
-              <w:left w:val="single" w:sz="4" w:color="9FB3C8"/>
-              <w:bottom w:val="single" w:sz="4" w:color="9FB3C8"/>
-              <w:right w:val="single" w:sz="4" w:color="9FB3C8"/>
-            </w:tcBorders>
-          </w:tcPr>
-          <w:p>
-            <w:pPr>
-              <w:spacing w:after="20"/>
-              <w:jc w:val="center"/>
-            </w:pPr>
-            <w:r>
-              <w:rPr>
-                <w:rFonts w:ascii="Arial" w:hAnsi="Arial" w:eastAsia="Arial"/>
-                <w:b/>
-                <w:i w:val="0"/>
-                <w:sz w:val="26"/>
-              </w:rPr>
-              <w:t>G</w:t>
-            </w:r>
-          </w:p>
-        </w:tc>
-        <w:tc>
-          <w:tcPr>
-            <w:tcW w:type="dxa" w:w="488"/>
-            <w:tcBorders>
-              <w:top w:val="single" w:sz="4" w:color="9FB3C8"/>
-              <w:left w:val="single" w:sz="4" w:color="9FB3C8"/>
-              <w:bottom w:val="single" w:sz="4" w:color="9FB3C8"/>
-              <w:right w:val="single" w:sz="4" w:color="9FB3C8"/>
-            </w:tcBorders>
-          </w:tcPr>
-          <w:p>
-            <w:pPr>
-              <w:spacing w:after="20"/>
-              <w:jc w:val="center"/>
-            </w:pPr>
-            <w:r>
-              <w:rPr>
-                <w:rFonts w:ascii="Arial" w:hAnsi="Arial" w:eastAsia="Arial"/>
-                <w:b/>
-                <w:i w:val="0"/>
-                <w:sz w:val="26"/>
-              </w:rPr>
-              <w:t>E</w:t>
-            </w:r>
-          </w:p>
-        </w:tc>
-        <w:tc>
-          <w:tcPr>
-            <w:tcW w:type="dxa" w:w="488"/>
-            <w:tcBorders>
-              <w:top w:val="single" w:sz="4" w:color="9FB3C8"/>
-              <w:left w:val="single" w:sz="4" w:color="9FB3C8"/>
-              <w:bottom w:val="single" w:sz="4" w:color="9FB3C8"/>
-              <w:right w:val="single" w:sz="4" w:color="9FB3C8"/>
-            </w:tcBorders>
-          </w:tcPr>
-          <w:p>
-            <w:pPr>
-              <w:spacing w:after="20"/>
-              <w:jc w:val="center"/>
-            </w:pPr>
-            <w:r>
-              <w:rPr>
-                <w:rFonts w:ascii="Arial" w:hAnsi="Arial" w:eastAsia="Arial"/>
-                <w:b/>
-                <w:i w:val="0"/>
-                <w:sz w:val="26"/>
-              </w:rPr>
-              <w:t>M</w:t>
-            </w:r>
-          </w:p>
-        </w:tc>
-        <w:tc>
-          <w:tcPr>
-            <w:tcW w:type="dxa" w:w="488"/>
-            <w:tcBorders>
-              <w:top w:val="single" w:sz="4" w:color="9FB3C8"/>
-              <w:left w:val="single" w:sz="4" w:color="9FB3C8"/>
-              <w:bottom w:val="single" w:sz="4" w:color="9FB3C8"/>
-              <w:right w:val="single" w:sz="4" w:color="9FB3C8"/>
-            </w:tcBorders>
-          </w:tcPr>
-          <w:p>
-            <w:pPr>
-              <w:spacing w:after="20"/>
-              <w:jc w:val="center"/>
-            </w:pPr>
-            <w:r>
-              <w:rPr>
-                <w:rFonts w:ascii="Arial" w:hAnsi="Arial" w:eastAsia="Arial"/>
-                <w:b/>
-                <w:i w:val="0"/>
-                <w:sz w:val="26"/>
-              </w:rPr>
-              <w:t>L</w:t>
-            </w:r>
-          </w:p>
-        </w:tc>
-        <w:tc>
-          <w:tcPr>
-            <w:tcW w:type="dxa" w:w="488"/>
-            <w:tcBorders>
-              <w:top w:val="single" w:sz="4" w:color="9FB3C8"/>
-              <w:left w:val="single" w:sz="4" w:color="9FB3C8"/>
-              <w:bottom w:val="single" w:sz="4" w:color="9FB3C8"/>
-              <w:right w:val="single" w:sz="4" w:color="9FB3C8"/>
-            </w:tcBorders>
-          </w:tcPr>
-          <w:p>
-            <w:pPr>
-              <w:spacing w:after="20"/>
-              <w:jc w:val="center"/>
-            </w:pPr>
-            <w:r>
-              <w:rPr>
-                <w:rFonts w:ascii="Arial" w:hAnsi="Arial" w:eastAsia="Arial"/>
-                <w:b/>
-                <w:i w:val="0"/>
-                <w:sz w:val="26"/>
-              </w:rPr>
-              <w:t>G</w:t>
-            </w:r>
-          </w:p>
-        </w:tc>
-      </w:tr>
-      <w:tr>
-        <w:trPr>
-          <w:trHeight w:val="488"/>
-        </w:trPr>
-        <w:tc>
-          <w:tcPr>
-            <w:tcW w:type="dxa" w:w="488"/>
-            <w:tcBorders>
-              <w:top w:val="single" w:sz="4" w:color="9FB3C8"/>
-              <w:left w:val="single" w:sz="4" w:color="9FB3C8"/>
-              <w:bottom w:val="single" w:sz="4" w:color="9FB3C8"/>
-              <w:right w:val="single" w:sz="4" w:color="9FB3C8"/>
-            </w:tcBorders>
-          </w:tcPr>
-          <w:p>
-            <w:pPr>
-              <w:spacing w:after="20"/>
-              <w:jc w:val="center"/>
-            </w:pPr>
-            <w:r>
-              <w:rPr>
-                <w:rFonts w:ascii="Arial" w:hAnsi="Arial" w:eastAsia="Arial"/>
-                <w:b/>
-                <w:i w:val="0"/>
-                <w:sz w:val="26"/>
-              </w:rPr>
-              <w:t>T</w:t>
-            </w:r>
-          </w:p>
-        </w:tc>
-        <w:tc>
-          <w:tcPr>
-            <w:tcW w:type="dxa" w:w="488"/>
-            <w:tcBorders>
-              <w:top w:val="single" w:sz="4" w:color="9FB3C8"/>
-              <w:left w:val="single" w:sz="4" w:color="9FB3C8"/>
-              <w:bottom w:val="single" w:sz="4" w:color="9FB3C8"/>
-              <w:right w:val="single" w:sz="4" w:color="9FB3C8"/>
-            </w:tcBorders>
-          </w:tcPr>
-          <w:p>
-            <w:pPr>
-              <w:spacing w:after="20"/>
-              <w:jc w:val="center"/>
-            </w:pPr>
-            <w:r>
-              <w:rPr>
-                <w:rFonts w:ascii="Arial" w:hAnsi="Arial" w:eastAsia="Arial"/>
-                <w:b/>
-                <w:i w:val="0"/>
-                <w:sz w:val="26"/>
-              </w:rPr>
-              <w:t>K</w:t>
-            </w:r>
-          </w:p>
-        </w:tc>
-        <w:tc>
-          <w:tcPr>
-            <w:tcW w:type="dxa" w:w="488"/>
-            <w:tcBorders>
-              <w:top w:val="single" w:sz="4" w:color="9FB3C8"/>
-              <w:left w:val="single" w:sz="4" w:color="9FB3C8"/>
-              <w:bottom w:val="single" w:sz="4" w:color="9FB3C8"/>
-              <w:right w:val="single" w:sz="4" w:color="9FB3C8"/>
-            </w:tcBorders>
-          </w:tcPr>
-          <w:p>
-            <w:pPr>
-              <w:spacing w:after="20"/>
-              <w:jc w:val="center"/>
-            </w:pPr>
-            <w:r>
-              <w:rPr>
-                <w:rFonts w:ascii="Arial" w:hAnsi="Arial" w:eastAsia="Arial"/>
-                <w:b/>
-                <w:i w:val="0"/>
-                <w:sz w:val="26"/>
-              </w:rPr>
-              <w:t>O</w:t>
-            </w:r>
-          </w:p>
-        </w:tc>
-        <w:tc>
-          <w:tcPr>
-            <w:tcW w:type="dxa" w:w="488"/>
-            <w:tcBorders>
-              <w:top w:val="single" w:sz="4" w:color="9FB3C8"/>
-              <w:left w:val="single" w:sz="4" w:color="9FB3C8"/>
-              <w:bottom w:val="single" w:sz="4" w:color="9FB3C8"/>
-              <w:right w:val="single" w:sz="4" w:color="9FB3C8"/>
-            </w:tcBorders>
-          </w:tcPr>
-          <w:p>
-            <w:pPr>
-              <w:spacing w:after="20"/>
-              <w:jc w:val="center"/>
-            </w:pPr>
-            <w:r>
-              <w:rPr>
-                <w:rFonts w:ascii="Arial" w:hAnsi="Arial" w:eastAsia="Arial"/>
-                <w:b/>
-                <w:i w:val="0"/>
-                <w:sz w:val="26"/>
-              </w:rPr>
-              <w:t>E</w:t>
-            </w:r>
-          </w:p>
-        </w:tc>
-        <w:tc>
-          <w:tcPr>
-            <w:tcW w:type="dxa" w:w="488"/>
-            <w:tcBorders>
-              <w:top w:val="single" w:sz="4" w:color="9FB3C8"/>
-              <w:left w:val="single" w:sz="4" w:color="9FB3C8"/>
-              <w:bottom w:val="single" w:sz="4" w:color="9FB3C8"/>
-              <w:right w:val="single" w:sz="4" w:color="9FB3C8"/>
-            </w:tcBorders>
-          </w:tcPr>
-          <w:p>
-            <w:pPr>
-              <w:spacing w:after="20"/>
-              <w:jc w:val="center"/>
-            </w:pPr>
-            <w:r>
-              <w:rPr>
-                <w:rFonts w:ascii="Arial" w:hAnsi="Arial" w:eastAsia="Arial"/>
-                <w:b/>
-                <w:i w:val="0"/>
-                <w:sz w:val="26"/>
-              </w:rPr>
-              <w:t>P</w:t>
-            </w:r>
-          </w:p>
-        </w:tc>
-        <w:tc>
-          <w:tcPr>
-            <w:tcW w:type="dxa" w:w="488"/>
-            <w:tcBorders>
-              <w:top w:val="single" w:sz="4" w:color="9FB3C8"/>
-              <w:left w:val="single" w:sz="4" w:color="9FB3C8"/>
-              <w:bottom w:val="single" w:sz="4" w:color="9FB3C8"/>
-              <w:right w:val="single" w:sz="4" w:color="9FB3C8"/>
-            </w:tcBorders>
-          </w:tcPr>
-          <w:p>
-            <w:pPr>
-              <w:spacing w:after="20"/>
-              <w:jc w:val="center"/>
-            </w:pPr>
-            <w:r>
-              <w:rPr>
-                <w:rFonts w:ascii="Arial" w:hAnsi="Arial" w:eastAsia="Arial"/>
-                <w:b/>
-                <w:i w:val="0"/>
-                <w:sz w:val="26"/>
-              </w:rPr>
-              <w:t>U</w:t>
-            </w:r>
-          </w:p>
-        </w:tc>
-        <w:tc>
-          <w:tcPr>
-            <w:tcW w:type="dxa" w:w="488"/>
-            <w:tcBorders>
-              <w:top w:val="single" w:sz="4" w:color="9FB3C8"/>
-              <w:left w:val="single" w:sz="4" w:color="9FB3C8"/>
-              <w:bottom w:val="single" w:sz="4" w:color="9FB3C8"/>
-              <w:right w:val="single" w:sz="4" w:color="9FB3C8"/>
-            </w:tcBorders>
-          </w:tcPr>
-          <w:p>
-            <w:pPr>
-              <w:spacing w:after="20"/>
-              <w:jc w:val="center"/>
-            </w:pPr>
-            <w:r>
-              <w:rPr>
-                <w:rFonts w:ascii="Arial" w:hAnsi="Arial" w:eastAsia="Arial"/>
-                <w:b/>
-                <w:i w:val="0"/>
-                <w:sz w:val="26"/>
-              </w:rPr>
-              <w:t>F</w:t>
-            </w:r>
-          </w:p>
-        </w:tc>
-        <w:tc>
-          <w:tcPr>
-            <w:tcW w:type="dxa" w:w="488"/>
-            <w:tcBorders>
-              <w:top w:val="single" w:sz="4" w:color="9FB3C8"/>
-              <w:left w:val="single" w:sz="4" w:color="9FB3C8"/>
-              <w:bottom w:val="single" w:sz="4" w:color="9FB3C8"/>
-              <w:right w:val="single" w:sz="4" w:color="9FB3C8"/>
-            </w:tcBorders>
-          </w:tcPr>
-          <w:p>
-            <w:pPr>
-              <w:spacing w:after="20"/>
-              <w:jc w:val="center"/>
-            </w:pPr>
-            <w:r>
-              <w:rPr>
-                <w:rFonts w:ascii="Arial" w:hAnsi="Arial" w:eastAsia="Arial"/>
-                <w:b/>
-                <w:i w:val="0"/>
-                <w:sz w:val="26"/>
-              </w:rPr>
-              <w:t>X</w:t>
-            </w:r>
-          </w:p>
-        </w:tc>
-        <w:tc>
-          <w:tcPr>
-            <w:tcW w:type="dxa" w:w="488"/>
-            <w:tcBorders>
-              <w:top w:val="single" w:sz="4" w:color="9FB3C8"/>
-              <w:left w:val="single" w:sz="4" w:color="9FB3C8"/>
-              <w:bottom w:val="single" w:sz="4" w:color="9FB3C8"/>
-              <w:right w:val="single" w:sz="4" w:color="9FB3C8"/>
-            </w:tcBorders>
-          </w:tcPr>
-          <w:p>
-            <w:pPr>
-              <w:spacing w:after="20"/>
-              <w:jc w:val="center"/>
-            </w:pPr>
-            <w:r>
-              <w:rPr>
-                <w:rFonts w:ascii="Arial" w:hAnsi="Arial" w:eastAsia="Arial"/>
-                <w:b/>
-                <w:i w:val="0"/>
-                <w:sz w:val="26"/>
-              </w:rPr>
-              <w:t>U</w:t>
-            </w:r>
-          </w:p>
-        </w:tc>
-        <w:tc>
-          <w:tcPr>
-            <w:tcW w:type="dxa" w:w="488"/>
-            <w:tcBorders>
-              <w:top w:val="single" w:sz="4" w:color="9FB3C8"/>
-              <w:left w:val="single" w:sz="4" w:color="9FB3C8"/>
-              <w:bottom w:val="single" w:sz="4" w:color="9FB3C8"/>
-              <w:right w:val="single" w:sz="4" w:color="9FB3C8"/>
-            </w:tcBorders>
-          </w:tcPr>
-          <w:p>
-            <w:pPr>
-              <w:spacing w:after="20"/>
-              <w:jc w:val="center"/>
-            </w:pPr>
-            <w:r>
-              <w:rPr>
-                <w:rFonts w:ascii="Arial" w:hAnsi="Arial" w:eastAsia="Arial"/>
-                <w:b/>
-                <w:i w:val="0"/>
-                <w:sz w:val="26"/>
-              </w:rPr>
-              <w:t>S</w:t>
-            </w:r>
-          </w:p>
-        </w:tc>
-        <w:tc>
-          <w:tcPr>
-            <w:tcW w:type="dxa" w:w="488"/>
-            <w:tcBorders>
-              <w:top w:val="single" w:sz="4" w:color="9FB3C8"/>
-              <w:left w:val="single" w:sz="4" w:color="9FB3C8"/>
-              <w:bottom w:val="single" w:sz="4" w:color="9FB3C8"/>
-              <w:right w:val="single" w:sz="4" w:color="9FB3C8"/>
-            </w:tcBorders>
-          </w:tcPr>
-          <w:p>
-            <w:pPr>
-              <w:spacing w:after="20"/>
-              <w:jc w:val="center"/>
-            </w:pPr>
-            <w:r>
-              <w:rPr>
-                <w:rFonts w:ascii="Arial" w:hAnsi="Arial" w:eastAsia="Arial"/>
-                <w:b/>
-                <w:i w:val="0"/>
-                <w:sz w:val="26"/>
-              </w:rPr>
-              <w:t>R</w:t>
-            </w:r>
-          </w:p>
-        </w:tc>
-        <w:tc>
-          <w:tcPr>
-            <w:tcW w:type="dxa" w:w="488"/>
-            <w:tcBorders>
-              <w:top w:val="single" w:sz="4" w:color="9FB3C8"/>
-              <w:left w:val="single" w:sz="4" w:color="9FB3C8"/>
-              <w:bottom w:val="single" w:sz="4" w:color="9FB3C8"/>
-              <w:right w:val="single" w:sz="4" w:color="9FB3C8"/>
-            </w:tcBorders>
-          </w:tcPr>
-          <w:p>
-            <w:pPr>
-              <w:spacing w:after="20"/>
-              <w:jc w:val="center"/>
-            </w:pPr>
-            <w:r>
-              <w:rPr>
-                <w:rFonts w:ascii="Arial" w:hAnsi="Arial" w:eastAsia="Arial"/>
-                <w:b/>
-                <w:i w:val="0"/>
-                <w:sz w:val="26"/>
-              </w:rPr>
-              <w:t>L</w:t>
-            </w:r>
-          </w:p>
-        </w:tc>
-      </w:tr>
-      <w:tr>
-        <w:trPr>
-          <w:trHeight w:val="488"/>
-        </w:trPr>
-        <w:tc>
-          <w:tcPr>
-            <w:tcW w:type="dxa" w:w="488"/>
-            <w:tcBorders>
-              <w:top w:val="single" w:sz="4" w:color="9FB3C8"/>
-              <w:left w:val="single" w:sz="4" w:color="9FB3C8"/>
-              <w:bottom w:val="single" w:sz="4" w:color="9FB3C8"/>
-              <w:right w:val="single" w:sz="4" w:color="9FB3C8"/>
-            </w:tcBorders>
-          </w:tcPr>
-          <w:p>
-            <w:pPr>
-              <w:spacing w:after="20"/>
-              <w:jc w:val="center"/>
-            </w:pPr>
-            <w:r>
-              <w:rPr>
-                <w:rFonts w:ascii="Arial" w:hAnsi="Arial" w:eastAsia="Arial"/>
-                <w:b/>
-                <w:i w:val="0"/>
-                <w:sz w:val="26"/>
-              </w:rPr>
-              <w:t>U</w:t>
-            </w:r>
-          </w:p>
-        </w:tc>
-        <w:tc>
-          <w:tcPr>
-            <w:tcW w:type="dxa" w:w="488"/>
-            <w:tcBorders>
-              <w:top w:val="single" w:sz="4" w:color="9FB3C8"/>
-              <w:left w:val="single" w:sz="4" w:color="9FB3C8"/>
-              <w:bottom w:val="single" w:sz="4" w:color="9FB3C8"/>
-              <w:right w:val="single" w:sz="4" w:color="9FB3C8"/>
-            </w:tcBorders>
-          </w:tcPr>
-          <w:p>
-            <w:pPr>
-              <w:spacing w:after="20"/>
-              <w:jc w:val="center"/>
-            </w:pPr>
-            <w:r>
-              <w:rPr>
-                <w:rFonts w:ascii="Arial" w:hAnsi="Arial" w:eastAsia="Arial"/>
-                <w:b/>
-                <w:i w:val="0"/>
-                <w:sz w:val="26"/>
-              </w:rPr>
-              <w:t>D</w:t>
-            </w:r>
-          </w:p>
-        </w:tc>
-        <w:tc>
-          <w:tcPr>
-            <w:tcW w:type="dxa" w:w="488"/>
-            <w:tcBorders>
-              <w:top w:val="single" w:sz="4" w:color="9FB3C8"/>
-              <w:left w:val="single" w:sz="4" w:color="9FB3C8"/>
-              <w:bottom w:val="single" w:sz="4" w:color="9FB3C8"/>
-              <w:right w:val="single" w:sz="4" w:color="9FB3C8"/>
-            </w:tcBorders>
-          </w:tcPr>
-          <w:p>
-            <w:pPr>
-              <w:spacing w:after="20"/>
-              <w:jc w:val="center"/>
-            </w:pPr>
-            <w:r>
-              <w:rPr>
-                <w:rFonts w:ascii="Arial" w:hAnsi="Arial" w:eastAsia="Arial"/>
-                <w:b/>
-                <w:i w:val="0"/>
-                <w:sz w:val="26"/>
-              </w:rPr>
-              <w:t>R</w:t>
-            </w:r>
-          </w:p>
-        </w:tc>
-        <w:tc>
-          <w:tcPr>
-            <w:tcW w:type="dxa" w:w="488"/>
-            <w:tcBorders>
-              <w:top w:val="single" w:sz="4" w:color="9FB3C8"/>
-              <w:left w:val="single" w:sz="4" w:color="9FB3C8"/>
-              <w:bottom w:val="single" w:sz="4" w:color="9FB3C8"/>
-              <w:right w:val="single" w:sz="4" w:color="9FB3C8"/>
-            </w:tcBorders>
-          </w:tcPr>
-          <w:p>
-            <w:pPr>
-              <w:spacing w:after="20"/>
-              <w:jc w:val="center"/>
-            </w:pPr>
-            <w:r>
-              <w:rPr>
-                <w:rFonts w:ascii="Arial" w:hAnsi="Arial" w:eastAsia="Arial"/>
-                <w:b/>
-                <w:i w:val="0"/>
-                <w:sz w:val="26"/>
-              </w:rPr>
-              <w:t>I</w:t>
-            </w:r>
-          </w:p>
-        </w:tc>
-        <w:tc>
-          <w:tcPr>
-            <w:tcW w:type="dxa" w:w="488"/>
-            <w:tcBorders>
-              <w:top w:val="single" w:sz="4" w:color="9FB3C8"/>
-              <w:left w:val="single" w:sz="4" w:color="9FB3C8"/>
-              <w:bottom w:val="single" w:sz="4" w:color="9FB3C8"/>
-              <w:right w:val="single" w:sz="4" w:color="9FB3C8"/>
-            </w:tcBorders>
-          </w:tcPr>
-          <w:p>
-            <w:pPr>
-              <w:spacing w:after="20"/>
-              <w:jc w:val="center"/>
-            </w:pPr>
-            <w:r>
-              <w:rPr>
-                <w:rFonts w:ascii="Arial" w:hAnsi="Arial" w:eastAsia="Arial"/>
-                <w:b/>
-                <w:i w:val="0"/>
-                <w:sz w:val="26"/>
-              </w:rPr>
-              <w:t>Y</w:t>
-            </w:r>
-          </w:p>
-        </w:tc>
-        <w:tc>
-          <w:tcPr>
-            <w:tcW w:type="dxa" w:w="488"/>
-            <w:tcBorders>
-              <w:top w:val="single" w:sz="4" w:color="9FB3C8"/>
-              <w:left w:val="single" w:sz="4" w:color="9FB3C8"/>
-              <w:bottom w:val="single" w:sz="4" w:color="9FB3C8"/>
-              <w:right w:val="single" w:sz="4" w:color="9FB3C8"/>
-            </w:tcBorders>
-          </w:tcPr>
-          <w:p>
-            <w:pPr>
-              <w:spacing w:after="20"/>
-              <w:jc w:val="center"/>
-            </w:pPr>
-            <w:r>
-              <w:rPr>
-                <w:rFonts w:ascii="Arial" w:hAnsi="Arial" w:eastAsia="Arial"/>
-                <w:b/>
-                <w:i w:val="0"/>
-                <w:sz w:val="26"/>
-              </w:rPr>
-              <w:t>J</w:t>
-            </w:r>
-          </w:p>
-        </w:tc>
-        <w:tc>
-          <w:tcPr>
-            <w:tcW w:type="dxa" w:w="488"/>
-            <w:tcBorders>
-              <w:top w:val="single" w:sz="4" w:color="9FB3C8"/>
-              <w:left w:val="single" w:sz="4" w:color="9FB3C8"/>
-              <w:bottom w:val="single" w:sz="4" w:color="9FB3C8"/>
-              <w:right w:val="single" w:sz="4" w:color="9FB3C8"/>
-            </w:tcBorders>
-          </w:tcPr>
-          <w:p>
-            <w:pPr>
-              <w:spacing w:after="20"/>
-              <w:jc w:val="center"/>
-            </w:pPr>
-            <w:r>
-              <w:rPr>
-                <w:rFonts w:ascii="Arial" w:hAnsi="Arial" w:eastAsia="Arial"/>
-                <w:b/>
-                <w:i w:val="0"/>
-                <w:sz w:val="26"/>
-              </w:rPr>
-              <w:t>Q</w:t>
-            </w:r>
-          </w:p>
-        </w:tc>
-        <w:tc>
-          <w:tcPr>
-            <w:tcW w:type="dxa" w:w="488"/>
-            <w:tcBorders>
-              <w:top w:val="single" w:sz="4" w:color="9FB3C8"/>
-              <w:left w:val="single" w:sz="4" w:color="9FB3C8"/>
-              <w:bottom w:val="single" w:sz="4" w:color="9FB3C8"/>
-              <w:right w:val="single" w:sz="4" w:color="9FB3C8"/>
-            </w:tcBorders>
-          </w:tcPr>
-          <w:p>
-            <w:pPr>
-              <w:spacing w:after="20"/>
-              <w:jc w:val="center"/>
-            </w:pPr>
-            <w:r>
-              <w:rPr>
-                <w:rFonts w:ascii="Arial" w:hAnsi="Arial" w:eastAsia="Arial"/>
-                <w:b/>
-                <w:i w:val="0"/>
-                <w:sz w:val="26"/>
-              </w:rPr>
-              <w:t>Z</w:t>
-            </w:r>
-          </w:p>
-        </w:tc>
-        <w:tc>
-          <w:tcPr>
-            <w:tcW w:type="dxa" w:w="488"/>
-            <w:tcBorders>
-              <w:top w:val="single" w:sz="4" w:color="9FB3C8"/>
-              <w:left w:val="single" w:sz="4" w:color="9FB3C8"/>
-              <w:bottom w:val="single" w:sz="4" w:color="9FB3C8"/>
-              <w:right w:val="single" w:sz="4" w:color="9FB3C8"/>
-            </w:tcBorders>
-          </w:tcPr>
-          <w:p>
-            <w:pPr>
-              <w:spacing w:after="20"/>
-              <w:jc w:val="center"/>
-            </w:pPr>
-            <w:r>
-              <w:rPr>
-                <w:rFonts w:ascii="Arial" w:hAnsi="Arial" w:eastAsia="Arial"/>
-                <w:b/>
-                <w:i w:val="0"/>
-                <w:sz w:val="26"/>
-              </w:rPr>
-              <w:t>V</w:t>
-            </w:r>
-          </w:p>
-        </w:tc>
-        <w:tc>
-          <w:tcPr>
-            <w:tcW w:type="dxa" w:w="488"/>
-            <w:tcBorders>
-              <w:top w:val="single" w:sz="4" w:color="9FB3C8"/>
-              <w:left w:val="single" w:sz="4" w:color="9FB3C8"/>
-              <w:bottom w:val="single" w:sz="4" w:color="9FB3C8"/>
-              <w:right w:val="single" w:sz="4" w:color="9FB3C8"/>
-            </w:tcBorders>
-          </w:tcPr>
-          <w:p>
-            <w:pPr>
-              <w:spacing w:after="20"/>
-              <w:jc w:val="center"/>
-            </w:pPr>
-            <w:r>
-              <w:rPr>
-                <w:rFonts w:ascii="Arial" w:hAnsi="Arial" w:eastAsia="Arial"/>
-                <w:b/>
-                <w:i w:val="0"/>
-                <w:sz w:val="26"/>
-              </w:rPr>
-              <w:t>V</w:t>
-            </w:r>
-          </w:p>
-        </w:tc>
-        <w:tc>
-          <w:tcPr>
-            <w:tcW w:type="dxa" w:w="488"/>
-            <w:tcBorders>
-              <w:top w:val="single" w:sz="4" w:color="9FB3C8"/>
-              <w:left w:val="single" w:sz="4" w:color="9FB3C8"/>
-              <w:bottom w:val="single" w:sz="4" w:color="9FB3C8"/>
-              <w:right w:val="single" w:sz="4" w:color="9FB3C8"/>
-            </w:tcBorders>
-          </w:tcPr>
-          <w:p>
-            <w:pPr>
-              <w:spacing w:after="20"/>
-              <w:jc w:val="center"/>
-            </w:pPr>
-            <w:r>
-              <w:rPr>
-                <w:rFonts w:ascii="Arial" w:hAnsi="Arial" w:eastAsia="Arial"/>
-                <w:b/>
-                <w:i w:val="0"/>
-                <w:sz w:val="26"/>
-              </w:rPr>
-              <w:t>G</w:t>
-            </w:r>
-          </w:p>
-        </w:tc>
-        <w:tc>
-          <w:tcPr>
-            <w:tcW w:type="dxa" w:w="488"/>
-            <w:tcBorders>
-              <w:top w:val="single" w:sz="4" w:color="9FB3C8"/>
-              <w:left w:val="single" w:sz="4" w:color="9FB3C8"/>
-              <w:bottom w:val="single" w:sz="4" w:color="9FB3C8"/>
-              <w:right w:val="single" w:sz="4" w:color="9FB3C8"/>
-            </w:tcBorders>
-          </w:tcPr>
-          <w:p>
-            <w:pPr>
-              <w:spacing w:after="20"/>
-              <w:jc w:val="center"/>
-            </w:pPr>
-            <w:r>
-              <w:rPr>
-                <w:rFonts w:ascii="Arial" w:hAnsi="Arial" w:eastAsia="Arial"/>
-                <w:b/>
-                <w:i w:val="0"/>
-                <w:sz w:val="26"/>
-              </w:rPr>
-              <w:t>V</w:t>
             </w:r>
           </w:p>
         </w:tc>
@@ -6084,7 +6084,7 @@
                 <w:i w:val="0"/>
                 <w:sz w:val="21"/>
               </w:rPr>
-              <w:t>sea</w:t>
+              <w:t>ocean</w:t>
             </w:r>
           </w:p>
         </w:tc>
@@ -6245,7 +6245,7 @@
                 <w:i w:val="0"/>
                 <w:sz w:val="21"/>
               </w:rPr>
-              <w:t>chips</w:t>
+              <w:t>fries</w:t>
             </w:r>
           </w:p>
         </w:tc>
@@ -6328,7 +6328,7 @@
                 <w:i w:val="0"/>
                 <w:sz w:val="21"/>
               </w:rPr>
-              <w:t>chips</w:t>
+              <w:t>fries</w:t>
             </w:r>
           </w:p>
         </w:tc>
